--- a/docs/database/OrderCore_Modelagem_Banco_Backend.docx
+++ b/docs/database/OrderCore_Modelagem_Banco_Backend.docx
@@ -1290,6 +1290,767 @@
         <w:spacing w:after="40"/>
       </w:pPr>
       <w:r>
+        <w:t xml:space="preserve">created_at, updated_at</w:t>
+      </w:r>
+    </w:p>
+    <w:p>
+      <w:pPr>
+        <w:spacing w:after="80"/>
+      </w:pPr>
+      <w:r>
+        <w:rPr>
+          <w:b/>
+          <w:bCs/>
+        </w:rPr>
+        <w:t xml:space="preserve">Relacionamentos: </w:t>
+      </w:r>
+      <w:r>
+        <w:t xml:space="preserve">Muitos-para-um com CUSTOMERS. Referenciado opcionalmente por PAYMENTS.customer_payment_method_id.</w:t>
+      </w:r>
+    </w:p>
+    <w:p>
+      <w:pPr>
+        <w:spacing w:after="80"/>
+      </w:pPr>
+      <w:r>
+        <w:rPr>
+          <w:b/>
+          <w:bCs/>
+        </w:rPr>
+        <w:t xml:space="preserve">Por que foi modelado assim: </w:t>
+      </w:r>
+      <w:r>
+        <w:t xml:space="preserve">Apenas token/referência do provedor é armazenado (PCI-compliant), coerente com IPaymentProvider já definido em Payments.Domain.Repositories, que abstrai o provedor externo.</w:t>
+      </w:r>
+    </w:p>
+    <w:p>
+      <w:pPr>
+        <w:spacing w:after="40"/>
+      </w:pPr>
+      <w:r>
+        <w:rPr>
+          <w:b/>
+          <w:bCs/>
+        </w:rPr>
+        <w:t xml:space="preserve">Exemplos de uso (front-end / backend):</w:t>
+      </w:r>
+    </w:p>
+    <w:p>
+      <w:pPr>
+        <w:pStyle w:val="ListParagraph"/>
+        <w:numPr>
+          <w:ilvl w:val="0"/>
+          <w:numId w:val="1"/>
+        </w:numPr>
+        <w:spacing w:after="40"/>
+      </w:pPr>
+      <w:r>
+        <w:t xml:space="preserve">Tela "Meus cartões" para o cliente gerenciar métodos salvos.</w:t>
+      </w:r>
+    </w:p>
+    <w:p>
+      <w:pPr>
+        <w:pStyle w:val="ListParagraph"/>
+        <w:numPr>
+          <w:ilvl w:val="0"/>
+          <w:numId w:val="1"/>
+        </w:numPr>
+        <w:spacing w:after="40"/>
+      </w:pPr>
+      <w:r>
+        <w:t xml:space="preserve">Checkout de 1 clique reaproveitando um cartão salvo.</w:t>
+      </w:r>
+    </w:p>
+    <w:p>
+      <w:pPr>
+        <w:pStyle w:val="ListParagraph"/>
+        <w:numPr>
+          <w:ilvl w:val="0"/>
+          <w:numId w:val="1"/>
+        </w:numPr>
+        <w:spacing w:after="40"/>
+      </w:pPr>
+      <w:r>
+        <w:t xml:space="preserve">Exibir "Visa final 4242" sem nunca expor o número completo.</w:t>
+      </w:r>
+    </w:p>
+    <w:p>
+      <w:pPr>
+        <w:spacing w:after="120"/>
+      </w:pPr>
+    </w:p>
+    <w:p>
+      <w:pPr>
+        <w:pStyle w:val="Heading1"/>
+      </w:pPr>
+      <w:r>
+        <w:t xml:space="preserve">5. Entidades de catálogo e estoque</w:t>
+      </w:r>
+    </w:p>
+    <w:p>
+      <w:pPr>
+        <w:pStyle w:val="Heading3"/>
+      </w:pPr>
+      <w:r>
+        <w:t xml:space="preserve">5.1 CATEGORIES</w:t>
+      </w:r>
+    </w:p>
+    <w:p>
+      <w:pPr>
+        <w:spacing w:after="80"/>
+      </w:pPr>
+      <w:r>
+        <w:rPr>
+          <w:b/>
+          <w:bCs/>
+        </w:rPr>
+        <w:t xml:space="preserve">Finalidade: </w:t>
+      </w:r>
+      <w:r>
+        <w:t xml:space="preserve">Organiza os produtos em categorias navegáveis (com suporte a subcategorias), essencial para menus e filtros no front-end.</w:t>
+      </w:r>
+    </w:p>
+    <w:p>
+      <w:pPr>
+        <w:spacing w:after="80"/>
+      </w:pPr>
+      <w:r>
+        <w:rPr>
+          <w:b/>
+          <w:bCs/>
+        </w:rPr>
+        <w:t xml:space="preserve">Campos principais: </w:t>
+      </w:r>
+    </w:p>
+    <w:p>
+      <w:pPr>
+        <w:pStyle w:val="ListParagraph"/>
+        <w:numPr>
+          <w:ilvl w:val="0"/>
+          <w:numId w:val="1"/>
+        </w:numPr>
+        <w:spacing w:after="40"/>
+      </w:pPr>
+      <w:r>
+        <w:t xml:space="preserve">id (uuid, pk)</w:t>
+      </w:r>
+    </w:p>
+    <w:p>
+      <w:pPr>
+        <w:pStyle w:val="ListParagraph"/>
+        <w:numPr>
+          <w:ilvl w:val="0"/>
+          <w:numId w:val="1"/>
+        </w:numPr>
+        <w:spacing w:after="40"/>
+      </w:pPr>
+      <w:r>
+        <w:t xml:space="preserve">name, slug (único)</w:t>
+      </w:r>
+    </w:p>
+    <w:p>
+      <w:pPr>
+        <w:pStyle w:val="ListParagraph"/>
+        <w:numPr>
+          <w:ilvl w:val="0"/>
+          <w:numId w:val="1"/>
+        </w:numPr>
+        <w:spacing w:after="40"/>
+      </w:pPr>
+      <w:r>
+        <w:t xml:space="preserve">parent_category_id (fk → CATEGORIES, nullable, autorrelacionamento)</w:t>
+      </w:r>
+    </w:p>
+    <w:p>
+      <w:pPr>
+        <w:pStyle w:val="ListParagraph"/>
+        <w:numPr>
+          <w:ilvl w:val="0"/>
+          <w:numId w:val="1"/>
+        </w:numPr>
+        <w:spacing w:after="40"/>
+      </w:pPr>
+      <w:r>
+        <w:t xml:space="preserve">description</w:t>
+      </w:r>
+    </w:p>
+    <w:p>
+      <w:pPr>
+        <w:pStyle w:val="ListParagraph"/>
+        <w:numPr>
+          <w:ilvl w:val="0"/>
+          <w:numId w:val="1"/>
+        </w:numPr>
+        <w:spacing w:after="40"/>
+      </w:pPr>
+      <w:r>
+        <w:t xml:space="preserve">display_order (int)</w:t>
+      </w:r>
+    </w:p>
+    <w:p>
+      <w:pPr>
+        <w:pStyle w:val="ListParagraph"/>
+        <w:numPr>
+          <w:ilvl w:val="0"/>
+          <w:numId w:val="1"/>
+        </w:numPr>
+        <w:spacing w:after="40"/>
+      </w:pPr>
+      <w:r>
+        <w:t xml:space="preserve">active (bool)</w:t>
+      </w:r>
+    </w:p>
+    <w:p>
+      <w:pPr>
+        <w:pStyle w:val="ListParagraph"/>
+        <w:numPr>
+          <w:ilvl w:val="0"/>
+          <w:numId w:val="1"/>
+        </w:numPr>
+        <w:spacing w:after="40"/>
+      </w:pPr>
+      <w:r>
+        <w:t xml:space="preserve">created_at, updated_at</w:t>
+      </w:r>
+    </w:p>
+    <w:p>
+      <w:pPr>
+        <w:spacing w:after="80"/>
+      </w:pPr>
+      <w:r>
+        <w:rPr>
+          <w:b/>
+          <w:bCs/>
+        </w:rPr>
+        <w:t xml:space="preserve">Relacionamentos: </w:t>
+      </w:r>
+      <w:r>
+        <w:t xml:space="preserve">Autorrelacionamento um-para-muitos (categoria pai → subcategorias). Um-para-muitos com PRODUCTS.</w:t>
+      </w:r>
+    </w:p>
+    <w:p>
+      <w:pPr>
+        <w:spacing w:after="80"/>
+      </w:pPr>
+      <w:r>
+        <w:rPr>
+          <w:b/>
+          <w:bCs/>
+        </w:rPr>
+        <w:t xml:space="preserve">Por que foi modelado assim: </w:t>
+      </w:r>
+      <w:r>
+        <w:t xml:space="preserve">O autorrelacionamento permite árvores de categoria (ex.: Eletrônicos → Celulares) sem precisar de uma tabela separada, atendendo menus de navegação hierárquicos.</w:t>
+      </w:r>
+    </w:p>
+    <w:p>
+      <w:pPr>
+        <w:spacing w:after="40"/>
+      </w:pPr>
+      <w:r>
+        <w:rPr>
+          <w:b/>
+          <w:bCs/>
+        </w:rPr>
+        <w:t xml:space="preserve">Exemplos de uso (front-end / backend):</w:t>
+      </w:r>
+    </w:p>
+    <w:p>
+      <w:pPr>
+        <w:pStyle w:val="ListParagraph"/>
+        <w:numPr>
+          <w:ilvl w:val="0"/>
+          <w:numId w:val="1"/>
+        </w:numPr>
+        <w:spacing w:after="40"/>
+      </w:pPr>
+      <w:r>
+        <w:t xml:space="preserve">Menu de navegação do site ("Eletrônicos &gt; Celulares").</w:t>
+      </w:r>
+    </w:p>
+    <w:p>
+      <w:pPr>
+        <w:pStyle w:val="ListParagraph"/>
+        <w:numPr>
+          <w:ilvl w:val="0"/>
+          <w:numId w:val="1"/>
+        </w:numPr>
+        <w:spacing w:after="40"/>
+      </w:pPr>
+      <w:r>
+        <w:t xml:space="preserve">Filtro de busca por categoria.</w:t>
+      </w:r>
+    </w:p>
+    <w:p>
+      <w:pPr>
+        <w:pStyle w:val="ListParagraph"/>
+        <w:numPr>
+          <w:ilvl w:val="0"/>
+          <w:numId w:val="1"/>
+        </w:numPr>
+        <w:spacing w:after="40"/>
+      </w:pPr>
+      <w:r>
+        <w:t xml:space="preserve">Página de categoria listando produtos filhos.</w:t>
+      </w:r>
+    </w:p>
+    <w:p>
+      <w:pPr>
+        <w:spacing w:after="120"/>
+      </w:pPr>
+    </w:p>
+    <w:p>
+      <w:pPr>
+        <w:pStyle w:val="Heading3"/>
+      </w:pPr>
+      <w:r>
+        <w:t xml:space="preserve">5.2 PRODUCTS</w:t>
+      </w:r>
+    </w:p>
+    <w:p>
+      <w:pPr>
+        <w:spacing w:after="80"/>
+      </w:pPr>
+      <w:r>
+        <w:rPr>
+          <w:b/>
+          <w:bCs/>
+        </w:rPr>
+        <w:t xml:space="preserve">Finalidade: </w:t>
+      </w:r>
+      <w:r>
+        <w:t xml:space="preserve">Cadastro principal de produtos vendidos. Substitui e expande a entidade Product atual (Modules/Catalog/Domain/Entities/Product.cs), que hoje só tem Name e CurrentPrice.</w:t>
+      </w:r>
+    </w:p>
+    <w:p>
+      <w:pPr>
+        <w:spacing w:after="80"/>
+      </w:pPr>
+      <w:r>
+        <w:rPr>
+          <w:b/>
+          <w:bCs/>
+        </w:rPr>
+        <w:t xml:space="preserve">Campos principais: </w:t>
+      </w:r>
+    </w:p>
+    <w:p>
+      <w:pPr>
+        <w:pStyle w:val="ListParagraph"/>
+        <w:numPr>
+          <w:ilvl w:val="0"/>
+          <w:numId w:val="1"/>
+        </w:numPr>
+        <w:spacing w:after="40"/>
+      </w:pPr>
+      <w:r>
+        <w:t xml:space="preserve">id (uuid, pk)</w:t>
+      </w:r>
+    </w:p>
+    <w:p>
+      <w:pPr>
+        <w:pStyle w:val="ListParagraph"/>
+        <w:numPr>
+          <w:ilvl w:val="0"/>
+          <w:numId w:val="1"/>
+        </w:numPr>
+        <w:spacing w:after="40"/>
+      </w:pPr>
+      <w:r>
+        <w:t xml:space="preserve">sku (único)</w:t>
+      </w:r>
+    </w:p>
+    <w:p>
+      <w:pPr>
+        <w:pStyle w:val="ListParagraph"/>
+        <w:numPr>
+          <w:ilvl w:val="0"/>
+          <w:numId w:val="1"/>
+        </w:numPr>
+        <w:spacing w:after="40"/>
+      </w:pPr>
+      <w:r>
+        <w:t xml:space="preserve">name, slug (único)</w:t>
+      </w:r>
+    </w:p>
+    <w:p>
+      <w:pPr>
+        <w:pStyle w:val="ListParagraph"/>
+        <w:numPr>
+          <w:ilvl w:val="0"/>
+          <w:numId w:val="1"/>
+        </w:numPr>
+        <w:spacing w:after="40"/>
+      </w:pPr>
+      <w:r>
+        <w:t xml:space="preserve">short_description, description</w:t>
+      </w:r>
+    </w:p>
+    <w:p>
+      <w:pPr>
+        <w:pStyle w:val="ListParagraph"/>
+        <w:numPr>
+          <w:ilvl w:val="0"/>
+          <w:numId w:val="1"/>
+        </w:numPr>
+        <w:spacing w:after="40"/>
+      </w:pPr>
+      <w:r>
+        <w:t xml:space="preserve">category_id (fk → CATEGORIES)</w:t>
+      </w:r>
+    </w:p>
+    <w:p>
+      <w:pPr>
+        <w:pStyle w:val="ListParagraph"/>
+        <w:numPr>
+          <w:ilvl w:val="0"/>
+          <w:numId w:val="1"/>
+        </w:numPr>
+        <w:spacing w:after="40"/>
+      </w:pPr>
+      <w:r>
+        <w:t xml:space="preserve">brand</w:t>
+      </w:r>
+    </w:p>
+    <w:p>
+      <w:pPr>
+        <w:pStyle w:val="ListParagraph"/>
+        <w:numPr>
+          <w:ilvl w:val="0"/>
+          <w:numId w:val="1"/>
+        </w:numPr>
+        <w:spacing w:after="40"/>
+      </w:pPr>
+      <w:r>
+        <w:t xml:space="preserve">current_price, compare_at_price (preço "de/por", nullable)</w:t>
+      </w:r>
+    </w:p>
+    <w:p>
+      <w:pPr>
+        <w:pStyle w:val="ListParagraph"/>
+        <w:numPr>
+          <w:ilvl w:val="0"/>
+          <w:numId w:val="1"/>
+        </w:numPr>
+        <w:spacing w:after="40"/>
+      </w:pPr>
+      <w:r>
+        <w:t xml:space="preserve">currency</w:t>
+      </w:r>
+    </w:p>
+    <w:p>
+      <w:pPr>
+        <w:pStyle w:val="ListParagraph"/>
+        <w:numPr>
+          <w:ilvl w:val="0"/>
+          <w:numId w:val="1"/>
+        </w:numPr>
+        <w:spacing w:after="40"/>
+      </w:pPr>
+      <w:r>
+        <w:t xml:space="preserve">weight_grams, height_cm, width_cm, depth_cm (para cálculo de frete)</w:t>
+      </w:r>
+    </w:p>
+    <w:p>
+      <w:pPr>
+        <w:pStyle w:val="ListParagraph"/>
+        <w:numPr>
+          <w:ilvl w:val="0"/>
+          <w:numId w:val="1"/>
+        </w:numPr>
+        <w:spacing w:after="40"/>
+      </w:pPr>
+      <w:r>
+        <w:t xml:space="preserve">status (Draft, Active, Discontinued)</w:t>
+      </w:r>
+    </w:p>
+    <w:p>
+      <w:pPr>
+        <w:pStyle w:val="ListParagraph"/>
+        <w:numPr>
+          <w:ilvl w:val="0"/>
+          <w:numId w:val="1"/>
+        </w:numPr>
+        <w:spacing w:after="40"/>
+      </w:pPr>
+      <w:r>
+        <w:t xml:space="preserve">active (bool)</w:t>
+      </w:r>
+    </w:p>
+    <w:p>
+      <w:pPr>
+        <w:pStyle w:val="ListParagraph"/>
+        <w:numPr>
+          <w:ilvl w:val="0"/>
+          <w:numId w:val="1"/>
+        </w:numPr>
+        <w:spacing w:after="40"/>
+      </w:pPr>
+      <w:r>
+        <w:t xml:space="preserve">published_at (timestamptz, nullable — preenchido quando status passa a Active)</w:t>
+      </w:r>
+    </w:p>
+    <w:p>
+      <w:pPr>
+        <w:pStyle w:val="ListParagraph"/>
+        <w:numPr>
+          <w:ilvl w:val="0"/>
+          <w:numId w:val="1"/>
+        </w:numPr>
+        <w:spacing w:after="40"/>
+      </w:pPr>
+      <w:r>
+        <w:t xml:space="preserve">created_at, updated_at</w:t>
+      </w:r>
+    </w:p>
+    <w:p>
+      <w:pPr>
+        <w:pStyle w:val="ListParagraph"/>
+        <w:numPr>
+          <w:ilvl w:val="0"/>
+          <w:numId w:val="1"/>
+        </w:numPr>
+        <w:spacing w:after="40"/>
+      </w:pPr>
+      <w:r>
+        <w:t xml:space="preserve">version (int, concorrência otimista)</w:t>
+      </w:r>
+    </w:p>
+    <w:p>
+      <w:pPr>
+        <w:spacing w:after="80"/>
+      </w:pPr>
+      <w:r>
+        <w:rPr>
+          <w:b/>
+          <w:bCs/>
+        </w:rPr>
+        <w:t xml:space="preserve">Relacionamentos: </w:t>
+      </w:r>
+      <w:r>
+        <w:t xml:space="preserve">Muitos-para-um com CATEGORIES. Um-para-muitos com PRODUCT_IMAGES e PRODUCT_VARIANTS. Um-para-um com STOCK_ITEMS. Referenciado por ORDER_ITEMS e INVENTORY_RESERVATIONS via product_id.</w:t>
+      </w:r>
+    </w:p>
+    <w:p>
+      <w:pPr>
+        <w:spacing w:after="80"/>
+      </w:pPr>
+      <w:r>
+        <w:rPr>
+          <w:b/>
+          <w:bCs/>
+        </w:rPr>
+        <w:t xml:space="preserve">Por que foi modelado assim: </w:t>
+      </w:r>
+      <w:r>
+        <w:t xml:space="preserve">Um produto "cru" (apenas nome e preço) não sustenta vitrine, busca, SEO (slug) nem cálculo de frete; os campos adicionais são o mínimo para uma página de produto e um catálogo pesquisável. published_at existe separado de created_at porque um produto pode ser cadastrado bem antes de ser publicado (rascunho revisado por dias antes do lançamento).</w:t>
+      </w:r>
+    </w:p>
+    <w:p>
+      <w:pPr>
+        <w:spacing w:after="40"/>
+      </w:pPr>
+      <w:r>
+        <w:rPr>
+          <w:b/>
+          <w:bCs/>
+        </w:rPr>
+        <w:t xml:space="preserve">Exemplos de uso (front-end / backend):</w:t>
+      </w:r>
+    </w:p>
+    <w:p>
+      <w:pPr>
+        <w:pStyle w:val="ListParagraph"/>
+        <w:numPr>
+          <w:ilvl w:val="0"/>
+          <w:numId w:val="1"/>
+        </w:numPr>
+        <w:spacing w:after="40"/>
+      </w:pPr>
+      <w:r>
+        <w:t xml:space="preserve">Página de produto (PDP) com descrição, preço "de/por" e galeria.</w:t>
+      </w:r>
+    </w:p>
+    <w:p>
+      <w:pPr>
+        <w:pStyle w:val="ListParagraph"/>
+        <w:numPr>
+          <w:ilvl w:val="0"/>
+          <w:numId w:val="1"/>
+        </w:numPr>
+        <w:spacing w:after="40"/>
+      </w:pPr>
+      <w:r>
+        <w:t xml:space="preserve">Busca e ordenação por preço, marca ou categoria.</w:t>
+      </w:r>
+    </w:p>
+    <w:p>
+      <w:pPr>
+        <w:pStyle w:val="ListParagraph"/>
+        <w:numPr>
+          <w:ilvl w:val="0"/>
+          <w:numId w:val="1"/>
+        </w:numPr>
+        <w:spacing w:after="40"/>
+      </w:pPr>
+      <w:r>
+        <w:t xml:space="preserve">Ocultar produto da vitrine com status = Draft antes do lançamento.</w:t>
+      </w:r>
+    </w:p>
+    <w:p>
+      <w:pPr>
+        <w:pStyle w:val="ListParagraph"/>
+        <w:numPr>
+          <w:ilvl w:val="0"/>
+          <w:numId w:val="1"/>
+        </w:numPr>
+        <w:spacing w:after="40"/>
+      </w:pPr>
+      <w:r>
+        <w:t xml:space="preserve">Cálculo de frete usando peso e dimensões.</w:t>
+      </w:r>
+    </w:p>
+    <w:p>
+      <w:pPr>
+        <w:pStyle w:val="ListParagraph"/>
+        <w:numPr>
+          <w:ilvl w:val="0"/>
+          <w:numId w:val="1"/>
+        </w:numPr>
+        <w:spacing w:after="40"/>
+      </w:pPr>
+      <w:r>
+        <w:t xml:space="preserve">Seção "lançamentos recentes" da vitrine, ordenando por published_at.</w:t>
+      </w:r>
+    </w:p>
+    <w:p>
+      <w:pPr>
+        <w:spacing w:after="120"/>
+      </w:pPr>
+    </w:p>
+    <w:p>
+      <w:pPr>
+        <w:pStyle w:val="Heading3"/>
+      </w:pPr>
+      <w:r>
+        <w:t xml:space="preserve">5.3 PRODUCT_IMAGES</w:t>
+      </w:r>
+    </w:p>
+    <w:p>
+      <w:pPr>
+        <w:spacing w:after="80"/>
+      </w:pPr>
+      <w:r>
+        <w:rPr>
+          <w:b/>
+          <w:bCs/>
+        </w:rPr>
+        <w:t xml:space="preserve">Finalidade: </w:t>
+      </w:r>
+      <w:r>
+        <w:t xml:space="preserve">Galeria de imagens de um produto, necessária para qualquer front-end de e-commerce.</w:t>
+      </w:r>
+    </w:p>
+    <w:p>
+      <w:pPr>
+        <w:spacing w:after="80"/>
+      </w:pPr>
+      <w:r>
+        <w:rPr>
+          <w:b/>
+          <w:bCs/>
+        </w:rPr>
+        <w:t xml:space="preserve">Campos principais: </w:t>
+      </w:r>
+    </w:p>
+    <w:p>
+      <w:pPr>
+        <w:pStyle w:val="ListParagraph"/>
+        <w:numPr>
+          <w:ilvl w:val="0"/>
+          <w:numId w:val="1"/>
+        </w:numPr>
+        <w:spacing w:after="40"/>
+      </w:pPr>
+      <w:r>
+        <w:t xml:space="preserve">id (uuid, pk)</w:t>
+      </w:r>
+    </w:p>
+    <w:p>
+      <w:pPr>
+        <w:pStyle w:val="ListParagraph"/>
+        <w:numPr>
+          <w:ilvl w:val="0"/>
+          <w:numId w:val="1"/>
+        </w:numPr>
+        <w:spacing w:after="40"/>
+      </w:pPr>
+      <w:r>
+        <w:t xml:space="preserve">product_id (fk → PRODUCTS)</w:t>
+      </w:r>
+    </w:p>
+    <w:p>
+      <w:pPr>
+        <w:pStyle w:val="ListParagraph"/>
+        <w:numPr>
+          <w:ilvl w:val="0"/>
+          <w:numId w:val="1"/>
+        </w:numPr>
+        <w:spacing w:after="40"/>
+      </w:pPr>
+      <w:r>
+        <w:t xml:space="preserve">url</w:t>
+      </w:r>
+    </w:p>
+    <w:p>
+      <w:pPr>
+        <w:pStyle w:val="ListParagraph"/>
+        <w:numPr>
+          <w:ilvl w:val="0"/>
+          <w:numId w:val="1"/>
+        </w:numPr>
+        <w:spacing w:after="40"/>
+      </w:pPr>
+      <w:r>
+        <w:t xml:space="preserve">alt_text</w:t>
+      </w:r>
+    </w:p>
+    <w:p>
+      <w:pPr>
+        <w:pStyle w:val="ListParagraph"/>
+        <w:numPr>
+          <w:ilvl w:val="0"/>
+          <w:numId w:val="1"/>
+        </w:numPr>
+        <w:spacing w:after="40"/>
+      </w:pPr>
+      <w:r>
+        <w:t xml:space="preserve">display_order (int)</w:t>
+      </w:r>
+    </w:p>
+    <w:p>
+      <w:pPr>
+        <w:pStyle w:val="ListParagraph"/>
+        <w:numPr>
+          <w:ilvl w:val="0"/>
+          <w:numId w:val="1"/>
+        </w:numPr>
+        <w:spacing w:after="40"/>
+      </w:pPr>
+      <w:r>
+        <w:t xml:space="preserve">is_primary (bool)</w:t>
+      </w:r>
+    </w:p>
+    <w:p>
+      <w:pPr>
+        <w:pStyle w:val="ListParagraph"/>
+        <w:numPr>
+          <w:ilvl w:val="0"/>
+          <w:numId w:val="1"/>
+        </w:numPr>
+        <w:spacing w:after="40"/>
+      </w:pPr>
+      <w:r>
         <w:t xml:space="preserve">created_at</w:t>
       </w:r>
     </w:p>
@@ -1305,7 +2066,7 @@
         <w:t xml:space="preserve">Relacionamentos: </w:t>
       </w:r>
       <w:r>
-        <w:t xml:space="preserve">Muitos-para-um com CUSTOMERS. Referenciado opcionalmente por PAYMENTS.customer_payment_method_id.</w:t>
+        <w:t xml:space="preserve">Muitos-para-um com PRODUCTS.</w:t>
       </w:r>
     </w:p>
     <w:p>
@@ -1320,7 +2081,7 @@
         <w:t xml:space="preserve">Por que foi modelado assim: </w:t>
       </w:r>
       <w:r>
-        <w:t xml:space="preserve">Apenas token/referência do provedor é armazenado (PCI-compliant), coerente com IPaymentProvider já definido em Payments.Domain.Repositories, que abstrai o provedor externo.</w:t>
+        <w:t xml:space="preserve">Uma URL única de imagem na própria tabela PRODUCTS não suportaria galerias nem miniaturas; uma tabela dedicada permite reordenar e marcar a imagem de capa.</w:t>
       </w:r>
     </w:p>
     <w:p>
@@ -1345,33 +2106,33 @@
         <w:spacing w:after="40"/>
       </w:pPr>
       <w:r>
-        <w:t xml:space="preserve">Tela "Meus cartões" para o cliente gerenciar métodos salvos.</w:t>
-      </w:r>
-    </w:p>
-    <w:p>
-      <w:pPr>
-        <w:pStyle w:val="ListParagraph"/>
-        <w:numPr>
-          <w:ilvl w:val="0"/>
-          <w:numId w:val="1"/>
-        </w:numPr>
-        <w:spacing w:after="40"/>
-      </w:pPr>
-      <w:r>
-        <w:t xml:space="preserve">Checkout de 1 clique reaproveitando um cartão salvo.</w:t>
-      </w:r>
-    </w:p>
-    <w:p>
-      <w:pPr>
-        <w:pStyle w:val="ListParagraph"/>
-        <w:numPr>
-          <w:ilvl w:val="0"/>
-          <w:numId w:val="1"/>
-        </w:numPr>
-        <w:spacing w:after="40"/>
-      </w:pPr>
-      <w:r>
-        <w:t xml:space="preserve">Exibir "Visa final 4242" sem nunca expor o número completo.</w:t>
+        <w:t xml:space="preserve">Miniatura do produto na listagem/vitrine (is_primary = true).</w:t>
+      </w:r>
+    </w:p>
+    <w:p>
+      <w:pPr>
+        <w:pStyle w:val="ListParagraph"/>
+        <w:numPr>
+          <w:ilvl w:val="0"/>
+          <w:numId w:val="1"/>
+        </w:numPr>
+        <w:spacing w:after="40"/>
+      </w:pPr>
+      <w:r>
+        <w:t xml:space="preserve">Galeria com zoom na página de produto.</w:t>
+      </w:r>
+    </w:p>
+    <w:p>
+      <w:pPr>
+        <w:pStyle w:val="ListParagraph"/>
+        <w:numPr>
+          <w:ilvl w:val="0"/>
+          <w:numId w:val="1"/>
+        </w:numPr>
+        <w:spacing w:after="40"/>
+      </w:pPr>
+      <w:r>
+        <w:t xml:space="preserve">Reordenar imagens no painel administrativo.</w:t>
       </w:r>
     </w:p>
     <w:p>
@@ -1381,10 +2142,672 @@
     </w:p>
     <w:p>
       <w:pPr>
+        <w:pStyle w:val="Heading3"/>
+      </w:pPr>
+      <w:r>
+        <w:t xml:space="preserve">5.4 PRODUCT_VARIANTS</w:t>
+      </w:r>
+    </w:p>
+    <w:p>
+      <w:pPr>
+        <w:spacing w:after="80"/>
+      </w:pPr>
+      <w:r>
+        <w:rPr>
+          <w:b/>
+          <w:bCs/>
+        </w:rPr>
+        <w:t xml:space="preserve">Finalidade: </w:t>
+      </w:r>
+      <w:r>
+        <w:t xml:space="preserve">Representa variações de um produto (tamanho, cor, voltagem etc.), quando aplicável. Opcional: produtos sem variação simplesmente não têm linhas aqui.</w:t>
+      </w:r>
+    </w:p>
+    <w:p>
+      <w:pPr>
+        <w:spacing w:after="80"/>
+      </w:pPr>
+      <w:r>
+        <w:rPr>
+          <w:b/>
+          <w:bCs/>
+        </w:rPr>
+        <w:t xml:space="preserve">Campos principais: </w:t>
+      </w:r>
+    </w:p>
+    <w:p>
+      <w:pPr>
+        <w:pStyle w:val="ListParagraph"/>
+        <w:numPr>
+          <w:ilvl w:val="0"/>
+          <w:numId w:val="1"/>
+        </w:numPr>
+        <w:spacing w:after="40"/>
+      </w:pPr>
+      <w:r>
+        <w:t xml:space="preserve">id (uuid, pk)</w:t>
+      </w:r>
+    </w:p>
+    <w:p>
+      <w:pPr>
+        <w:pStyle w:val="ListParagraph"/>
+        <w:numPr>
+          <w:ilvl w:val="0"/>
+          <w:numId w:val="1"/>
+        </w:numPr>
+        <w:spacing w:after="40"/>
+      </w:pPr>
+      <w:r>
+        <w:t xml:space="preserve">product_id (fk → PRODUCTS)</w:t>
+      </w:r>
+    </w:p>
+    <w:p>
+      <w:pPr>
+        <w:pStyle w:val="ListParagraph"/>
+        <w:numPr>
+          <w:ilvl w:val="0"/>
+          <w:numId w:val="1"/>
+        </w:numPr>
+        <w:spacing w:after="40"/>
+      </w:pPr>
+      <w:r>
+        <w:t xml:space="preserve">sku (único)</w:t>
+      </w:r>
+    </w:p>
+    <w:p>
+      <w:pPr>
+        <w:pStyle w:val="ListParagraph"/>
+        <w:numPr>
+          <w:ilvl w:val="0"/>
+          <w:numId w:val="1"/>
+        </w:numPr>
+        <w:spacing w:after="40"/>
+      </w:pPr>
+      <w:r>
+        <w:t xml:space="preserve">name (ex.: "Azul / M")</w:t>
+      </w:r>
+    </w:p>
+    <w:p>
+      <w:pPr>
+        <w:pStyle w:val="ListParagraph"/>
+        <w:numPr>
+          <w:ilvl w:val="0"/>
+          <w:numId w:val="1"/>
+        </w:numPr>
+        <w:spacing w:after="40"/>
+      </w:pPr>
+      <w:r>
+        <w:t xml:space="preserve">attributes (jsonb, ex.: {"cor":"azul","tamanho":"M"})</w:t>
+      </w:r>
+    </w:p>
+    <w:p>
+      <w:pPr>
+        <w:pStyle w:val="ListParagraph"/>
+        <w:numPr>
+          <w:ilvl w:val="0"/>
+          <w:numId w:val="1"/>
+        </w:numPr>
+        <w:spacing w:after="40"/>
+      </w:pPr>
+      <w:r>
+        <w:t xml:space="preserve">additional_price (somado ao current_price do produto pai)</w:t>
+      </w:r>
+    </w:p>
+    <w:p>
+      <w:pPr>
+        <w:pStyle w:val="ListParagraph"/>
+        <w:numPr>
+          <w:ilvl w:val="0"/>
+          <w:numId w:val="1"/>
+        </w:numPr>
+        <w:spacing w:after="40"/>
+      </w:pPr>
+      <w:r>
+        <w:t xml:space="preserve">active (bool)</w:t>
+      </w:r>
+    </w:p>
+    <w:p>
+      <w:pPr>
+        <w:pStyle w:val="ListParagraph"/>
+        <w:numPr>
+          <w:ilvl w:val="0"/>
+          <w:numId w:val="1"/>
+        </w:numPr>
+        <w:spacing w:after="40"/>
+      </w:pPr>
+      <w:r>
+        <w:t xml:space="preserve">created_at, updated_at</w:t>
+      </w:r>
+    </w:p>
+    <w:p>
+      <w:pPr>
+        <w:spacing w:after="80"/>
+      </w:pPr>
+      <w:r>
+        <w:rPr>
+          <w:b/>
+          <w:bCs/>
+        </w:rPr>
+        <w:t xml:space="preserve">Relacionamentos: </w:t>
+      </w:r>
+      <w:r>
+        <w:t xml:space="preserve">Muitos-para-um com PRODUCTS. Um-para-um com STOCK_ITEMS quando o controle de estoque é feito por variação.</w:t>
+      </w:r>
+    </w:p>
+    <w:p>
+      <w:pPr>
+        <w:spacing w:after="80"/>
+      </w:pPr>
+      <w:r>
+        <w:rPr>
+          <w:b/>
+          <w:bCs/>
+        </w:rPr>
+        <w:t xml:space="preserve">Por que foi modelado assim: </w:t>
+      </w:r>
+      <w:r>
+        <w:t xml:space="preserve">Modelar variações como linhas em jsonb evita criar uma coluna por atributo possível (cor, tamanho, voltagem...) e mantém o modelo extensível sem migração a cada novo tipo de variação.</w:t>
+      </w:r>
+    </w:p>
+    <w:p>
+      <w:pPr>
+        <w:spacing w:after="40"/>
+      </w:pPr>
+      <w:r>
+        <w:rPr>
+          <w:b/>
+          <w:bCs/>
+        </w:rPr>
+        <w:t xml:space="preserve">Exemplos de uso (front-end / backend):</w:t>
+      </w:r>
+    </w:p>
+    <w:p>
+      <w:pPr>
+        <w:pStyle w:val="ListParagraph"/>
+        <w:numPr>
+          <w:ilvl w:val="0"/>
+          <w:numId w:val="1"/>
+        </w:numPr>
+        <w:spacing w:after="40"/>
+      </w:pPr>
+      <w:r>
+        <w:t xml:space="preserve">Seletor de tamanho/cor na página de produto.</w:t>
+      </w:r>
+    </w:p>
+    <w:p>
+      <w:pPr>
+        <w:pStyle w:val="ListParagraph"/>
+        <w:numPr>
+          <w:ilvl w:val="0"/>
+          <w:numId w:val="1"/>
+        </w:numPr>
+        <w:spacing w:after="40"/>
+      </w:pPr>
+      <w:r>
+        <w:t xml:space="preserve">Estoque e preço específicos por variação.</w:t>
+      </w:r>
+    </w:p>
+    <w:p>
+      <w:pPr>
+        <w:pStyle w:val="ListParagraph"/>
+        <w:numPr>
+          <w:ilvl w:val="0"/>
+          <w:numId w:val="1"/>
+        </w:numPr>
+        <w:spacing w:after="40"/>
+      </w:pPr>
+      <w:r>
+        <w:t xml:space="preserve">Item de pedido referenciando a variação exata comprada.</w:t>
+      </w:r>
+    </w:p>
+    <w:p>
+      <w:pPr>
+        <w:spacing w:after="120"/>
+      </w:pPr>
+    </w:p>
+    <w:p>
+      <w:pPr>
+        <w:pStyle w:val="Heading3"/>
+      </w:pPr>
+      <w:r>
+        <w:t xml:space="preserve">5.5 STOCK_ITEMS</w:t>
+      </w:r>
+    </w:p>
+    <w:p>
+      <w:pPr>
+        <w:spacing w:after="80"/>
+      </w:pPr>
+      <w:r>
+        <w:rPr>
+          <w:b/>
+          <w:bCs/>
+        </w:rPr>
+        <w:t xml:space="preserve">Finalidade: </w:t>
+      </w:r>
+      <w:r>
+        <w:t xml:space="preserve">Saldo de estoque atual de um produto (ou variação), consolidando o que está disponível para novas reservas.</w:t>
+      </w:r>
+    </w:p>
+    <w:p>
+      <w:pPr>
+        <w:spacing w:after="80"/>
+      </w:pPr>
+      <w:r>
+        <w:rPr>
+          <w:b/>
+          <w:bCs/>
+        </w:rPr>
+        <w:t xml:space="preserve">Campos principais: </w:t>
+      </w:r>
+    </w:p>
+    <w:p>
+      <w:pPr>
+        <w:pStyle w:val="ListParagraph"/>
+        <w:numPr>
+          <w:ilvl w:val="0"/>
+          <w:numId w:val="1"/>
+        </w:numPr>
+        <w:spacing w:after="40"/>
+      </w:pPr>
+      <w:r>
+        <w:t xml:space="preserve">id (uuid, pk)</w:t>
+      </w:r>
+    </w:p>
+    <w:p>
+      <w:pPr>
+        <w:pStyle w:val="ListParagraph"/>
+        <w:numPr>
+          <w:ilvl w:val="0"/>
+          <w:numId w:val="1"/>
+        </w:numPr>
+        <w:spacing w:after="40"/>
+      </w:pPr>
+      <w:r>
+        <w:t xml:space="preserve">product_id (fk → PRODUCTS, único quando não há variação)</w:t>
+      </w:r>
+    </w:p>
+    <w:p>
+      <w:pPr>
+        <w:pStyle w:val="ListParagraph"/>
+        <w:numPr>
+          <w:ilvl w:val="0"/>
+          <w:numId w:val="1"/>
+        </w:numPr>
+        <w:spacing w:after="40"/>
+      </w:pPr>
+      <w:r>
+        <w:t xml:space="preserve">product_variant_id (fk → PRODUCT_VARIANTS, nullable)</w:t>
+      </w:r>
+    </w:p>
+    <w:p>
+      <w:pPr>
+        <w:pStyle w:val="ListParagraph"/>
+        <w:numPr>
+          <w:ilvl w:val="0"/>
+          <w:numId w:val="1"/>
+        </w:numPr>
+        <w:spacing w:after="40"/>
+      </w:pPr>
+      <w:r>
+        <w:t xml:space="preserve">quantity_on_hand (estoque físico)</w:t>
+      </w:r>
+    </w:p>
+    <w:p>
+      <w:pPr>
+        <w:pStyle w:val="ListParagraph"/>
+        <w:numPr>
+          <w:ilvl w:val="0"/>
+          <w:numId w:val="1"/>
+        </w:numPr>
+        <w:spacing w:after="40"/>
+      </w:pPr>
+      <w:r>
+        <w:t xml:space="preserve">quantity_reserved (soma de INVENTORY_RESERVATIONS ativas)</w:t>
+      </w:r>
+    </w:p>
+    <w:p>
+      <w:pPr>
+        <w:pStyle w:val="ListParagraph"/>
+        <w:numPr>
+          <w:ilvl w:val="0"/>
+          <w:numId w:val="1"/>
+        </w:numPr>
+        <w:spacing w:after="40"/>
+      </w:pPr>
+      <w:r>
+        <w:t xml:space="preserve">quantity_available (calculado: quantity_on_hand - quantity_reserved)</w:t>
+      </w:r>
+    </w:p>
+    <w:p>
+      <w:pPr>
+        <w:pStyle w:val="ListParagraph"/>
+        <w:numPr>
+          <w:ilvl w:val="0"/>
+          <w:numId w:val="1"/>
+        </w:numPr>
+        <w:spacing w:after="40"/>
+      </w:pPr>
+      <w:r>
+        <w:t xml:space="preserve">reorder_level (gatilho de reposição)</w:t>
+      </w:r>
+    </w:p>
+    <w:p>
+      <w:pPr>
+        <w:pStyle w:val="ListParagraph"/>
+        <w:numPr>
+          <w:ilvl w:val="0"/>
+          <w:numId w:val="1"/>
+        </w:numPr>
+        <w:spacing w:after="40"/>
+      </w:pPr>
+      <w:r>
+        <w:t xml:space="preserve">updated_at</w:t>
+      </w:r>
+    </w:p>
+    <w:p>
+      <w:pPr>
+        <w:spacing w:after="80"/>
+      </w:pPr>
+      <w:r>
+        <w:rPr>
+          <w:b/>
+          <w:bCs/>
+        </w:rPr>
+        <w:t xml:space="preserve">Relacionamentos: </w:t>
+      </w:r>
+      <w:r>
+        <w:t xml:space="preserve">Um-para-um com PRODUCTS (ou PRODUCT_VARIANTS). Consultado antes de criar uma INVENTORY_RESERVATION.</w:t>
+      </w:r>
+    </w:p>
+    <w:p>
+      <w:pPr>
+        <w:spacing w:after="80"/>
+      </w:pPr>
+      <w:r>
+        <w:rPr>
+          <w:b/>
+          <w:bCs/>
+        </w:rPr>
+        <w:t xml:space="preserve">Por que foi modelado assim: </w:t>
+      </w:r>
+      <w:r>
+        <w:t xml:space="preserve">Separar o saldo consolidado (STOCK_ITEMS) do histórico de movimentações (STOCK_MOVEMENTS) e das reservas (INVENTORY_RESERVATIONS) permite responder "tem estoque?" com uma leitura simples, sem somar tabelas de eventos em tempo real.</w:t>
+      </w:r>
+    </w:p>
+    <w:p>
+      <w:pPr>
+        <w:spacing w:after="40"/>
+      </w:pPr>
+      <w:r>
+        <w:rPr>
+          <w:b/>
+          <w:bCs/>
+        </w:rPr>
+        <w:t xml:space="preserve">Exemplos de uso (front-end / backend):</w:t>
+      </w:r>
+    </w:p>
+    <w:p>
+      <w:pPr>
+        <w:pStyle w:val="ListParagraph"/>
+        <w:numPr>
+          <w:ilvl w:val="0"/>
+          <w:numId w:val="1"/>
+        </w:numPr>
+        <w:spacing w:after="40"/>
+      </w:pPr>
+      <w:r>
+        <w:t xml:space="preserve">Exibir "últimas 3 unidades" na página de produto.</w:t>
+      </w:r>
+    </w:p>
+    <w:p>
+      <w:pPr>
+        <w:pStyle w:val="ListParagraph"/>
+        <w:numPr>
+          <w:ilvl w:val="0"/>
+          <w:numId w:val="1"/>
+        </w:numPr>
+        <w:spacing w:after="40"/>
+      </w:pPr>
+      <w:r>
+        <w:t xml:space="preserve">Bloquear "Adicionar ao carrinho" quando quantity_available = 0.</w:t>
+      </w:r>
+    </w:p>
+    <w:p>
+      <w:pPr>
+        <w:pStyle w:val="ListParagraph"/>
+        <w:numPr>
+          <w:ilvl w:val="0"/>
+          <w:numId w:val="1"/>
+        </w:numPr>
+        <w:spacing w:after="40"/>
+      </w:pPr>
+      <w:r>
+        <w:t xml:space="preserve">Alertar reposição quando quantity_on_hand &lt; reorder_level.</w:t>
+      </w:r>
+    </w:p>
+    <w:p>
+      <w:pPr>
+        <w:spacing w:after="120"/>
+      </w:pPr>
+    </w:p>
+    <w:p>
+      <w:pPr>
+        <w:pStyle w:val="Heading3"/>
+      </w:pPr>
+      <w:r>
+        <w:t xml:space="preserve">5.6 STOCK_MOVEMENTS</w:t>
+      </w:r>
+    </w:p>
+    <w:p>
+      <w:pPr>
+        <w:spacing w:after="80"/>
+      </w:pPr>
+      <w:r>
+        <w:rPr>
+          <w:b/>
+          <w:bCs/>
+        </w:rPr>
+        <w:t xml:space="preserve">Finalidade: </w:t>
+      </w:r>
+      <w:r>
+        <w:t xml:space="preserve">Registro de auditoria de toda entrada, saída ou ajuste de estoque, incluindo os efeitos de reservas.</w:t>
+      </w:r>
+    </w:p>
+    <w:p>
+      <w:pPr>
+        <w:spacing w:after="80"/>
+      </w:pPr>
+      <w:r>
+        <w:rPr>
+          <w:b/>
+          <w:bCs/>
+        </w:rPr>
+        <w:t xml:space="preserve">Campos principais: </w:t>
+      </w:r>
+    </w:p>
+    <w:p>
+      <w:pPr>
+        <w:pStyle w:val="ListParagraph"/>
+        <w:numPr>
+          <w:ilvl w:val="0"/>
+          <w:numId w:val="1"/>
+        </w:numPr>
+        <w:spacing w:after="40"/>
+      </w:pPr>
+      <w:r>
+        <w:t xml:space="preserve">id (uuid, pk)</w:t>
+      </w:r>
+    </w:p>
+    <w:p>
+      <w:pPr>
+        <w:pStyle w:val="ListParagraph"/>
+        <w:numPr>
+          <w:ilvl w:val="0"/>
+          <w:numId w:val="1"/>
+        </w:numPr>
+        <w:spacing w:after="40"/>
+      </w:pPr>
+      <w:r>
+        <w:t xml:space="preserve">product_id (fk → PRODUCTS)</w:t>
+      </w:r>
+    </w:p>
+    <w:p>
+      <w:pPr>
+        <w:pStyle w:val="ListParagraph"/>
+        <w:numPr>
+          <w:ilvl w:val="0"/>
+          <w:numId w:val="1"/>
+        </w:numPr>
+        <w:spacing w:after="40"/>
+      </w:pPr>
+      <w:r>
+        <w:t xml:space="preserve">movement_type (Inbound, Outbound, Adjustment, ReservationCreated, ReservationReleased, ReservationConsumed)</w:t>
+      </w:r>
+    </w:p>
+    <w:p>
+      <w:pPr>
+        <w:pStyle w:val="ListParagraph"/>
+        <w:numPr>
+          <w:ilvl w:val="0"/>
+          <w:numId w:val="1"/>
+        </w:numPr>
+        <w:spacing w:after="40"/>
+      </w:pPr>
+      <w:r>
+        <w:t xml:space="preserve">quantity (positivo ou negativo)</w:t>
+      </w:r>
+    </w:p>
+    <w:p>
+      <w:pPr>
+        <w:pStyle w:val="ListParagraph"/>
+        <w:numPr>
+          <w:ilvl w:val="0"/>
+          <w:numId w:val="1"/>
+        </w:numPr>
+        <w:spacing w:after="40"/>
+      </w:pPr>
+      <w:r>
+        <w:t xml:space="preserve">reference_type, reference_id (ex.: Order, InventoryReservation)</w:t>
+      </w:r>
+    </w:p>
+    <w:p>
+      <w:pPr>
+        <w:pStyle w:val="ListParagraph"/>
+        <w:numPr>
+          <w:ilvl w:val="0"/>
+          <w:numId w:val="1"/>
+        </w:numPr>
+        <w:spacing w:after="40"/>
+      </w:pPr>
+      <w:r>
+        <w:t xml:space="preserve">notes</w:t>
+      </w:r>
+    </w:p>
+    <w:p>
+      <w:pPr>
+        <w:pStyle w:val="ListParagraph"/>
+        <w:numPr>
+          <w:ilvl w:val="0"/>
+          <w:numId w:val="1"/>
+        </w:numPr>
+        <w:spacing w:after="40"/>
+      </w:pPr>
+      <w:r>
+        <w:t xml:space="preserve">created_at</w:t>
+      </w:r>
+    </w:p>
+    <w:p>
+      <w:pPr>
+        <w:spacing w:after="80"/>
+      </w:pPr>
+      <w:r>
+        <w:rPr>
+          <w:b/>
+          <w:bCs/>
+        </w:rPr>
+        <w:t xml:space="preserve">Relacionamentos: </w:t>
+      </w:r>
+      <w:r>
+        <w:t xml:space="preserve">Muitos-para-um com PRODUCTS. Referencia livremente outras entidades via reference_type/reference_id (sem fk rígida, para não acoplar o módulo de estoque a Orders).</w:t>
+      </w:r>
+    </w:p>
+    <w:p>
+      <w:pPr>
+        <w:spacing w:after="80"/>
+      </w:pPr>
+      <w:r>
+        <w:rPr>
+          <w:b/>
+          <w:bCs/>
+        </w:rPr>
+        <w:t xml:space="preserve">Por que foi modelado assim: </w:t>
+      </w:r>
+      <w:r>
+        <w:t xml:space="preserve">Assim como USER_VIDEO_EVENTS foi separado do progresso consolidado no domínio de referência, os movimentos de estoque foram separados do saldo consolidado (STOCK_ITEMS) para permitir auditoria completa sem sobrecarregar a tabela de saldo.</w:t>
+      </w:r>
+    </w:p>
+    <w:p>
+      <w:pPr>
+        <w:spacing w:after="40"/>
+      </w:pPr>
+      <w:r>
+        <w:rPr>
+          <w:b/>
+          <w:bCs/>
+        </w:rPr>
+        <w:t xml:space="preserve">Exemplos de uso (front-end / backend):</w:t>
+      </w:r>
+    </w:p>
+    <w:p>
+      <w:pPr>
+        <w:pStyle w:val="ListParagraph"/>
+        <w:numPr>
+          <w:ilvl w:val="0"/>
+          <w:numId w:val="1"/>
+        </w:numPr>
+        <w:spacing w:after="40"/>
+      </w:pPr>
+      <w:r>
+        <w:t xml:space="preserve">Relatório "Kardex" de um produto.</w:t>
+      </w:r>
+    </w:p>
+    <w:p>
+      <w:pPr>
+        <w:pStyle w:val="ListParagraph"/>
+        <w:numPr>
+          <w:ilvl w:val="0"/>
+          <w:numId w:val="1"/>
+        </w:numPr>
+        <w:spacing w:after="40"/>
+      </w:pPr>
+      <w:r>
+        <w:t xml:space="preserve">Investigar por que o estoque de um SKU zerou.</w:t>
+      </w:r>
+    </w:p>
+    <w:p>
+      <w:pPr>
+        <w:pStyle w:val="ListParagraph"/>
+        <w:numPr>
+          <w:ilvl w:val="0"/>
+          <w:numId w:val="1"/>
+        </w:numPr>
+        <w:spacing w:after="40"/>
+      </w:pPr>
+      <w:r>
+        <w:t xml:space="preserve">Reconciliação entre estoque físico e sistema.</w:t>
+      </w:r>
+    </w:p>
+    <w:p>
+      <w:pPr>
+        <w:spacing w:after="120"/>
+      </w:pPr>
+    </w:p>
+    <w:p>
+      <w:pPr>
         <w:pStyle w:val="Heading1"/>
       </w:pPr>
       <w:r>
-        <w:t xml:space="preserve">5. Entidades de catálogo e estoque</w:t>
+        <w:t xml:space="preserve">6. Entidades de pedidos</w:t>
       </w:r>
     </w:p>
     <w:p>
@@ -1392,7 +2815,7 @@
         <w:pStyle w:val="Heading3"/>
       </w:pPr>
       <w:r>
-        <w:t xml:space="preserve">5.1 CATEGORIES</w:t>
+        <w:t xml:space="preserve">6.1 ORDERS</w:t>
       </w:r>
     </w:p>
     <w:p>
@@ -1407,7 +2830,7 @@
         <w:t xml:space="preserve">Finalidade: </w:t>
       </w:r>
       <w:r>
-        <w:t xml:space="preserve">Organiza os produtos em categorias navegáveis (com suporte a subcategorias), essencial para menus e filtros no front-end.</w:t>
+        <w:t xml:space="preserve">Agregado principal do sistema (já implementado em Modules/Orders/Domain/Entities/Order.cs), aqui expandido com os campos que uma tela de checkout e de acompanhamento de pedido precisam.</w:t>
       </w:r>
     </w:p>
     <w:p>
@@ -1445,72 +2868,111 @@
         <w:spacing w:after="40"/>
       </w:pPr>
       <w:r>
-        <w:t xml:space="preserve">name, slug (único)</w:t>
-      </w:r>
-    </w:p>
-    <w:p>
-      <w:pPr>
-        <w:pStyle w:val="ListParagraph"/>
-        <w:numPr>
-          <w:ilvl w:val="0"/>
-          <w:numId w:val="1"/>
-        </w:numPr>
-        <w:spacing w:after="40"/>
-      </w:pPr>
-      <w:r>
-        <w:t xml:space="preserve">parent_category_id (fk → CATEGORIES, nullable, autorrelacionamento)</w:t>
-      </w:r>
-    </w:p>
-    <w:p>
-      <w:pPr>
-        <w:pStyle w:val="ListParagraph"/>
-        <w:numPr>
-          <w:ilvl w:val="0"/>
-          <w:numId w:val="1"/>
-        </w:numPr>
-        <w:spacing w:after="40"/>
-      </w:pPr>
-      <w:r>
-        <w:t xml:space="preserve">description</w:t>
-      </w:r>
-    </w:p>
-    <w:p>
-      <w:pPr>
-        <w:pStyle w:val="ListParagraph"/>
-        <w:numPr>
-          <w:ilvl w:val="0"/>
-          <w:numId w:val="1"/>
-        </w:numPr>
-        <w:spacing w:after="40"/>
-      </w:pPr>
-      <w:r>
-        <w:t xml:space="preserve">display_order (int)</w:t>
-      </w:r>
-    </w:p>
-    <w:p>
-      <w:pPr>
-        <w:pStyle w:val="ListParagraph"/>
-        <w:numPr>
-          <w:ilvl w:val="0"/>
-          <w:numId w:val="1"/>
-        </w:numPr>
-        <w:spacing w:after="40"/>
-      </w:pPr>
-      <w:r>
-        <w:t xml:space="preserve">active (bool)</w:t>
-      </w:r>
-    </w:p>
-    <w:p>
-      <w:pPr>
-        <w:pStyle w:val="ListParagraph"/>
-        <w:numPr>
-          <w:ilvl w:val="0"/>
-          <w:numId w:val="1"/>
-        </w:numPr>
-        <w:spacing w:after="40"/>
-      </w:pPr>
-      <w:r>
-        <w:t xml:space="preserve">created_at, updated_at</w:t>
+        <w:t xml:space="preserve">order_number (string, único — ex.: "ORD-2024-000123", gerado na criação para exibição ao cliente)</w:t>
+      </w:r>
+    </w:p>
+    <w:p>
+      <w:pPr>
+        <w:pStyle w:val="ListParagraph"/>
+        <w:numPr>
+          <w:ilvl w:val="0"/>
+          <w:numId w:val="1"/>
+        </w:numPr>
+        <w:spacing w:after="40"/>
+      </w:pPr>
+      <w:r>
+        <w:t xml:space="preserve">customer_id (fk → CUSTOMERS)</w:t>
+      </w:r>
+    </w:p>
+    <w:p>
+      <w:pPr>
+        <w:pStyle w:val="ListParagraph"/>
+        <w:numPr>
+          <w:ilvl w:val="0"/>
+          <w:numId w:val="1"/>
+        </w:numPr>
+        <w:spacing w:after="40"/>
+      </w:pPr>
+      <w:r>
+        <w:t xml:space="preserve">status (Created, PendingPayment, Confirmed, Processing, Shipped, Delivered, PaymentFailed, Cancelled — enum já existente em OrderStatus)</w:t>
+      </w:r>
+    </w:p>
+    <w:p>
+      <w:pPr>
+        <w:pStyle w:val="ListParagraph"/>
+        <w:numPr>
+          <w:ilvl w:val="0"/>
+          <w:numId w:val="1"/>
+        </w:numPr>
+        <w:spacing w:after="40"/>
+      </w:pPr>
+      <w:r>
+        <w:t xml:space="preserve">currency</w:t>
+      </w:r>
+    </w:p>
+    <w:p>
+      <w:pPr>
+        <w:pStyle w:val="ListParagraph"/>
+        <w:numPr>
+          <w:ilvl w:val="0"/>
+          <w:numId w:val="1"/>
+        </w:numPr>
+        <w:spacing w:after="40"/>
+      </w:pPr>
+      <w:r>
+        <w:t xml:space="preserve">subtotal_amount, discount_amount, shipping_amount, tax_amount, total_amount</w:t>
+      </w:r>
+    </w:p>
+    <w:p>
+      <w:pPr>
+        <w:pStyle w:val="ListParagraph"/>
+        <w:numPr>
+          <w:ilvl w:val="0"/>
+          <w:numId w:val="1"/>
+        </w:numPr>
+        <w:spacing w:after="40"/>
+      </w:pPr>
+      <w:r>
+        <w:t xml:space="preserve">shipping_address_id, billing_address_id (fk → ORDER_ADDRESSES)</w:t>
+      </w:r>
+    </w:p>
+    <w:p>
+      <w:pPr>
+        <w:pStyle w:val="ListParagraph"/>
+        <w:numPr>
+          <w:ilvl w:val="0"/>
+          <w:numId w:val="1"/>
+        </w:numPr>
+        <w:spacing w:after="40"/>
+      </w:pPr>
+      <w:r>
+        <w:t xml:space="preserve">customer_notes, internal_notes</w:t>
+      </w:r>
+    </w:p>
+    <w:p>
+      <w:pPr>
+        <w:pStyle w:val="ListParagraph"/>
+        <w:numPr>
+          <w:ilvl w:val="0"/>
+          <w:numId w:val="1"/>
+        </w:numPr>
+        <w:spacing w:after="40"/>
+      </w:pPr>
+      <w:r>
+        <w:t xml:space="preserve">created_at, confirmed_at, cancelled_at, shipped_at, delivered_at, updated_at</w:t>
+      </w:r>
+    </w:p>
+    <w:p>
+      <w:pPr>
+        <w:pStyle w:val="ListParagraph"/>
+        <w:numPr>
+          <w:ilvl w:val="0"/>
+          <w:numId w:val="1"/>
+        </w:numPr>
+        <w:spacing w:after="40"/>
+      </w:pPr>
+      <w:r>
+        <w:t xml:space="preserve">version (int, concorrência otimista — já existe como Order.Version)</w:t>
       </w:r>
     </w:p>
     <w:p>
@@ -1525,7 +2987,7 @@
         <w:t xml:space="preserve">Relacionamentos: </w:t>
       </w:r>
       <w:r>
-        <w:t xml:space="preserve">Autorrelacionamento um-para-muitos (categoria pai → subcategorias). Um-para-muitos com PRODUCTS.</w:t>
+        <w:t xml:space="preserve">Muitos-para-um com CUSTOMERS. Um-para-muitos com ORDER_ITEMS e ORDER_STATUS_HISTORY. Um-para-um (0..1) com PAYMENTS. Um-para-muitos com INVENTORY_RESERVATIONS (via ORDER_ITEMS).</w:t>
       </w:r>
     </w:p>
     <w:p>
@@ -1540,7 +3002,7 @@
         <w:t xml:space="preserve">Por que foi modelado assim: </w:t>
       </w:r>
       <w:r>
-        <w:t xml:space="preserve">O autorrelacionamento permite árvores de categoria (ex.: Eletrônicos → Celulares) sem precisar de uma tabela separada, atendendo menus de navegação hierárquicos.</w:t>
+        <w:t xml:space="preserve">total_amount continua sendo a soma dos itens (hoje calculado em Order.TotalAmount), mas subtotal/desconto/frete/imposto foram desmembrados porque o front-end de checkout precisa exibir cada linha do resumo separadamente, não apenas o total final. order_number existe porque o id (uuid) não é algo apresentável ao cliente num e-mail de confirmação ou numa tela de acompanhamento. shipped_at/delivered_at seguem o mesmo raciocínio de confirmed_at/cancelled_at: são os status mais relevantes para o cliente acompanhar, então ganham timestamp próprio em vez de depender só de ORDER_STATUS_HISTORY.</w:t>
       </w:r>
     </w:p>
     <w:p>
@@ -1565,33 +3027,46 @@
         <w:spacing w:after="40"/>
       </w:pPr>
       <w:r>
-        <w:t xml:space="preserve">Menu de navegação do site ("Eletrônicos &gt; Celulares").</w:t>
-      </w:r>
-    </w:p>
-    <w:p>
-      <w:pPr>
-        <w:pStyle w:val="ListParagraph"/>
-        <w:numPr>
-          <w:ilvl w:val="0"/>
-          <w:numId w:val="1"/>
-        </w:numPr>
-        <w:spacing w:after="40"/>
-      </w:pPr>
-      <w:r>
-        <w:t xml:space="preserve">Filtro de busca por categoria.</w:t>
-      </w:r>
-    </w:p>
-    <w:p>
-      <w:pPr>
-        <w:pStyle w:val="ListParagraph"/>
-        <w:numPr>
-          <w:ilvl w:val="0"/>
-          <w:numId w:val="1"/>
-        </w:numPr>
-        <w:spacing w:after="40"/>
-      </w:pPr>
-      <w:r>
-        <w:t xml:space="preserve">Página de categoria listando produtos filhos.</w:t>
+        <w:t xml:space="preserve">Tela "Meus pedidos" listando status e total.</w:t>
+      </w:r>
+    </w:p>
+    <w:p>
+      <w:pPr>
+        <w:pStyle w:val="ListParagraph"/>
+        <w:numPr>
+          <w:ilvl w:val="0"/>
+          <w:numId w:val="1"/>
+        </w:numPr>
+        <w:spacing w:after="40"/>
+      </w:pPr>
+      <w:r>
+        <w:t xml:space="preserve">Resumo do checkout (subtotal, frete, desconto, total).</w:t>
+      </w:r>
+    </w:p>
+    <w:p>
+      <w:pPr>
+        <w:pStyle w:val="ListParagraph"/>
+        <w:numPr>
+          <w:ilvl w:val="0"/>
+          <w:numId w:val="1"/>
+        </w:numPr>
+        <w:spacing w:after="40"/>
+      </w:pPr>
+      <w:r>
+        <w:t xml:space="preserve">Timeline de acompanhamento do pedido (ver ORDER_STATUS_HISTORY).</w:t>
+      </w:r>
+    </w:p>
+    <w:p>
+      <w:pPr>
+        <w:pStyle w:val="ListParagraph"/>
+        <w:numPr>
+          <w:ilvl w:val="0"/>
+          <w:numId w:val="1"/>
+        </w:numPr>
+        <w:spacing w:after="40"/>
+      </w:pPr>
+      <w:r>
+        <w:t xml:space="preserve">E-mail de confirmação exibindo order_number em vez do id interno.</w:t>
       </w:r>
     </w:p>
     <w:p>
@@ -1604,7 +3079,7 @@
         <w:pStyle w:val="Heading3"/>
       </w:pPr>
       <w:r>
-        <w:t xml:space="preserve">5.2 PRODUCTS</w:t>
+        <w:t xml:space="preserve">6.2 ORDER_ITEMS</w:t>
       </w:r>
     </w:p>
     <w:p>
@@ -1619,7 +3094,7 @@
         <w:t xml:space="preserve">Finalidade: </w:t>
       </w:r>
       <w:r>
-        <w:t xml:space="preserve">Cadastro principal de produtos vendidos. Substitui e expande a entidade Product atual (Modules/Catalog/Domain/Entities/Product.cs), que hoje só tem Name e CurrentPrice.</w:t>
+        <w:t xml:space="preserve">Linhas de um pedido, com snapshot do produto no momento da compra. Expande OrderItem.cs, que hoje já faz snapshot de nome/preço.</w:t>
       </w:r>
     </w:p>
     <w:p>
@@ -1657,137 +3132,695 @@
         <w:spacing w:after="40"/>
       </w:pPr>
       <w:r>
-        <w:t xml:space="preserve">sku (único)</w:t>
-      </w:r>
-    </w:p>
-    <w:p>
-      <w:pPr>
-        <w:pStyle w:val="ListParagraph"/>
-        <w:numPr>
-          <w:ilvl w:val="0"/>
-          <w:numId w:val="1"/>
-        </w:numPr>
-        <w:spacing w:after="40"/>
-      </w:pPr>
-      <w:r>
-        <w:t xml:space="preserve">name, slug (único)</w:t>
-      </w:r>
-    </w:p>
-    <w:p>
-      <w:pPr>
-        <w:pStyle w:val="ListParagraph"/>
-        <w:numPr>
-          <w:ilvl w:val="0"/>
-          <w:numId w:val="1"/>
-        </w:numPr>
-        <w:spacing w:after="40"/>
-      </w:pPr>
-      <w:r>
-        <w:t xml:space="preserve">short_description, description</w:t>
-      </w:r>
-    </w:p>
-    <w:p>
-      <w:pPr>
-        <w:pStyle w:val="ListParagraph"/>
-        <w:numPr>
-          <w:ilvl w:val="0"/>
-          <w:numId w:val="1"/>
-        </w:numPr>
-        <w:spacing w:after="40"/>
-      </w:pPr>
-      <w:r>
-        <w:t xml:space="preserve">category_id (fk → CATEGORIES)</w:t>
-      </w:r>
-    </w:p>
-    <w:p>
-      <w:pPr>
-        <w:pStyle w:val="ListParagraph"/>
-        <w:numPr>
-          <w:ilvl w:val="0"/>
-          <w:numId w:val="1"/>
-        </w:numPr>
-        <w:spacing w:after="40"/>
-      </w:pPr>
-      <w:r>
-        <w:t xml:space="preserve">brand</w:t>
-      </w:r>
-    </w:p>
-    <w:p>
-      <w:pPr>
-        <w:pStyle w:val="ListParagraph"/>
-        <w:numPr>
-          <w:ilvl w:val="0"/>
-          <w:numId w:val="1"/>
-        </w:numPr>
-        <w:spacing w:after="40"/>
-      </w:pPr>
-      <w:r>
-        <w:t xml:space="preserve">current_price, compare_at_price (preço "de/por", nullable)</w:t>
-      </w:r>
-    </w:p>
-    <w:p>
-      <w:pPr>
-        <w:pStyle w:val="ListParagraph"/>
-        <w:numPr>
-          <w:ilvl w:val="0"/>
-          <w:numId w:val="1"/>
-        </w:numPr>
-        <w:spacing w:after="40"/>
-      </w:pPr>
-      <w:r>
-        <w:t xml:space="preserve">currency</w:t>
-      </w:r>
-    </w:p>
-    <w:p>
-      <w:pPr>
-        <w:pStyle w:val="ListParagraph"/>
-        <w:numPr>
-          <w:ilvl w:val="0"/>
-          <w:numId w:val="1"/>
-        </w:numPr>
-        <w:spacing w:after="40"/>
-      </w:pPr>
-      <w:r>
-        <w:t xml:space="preserve">weight_grams, height_cm, width_cm, depth_cm (para cálculo de frete)</w:t>
-      </w:r>
-    </w:p>
-    <w:p>
-      <w:pPr>
-        <w:pStyle w:val="ListParagraph"/>
-        <w:numPr>
-          <w:ilvl w:val="0"/>
-          <w:numId w:val="1"/>
-        </w:numPr>
-        <w:spacing w:after="40"/>
-      </w:pPr>
-      <w:r>
-        <w:t xml:space="preserve">status (Draft, Active, Discontinued)</w:t>
-      </w:r>
-    </w:p>
-    <w:p>
-      <w:pPr>
-        <w:pStyle w:val="ListParagraph"/>
-        <w:numPr>
-          <w:ilvl w:val="0"/>
-          <w:numId w:val="1"/>
-        </w:numPr>
-        <w:spacing w:after="40"/>
-      </w:pPr>
-      <w:r>
-        <w:t xml:space="preserve">active (bool)</w:t>
-      </w:r>
-    </w:p>
-    <w:p>
-      <w:pPr>
-        <w:pStyle w:val="ListParagraph"/>
-        <w:numPr>
-          <w:ilvl w:val="0"/>
-          <w:numId w:val="1"/>
-        </w:numPr>
-        <w:spacing w:after="40"/>
-      </w:pPr>
-      <w:r>
-        <w:t xml:space="preserve">created_at, updated_at</w:t>
+        <w:t xml:space="preserve">order_id (fk → ORDERS)</w:t>
+      </w:r>
+    </w:p>
+    <w:p>
+      <w:pPr>
+        <w:pStyle w:val="ListParagraph"/>
+        <w:numPr>
+          <w:ilvl w:val="0"/>
+          <w:numId w:val="1"/>
+        </w:numPr>
+        <w:spacing w:after="40"/>
+      </w:pPr>
+      <w:r>
+        <w:t xml:space="preserve">product_id (fk → PRODUCTS, apenas para rastreabilidade — não usado para recalcular preço)</w:t>
+      </w:r>
+    </w:p>
+    <w:p>
+      <w:pPr>
+        <w:pStyle w:val="ListParagraph"/>
+        <w:numPr>
+          <w:ilvl w:val="0"/>
+          <w:numId w:val="1"/>
+        </w:numPr>
+        <w:spacing w:after="40"/>
+      </w:pPr>
+      <w:r>
+        <w:t xml:space="preserve">product_variant_id (fk → PRODUCT_VARIANTS, nullable)</w:t>
+      </w:r>
+    </w:p>
+    <w:p>
+      <w:pPr>
+        <w:pStyle w:val="ListParagraph"/>
+        <w:numPr>
+          <w:ilvl w:val="0"/>
+          <w:numId w:val="1"/>
+        </w:numPr>
+        <w:spacing w:after="40"/>
+      </w:pPr>
+      <w:r>
+        <w:t xml:space="preserve">product_name, product_sku, product_image_url (snapshot)</w:t>
+      </w:r>
+    </w:p>
+    <w:p>
+      <w:pPr>
+        <w:pStyle w:val="ListParagraph"/>
+        <w:numPr>
+          <w:ilvl w:val="0"/>
+          <w:numId w:val="1"/>
+        </w:numPr>
+        <w:spacing w:after="40"/>
+      </w:pPr>
+      <w:r>
+        <w:t xml:space="preserve">unit_price (snapshot)</w:t>
+      </w:r>
+    </w:p>
+    <w:p>
+      <w:pPr>
+        <w:pStyle w:val="ListParagraph"/>
+        <w:numPr>
+          <w:ilvl w:val="0"/>
+          <w:numId w:val="1"/>
+        </w:numPr>
+        <w:spacing w:after="40"/>
+      </w:pPr>
+      <w:r>
+        <w:t xml:space="preserve">quantity</w:t>
+      </w:r>
+    </w:p>
+    <w:p>
+      <w:pPr>
+        <w:pStyle w:val="ListParagraph"/>
+        <w:numPr>
+          <w:ilvl w:val="0"/>
+          <w:numId w:val="1"/>
+        </w:numPr>
+        <w:spacing w:after="40"/>
+      </w:pPr>
+      <w:r>
+        <w:t xml:space="preserve">discount_amount</w:t>
+      </w:r>
+    </w:p>
+    <w:p>
+      <w:pPr>
+        <w:pStyle w:val="ListParagraph"/>
+        <w:numPr>
+          <w:ilvl w:val="0"/>
+          <w:numId w:val="1"/>
+        </w:numPr>
+        <w:spacing w:after="40"/>
+      </w:pPr>
+      <w:r>
+        <w:t xml:space="preserve">total (calculado: unit_price * quantity - discount_amount)</w:t>
+      </w:r>
+    </w:p>
+    <w:p>
+      <w:pPr>
+        <w:spacing w:after="80"/>
+      </w:pPr>
+      <w:r>
+        <w:rPr>
+          <w:b/>
+          <w:bCs/>
+        </w:rPr>
+        <w:t xml:space="preserve">Relacionamentos: </w:t>
+      </w:r>
+      <w:r>
+        <w:t xml:space="preserve">Muitos-para-um com ORDERS. Referencia PRODUCTS e PRODUCT_VARIANTS apenas por id. Um-para-um (0..1) com INVENTORY_RESERVATIONS.</w:t>
+      </w:r>
+    </w:p>
+    <w:p>
+      <w:pPr>
+        <w:spacing w:after="80"/>
+      </w:pPr>
+      <w:r>
+        <w:rPr>
+          <w:b/>
+          <w:bCs/>
+        </w:rPr>
+        <w:t xml:space="preserve">Por que foi modelado assim: </w:t>
+      </w:r>
+      <w:r>
+        <w:t xml:space="preserve">product_image_url foi adicionado ao snapshot porque a tela de "detalhes do pedido" no front-end precisa exibir a miniatura do produto comprado mesmo que a imagem original tenha sido trocada ou removida do catálogo depois.</w:t>
+      </w:r>
+    </w:p>
+    <w:p>
+      <w:pPr>
+        <w:spacing w:after="40"/>
+      </w:pPr>
+      <w:r>
+        <w:rPr>
+          <w:b/>
+          <w:bCs/>
+        </w:rPr>
+        <w:t xml:space="preserve">Exemplos de uso (front-end / backend):</w:t>
+      </w:r>
+    </w:p>
+    <w:p>
+      <w:pPr>
+        <w:pStyle w:val="ListParagraph"/>
+        <w:numPr>
+          <w:ilvl w:val="0"/>
+          <w:numId w:val="1"/>
+        </w:numPr>
+        <w:spacing w:after="40"/>
+      </w:pPr>
+      <w:r>
+        <w:t xml:space="preserve">Lista de itens na página de detalhe do pedido.</w:t>
+      </w:r>
+    </w:p>
+    <w:p>
+      <w:pPr>
+        <w:pStyle w:val="ListParagraph"/>
+        <w:numPr>
+          <w:ilvl w:val="0"/>
+          <w:numId w:val="1"/>
+        </w:numPr>
+        <w:spacing w:after="40"/>
+      </w:pPr>
+      <w:r>
+        <w:t xml:space="preserve">Nota fiscal / recibo, com preço e nome congelados.</w:t>
+      </w:r>
+    </w:p>
+    <w:p>
+      <w:pPr>
+        <w:pStyle w:val="ListParagraph"/>
+        <w:numPr>
+          <w:ilvl w:val="0"/>
+          <w:numId w:val="1"/>
+        </w:numPr>
+        <w:spacing w:after="40"/>
+      </w:pPr>
+      <w:r>
+        <w:t xml:space="preserve">Botão "comprar novamente" usando product_id para levar ao produto atual.</w:t>
+      </w:r>
+    </w:p>
+    <w:p>
+      <w:pPr>
+        <w:spacing w:after="120"/>
+      </w:pPr>
+    </w:p>
+    <w:p>
+      <w:pPr>
+        <w:pStyle w:val="Heading3"/>
+      </w:pPr>
+      <w:r>
+        <w:t xml:space="preserve">6.3 ORDER_ADDRESSES</w:t>
+      </w:r>
+    </w:p>
+    <w:p>
+      <w:pPr>
+        <w:spacing w:after="80"/>
+      </w:pPr>
+      <w:r>
+        <w:rPr>
+          <w:b/>
+          <w:bCs/>
+        </w:rPr>
+        <w:t xml:space="preserve">Finalidade: </w:t>
+      </w:r>
+      <w:r>
+        <w:t xml:space="preserve">Snapshot do endereço de entrega e de cobrança usados em um pedido específico, desacoplado de CUSTOMER_ADDRESSES.</w:t>
+      </w:r>
+    </w:p>
+    <w:p>
+      <w:pPr>
+        <w:spacing w:after="80"/>
+      </w:pPr>
+      <w:r>
+        <w:rPr>
+          <w:b/>
+          <w:bCs/>
+        </w:rPr>
+        <w:t xml:space="preserve">Campos principais: </w:t>
+      </w:r>
+    </w:p>
+    <w:p>
+      <w:pPr>
+        <w:pStyle w:val="ListParagraph"/>
+        <w:numPr>
+          <w:ilvl w:val="0"/>
+          <w:numId w:val="1"/>
+        </w:numPr>
+        <w:spacing w:after="40"/>
+      </w:pPr>
+      <w:r>
+        <w:t xml:space="preserve">id (uuid, pk)</w:t>
+      </w:r>
+    </w:p>
+    <w:p>
+      <w:pPr>
+        <w:pStyle w:val="ListParagraph"/>
+        <w:numPr>
+          <w:ilvl w:val="0"/>
+          <w:numId w:val="1"/>
+        </w:numPr>
+        <w:spacing w:after="40"/>
+      </w:pPr>
+      <w:r>
+        <w:t xml:space="preserve">order_id (fk → ORDERS)</w:t>
+      </w:r>
+    </w:p>
+    <w:p>
+      <w:pPr>
+        <w:pStyle w:val="ListParagraph"/>
+        <w:numPr>
+          <w:ilvl w:val="0"/>
+          <w:numId w:val="1"/>
+        </w:numPr>
+        <w:spacing w:after="40"/>
+      </w:pPr>
+      <w:r>
+        <w:t xml:space="preserve">address_type (Shipping, Billing)</w:t>
+      </w:r>
+    </w:p>
+    <w:p>
+      <w:pPr>
+        <w:pStyle w:val="ListParagraph"/>
+        <w:numPr>
+          <w:ilvl w:val="0"/>
+          <w:numId w:val="1"/>
+        </w:numPr>
+        <w:spacing w:after="40"/>
+      </w:pPr>
+      <w:r>
+        <w:t xml:space="preserve">recipient_name, phone</w:t>
+      </w:r>
+    </w:p>
+    <w:p>
+      <w:pPr>
+        <w:pStyle w:val="ListParagraph"/>
+        <w:numPr>
+          <w:ilvl w:val="0"/>
+          <w:numId w:val="1"/>
+        </w:numPr>
+        <w:spacing w:after="40"/>
+      </w:pPr>
+      <w:r>
+        <w:t xml:space="preserve">street, number, complement, neighborhood, city, state, postal_code, country</w:t>
+      </w:r>
+    </w:p>
+    <w:p>
+      <w:pPr>
+        <w:spacing w:after="80"/>
+      </w:pPr>
+      <w:r>
+        <w:rPr>
+          <w:b/>
+          <w:bCs/>
+        </w:rPr>
+        <w:t xml:space="preserve">Relacionamentos: </w:t>
+      </w:r>
+      <w:r>
+        <w:t xml:space="preserve">Muitos-para-um com ORDERS (um pedido tem tipicamente 2 registros: entrega e cobrança).</w:t>
+      </w:r>
+    </w:p>
+    <w:p>
+      <w:pPr>
+        <w:spacing w:after="80"/>
+      </w:pPr>
+      <w:r>
+        <w:rPr>
+          <w:b/>
+          <w:bCs/>
+        </w:rPr>
+        <w:t xml:space="preserve">Por que foi modelado assim: </w:t>
+      </w:r>
+      <w:r>
+        <w:t xml:space="preserve">Assim como o preço do produto é congelado em ORDER_ITEMS, o endereço também é congelado aqui: se o cliente editar ou excluir um endereço salvo depois da compra, o pedido já feito precisa continuar mostrando o endereço correto para onde foi enviado.</w:t>
+      </w:r>
+    </w:p>
+    <w:p>
+      <w:pPr>
+        <w:spacing w:after="40"/>
+      </w:pPr>
+      <w:r>
+        <w:rPr>
+          <w:b/>
+          <w:bCs/>
+        </w:rPr>
+        <w:t xml:space="preserve">Exemplos de uso (front-end / backend):</w:t>
+      </w:r>
+    </w:p>
+    <w:p>
+      <w:pPr>
+        <w:pStyle w:val="ListParagraph"/>
+        <w:numPr>
+          <w:ilvl w:val="0"/>
+          <w:numId w:val="1"/>
+        </w:numPr>
+        <w:spacing w:after="40"/>
+      </w:pPr>
+      <w:r>
+        <w:t xml:space="preserve">Etiqueta de envio gerada a partir do endereço do pedido.</w:t>
+      </w:r>
+    </w:p>
+    <w:p>
+      <w:pPr>
+        <w:pStyle w:val="ListParagraph"/>
+        <w:numPr>
+          <w:ilvl w:val="0"/>
+          <w:numId w:val="1"/>
+        </w:numPr>
+        <w:spacing w:after="40"/>
+      </w:pPr>
+      <w:r>
+        <w:t xml:space="preserve">Exibir "Enviado para: ..." no acompanhamento do pedido.</w:t>
+      </w:r>
+    </w:p>
+    <w:p>
+      <w:pPr>
+        <w:pStyle w:val="ListParagraph"/>
+        <w:numPr>
+          <w:ilvl w:val="0"/>
+          <w:numId w:val="1"/>
+        </w:numPr>
+        <w:spacing w:after="40"/>
+      </w:pPr>
+      <w:r>
+        <w:t xml:space="preserve">Nota fiscal com endereço de cobrança.</w:t>
+      </w:r>
+    </w:p>
+    <w:p>
+      <w:pPr>
+        <w:spacing w:after="120"/>
+      </w:pPr>
+    </w:p>
+    <w:p>
+      <w:pPr>
+        <w:pStyle w:val="Heading3"/>
+      </w:pPr>
+      <w:r>
+        <w:t xml:space="preserve">6.4 ORDER_STATUS_HISTORY</w:t>
+      </w:r>
+    </w:p>
+    <w:p>
+      <w:pPr>
+        <w:spacing w:after="80"/>
+      </w:pPr>
+      <w:r>
+        <w:rPr>
+          <w:b/>
+          <w:bCs/>
+        </w:rPr>
+        <w:t xml:space="preserve">Finalidade: </w:t>
+      </w:r>
+      <w:r>
+        <w:t xml:space="preserve">Histórico de todas as transições de status de um pedido, para auditoria e timeline visual no front-end.</w:t>
+      </w:r>
+    </w:p>
+    <w:p>
+      <w:pPr>
+        <w:spacing w:after="80"/>
+      </w:pPr>
+      <w:r>
+        <w:rPr>
+          <w:b/>
+          <w:bCs/>
+        </w:rPr>
+        <w:t xml:space="preserve">Campos principais: </w:t>
+      </w:r>
+    </w:p>
+    <w:p>
+      <w:pPr>
+        <w:pStyle w:val="ListParagraph"/>
+        <w:numPr>
+          <w:ilvl w:val="0"/>
+          <w:numId w:val="1"/>
+        </w:numPr>
+        <w:spacing w:after="40"/>
+      </w:pPr>
+      <w:r>
+        <w:t xml:space="preserve">id (uuid, pk)</w:t>
+      </w:r>
+    </w:p>
+    <w:p>
+      <w:pPr>
+        <w:pStyle w:val="ListParagraph"/>
+        <w:numPr>
+          <w:ilvl w:val="0"/>
+          <w:numId w:val="1"/>
+        </w:numPr>
+        <w:spacing w:after="40"/>
+      </w:pPr>
+      <w:r>
+        <w:t xml:space="preserve">order_id (fk → ORDERS)</w:t>
+      </w:r>
+    </w:p>
+    <w:p>
+      <w:pPr>
+        <w:pStyle w:val="ListParagraph"/>
+        <w:numPr>
+          <w:ilvl w:val="0"/>
+          <w:numId w:val="1"/>
+        </w:numPr>
+        <w:spacing w:after="40"/>
+      </w:pPr>
+      <w:r>
+        <w:t xml:space="preserve">from_status, to_status</w:t>
+      </w:r>
+    </w:p>
+    <w:p>
+      <w:pPr>
+        <w:pStyle w:val="ListParagraph"/>
+        <w:numPr>
+          <w:ilvl w:val="0"/>
+          <w:numId w:val="1"/>
+        </w:numPr>
+        <w:spacing w:after="40"/>
+      </w:pPr>
+      <w:r>
+        <w:t xml:space="preserve">reason (nullable, ex.: motivo de cancelamento)</w:t>
+      </w:r>
+    </w:p>
+    <w:p>
+      <w:pPr>
+        <w:pStyle w:val="ListParagraph"/>
+        <w:numPr>
+          <w:ilvl w:val="0"/>
+          <w:numId w:val="1"/>
+        </w:numPr>
+        <w:spacing w:after="40"/>
+      </w:pPr>
+      <w:r>
+        <w:t xml:space="preserve">changed_by (System, Customer, Admin — ou um id de usuário/serviço)</w:t>
+      </w:r>
+    </w:p>
+    <w:p>
+      <w:pPr>
+        <w:pStyle w:val="ListParagraph"/>
+        <w:numPr>
+          <w:ilvl w:val="0"/>
+          <w:numId w:val="1"/>
+        </w:numPr>
+        <w:spacing w:after="40"/>
+      </w:pPr>
+      <w:r>
+        <w:t xml:space="preserve">changed_at</w:t>
+      </w:r>
+    </w:p>
+    <w:p>
+      <w:pPr>
+        <w:spacing w:after="80"/>
+      </w:pPr>
+      <w:r>
+        <w:rPr>
+          <w:b/>
+          <w:bCs/>
+        </w:rPr>
+        <w:t xml:space="preserve">Relacionamentos: </w:t>
+      </w:r>
+      <w:r>
+        <w:t xml:space="preserve">Muitos-para-um com ORDERS.</w:t>
+      </w:r>
+    </w:p>
+    <w:p>
+      <w:pPr>
+        <w:spacing w:after="80"/>
+      </w:pPr>
+      <w:r>
+        <w:rPr>
+          <w:b/>
+          <w:bCs/>
+        </w:rPr>
+        <w:t xml:space="preserve">Por que foi modelado assim: </w:t>
+      </w:r>
+      <w:r>
+        <w:t xml:space="preserve">O agregado Order já expõe eventos de domínio (OrderCreated, OrderConfirmed, OrderCancelled, OrderPaymentFailed — ver Orders.Domain.Events); esta tabela é o projeto de leitura (read model) desses eventos, pensado para alimentar diretamente uma timeline de UI sem reprocessar o event stream.</w:t>
+      </w:r>
+    </w:p>
+    <w:p>
+      <w:pPr>
+        <w:spacing w:after="40"/>
+      </w:pPr>
+      <w:r>
+        <w:rPr>
+          <w:b/>
+          <w:bCs/>
+        </w:rPr>
+        <w:t xml:space="preserve">Exemplos de uso (front-end / backend):</w:t>
+      </w:r>
+    </w:p>
+    <w:p>
+      <w:pPr>
+        <w:pStyle w:val="ListParagraph"/>
+        <w:numPr>
+          <w:ilvl w:val="0"/>
+          <w:numId w:val="1"/>
+        </w:numPr>
+        <w:spacing w:after="40"/>
+      </w:pPr>
+      <w:r>
+        <w:t xml:space="preserve">Timeline "Pedido criado → Pagamento aprovado → Em separação → Enviado → Entregue".</w:t>
+      </w:r>
+    </w:p>
+    <w:p>
+      <w:pPr>
+        <w:pStyle w:val="ListParagraph"/>
+        <w:numPr>
+          <w:ilvl w:val="0"/>
+          <w:numId w:val="1"/>
+        </w:numPr>
+        <w:spacing w:after="40"/>
+      </w:pPr>
+      <w:r>
+        <w:t xml:space="preserve">Auditoria de quem cancelou um pedido e por quê.</w:t>
+      </w:r>
+    </w:p>
+    <w:p>
+      <w:pPr>
+        <w:pStyle w:val="ListParagraph"/>
+        <w:numPr>
+          <w:ilvl w:val="0"/>
+          <w:numId w:val="1"/>
+        </w:numPr>
+        <w:spacing w:after="40"/>
+      </w:pPr>
+      <w:r>
+        <w:t xml:space="preserve">Cálculo de tempo médio entre status para relatórios operacionais.</w:t>
+      </w:r>
+    </w:p>
+    <w:p>
+      <w:pPr>
+        <w:spacing w:after="120"/>
+      </w:pPr>
+    </w:p>
+    <w:p>
+      <w:pPr>
+        <w:pStyle w:val="Heading3"/>
+      </w:pPr>
+      <w:r>
+        <w:t xml:space="preserve">6.5 INVENTORY_RESERVATIONS</w:t>
+      </w:r>
+    </w:p>
+    <w:p>
+      <w:pPr>
+        <w:spacing w:after="80"/>
+      </w:pPr>
+      <w:r>
+        <w:rPr>
+          <w:b/>
+          <w:bCs/>
+        </w:rPr>
+        <w:t xml:space="preserve">Finalidade: </w:t>
+      </w:r>
+      <w:r>
+        <w:t xml:space="preserve">Reserva explícita de estoque para um item de pedido, já implementada em Modules/Inventory/Domain/Entities/InventoryReservation.cs, aqui detalhada com o vínculo direto ao item de pedido.</w:t>
+      </w:r>
+    </w:p>
+    <w:p>
+      <w:pPr>
+        <w:spacing w:after="80"/>
+      </w:pPr>
+      <w:r>
+        <w:rPr>
+          <w:b/>
+          <w:bCs/>
+        </w:rPr>
+        <w:t xml:space="preserve">Campos principais: </w:t>
+      </w:r>
+    </w:p>
+    <w:p>
+      <w:pPr>
+        <w:pStyle w:val="ListParagraph"/>
+        <w:numPr>
+          <w:ilvl w:val="0"/>
+          <w:numId w:val="1"/>
+        </w:numPr>
+        <w:spacing w:after="40"/>
+      </w:pPr>
+      <w:r>
+        <w:t xml:space="preserve">id (uuid, pk)</w:t>
+      </w:r>
+    </w:p>
+    <w:p>
+      <w:pPr>
+        <w:pStyle w:val="ListParagraph"/>
+        <w:numPr>
+          <w:ilvl w:val="0"/>
+          <w:numId w:val="1"/>
+        </w:numPr>
+        <w:spacing w:after="40"/>
+      </w:pPr>
+      <w:r>
+        <w:t xml:space="preserve">product_id (fk → PRODUCTS)</w:t>
+      </w:r>
+    </w:p>
+    <w:p>
+      <w:pPr>
+        <w:pStyle w:val="ListParagraph"/>
+        <w:numPr>
+          <w:ilvl w:val="0"/>
+          <w:numId w:val="1"/>
+        </w:numPr>
+        <w:spacing w:after="40"/>
+      </w:pPr>
+      <w:r>
+        <w:t xml:space="preserve">order_id (fk → ORDERS)</w:t>
+      </w:r>
+    </w:p>
+    <w:p>
+      <w:pPr>
+        <w:pStyle w:val="ListParagraph"/>
+        <w:numPr>
+          <w:ilvl w:val="0"/>
+          <w:numId w:val="1"/>
+        </w:numPr>
+        <w:spacing w:after="40"/>
+      </w:pPr>
+      <w:r>
+        <w:t xml:space="preserve">order_item_id (fk → ORDER_ITEMS)</w:t>
+      </w:r>
+    </w:p>
+    <w:p>
+      <w:pPr>
+        <w:pStyle w:val="ListParagraph"/>
+        <w:numPr>
+          <w:ilvl w:val="0"/>
+          <w:numId w:val="1"/>
+        </w:numPr>
+        <w:spacing w:after="40"/>
+      </w:pPr>
+      <w:r>
+        <w:t xml:space="preserve">quantity</w:t>
+      </w:r>
+    </w:p>
+    <w:p>
+      <w:pPr>
+        <w:pStyle w:val="ListParagraph"/>
+        <w:numPr>
+          <w:ilvl w:val="0"/>
+          <w:numId w:val="1"/>
+        </w:numPr>
+        <w:spacing w:after="40"/>
+      </w:pPr>
+      <w:r>
+        <w:t xml:space="preserve">status (Reserved, Released, Consumed, Expired — enum já existente em ReservationStatus)</w:t>
+      </w:r>
+    </w:p>
+    <w:p>
+      <w:pPr>
+        <w:pStyle w:val="ListParagraph"/>
+        <w:numPr>
+          <w:ilvl w:val="0"/>
+          <w:numId w:val="1"/>
+        </w:numPr>
+        <w:spacing w:after="40"/>
+      </w:pPr>
+      <w:r>
+        <w:t xml:space="preserve">reserved_at, expires_at, released_at, consumed_at</w:t>
       </w:r>
     </w:p>
     <w:p>
@@ -1815,7 +3848,7 @@
         <w:t xml:space="preserve">Relacionamentos: </w:t>
       </w:r>
       <w:r>
-        <w:t xml:space="preserve">Muitos-para-um com CATEGORIES. Um-para-muitos com PRODUCT_IMAGES e PRODUCT_VARIANTS. Um-para-um com STOCK_ITEMS. Referenciado por ORDER_ITEMS e INVENTORY_RESERVATIONS via product_id.</w:t>
+        <w:t xml:space="preserve">Muitos-para-um com PRODUCTS, ORDERS e ORDER_ITEMS. Cada mudança de status gera um registro correspondente em STOCK_MOVEMENTS.</w:t>
       </w:r>
     </w:p>
     <w:p>
@@ -1830,7 +3863,7 @@
         <w:t xml:space="preserve">Por que foi modelado assim: </w:t>
       </w:r>
       <w:r>
-        <w:t xml:space="preserve">Um produto "cru" (apenas nome e preço) não sustenta vitrine, busca, SEO (slug) nem cálculo de frete; os campos adicionais são o mínimo para uma página de produto e um catálogo pesquisável.</w:t>
+        <w:t xml:space="preserve">expires_at foi adicionado para suportar carrinhos/checkouts com reserva temporária (ex.: 15 minutos para concluir o pagamento), permitindo liberar o estoque automaticamente sem depender apenas do fluxo de falha de pagamento.</w:t>
       </w:r>
     </w:p>
     <w:p>
@@ -1855,46 +3888,33 @@
         <w:spacing w:after="40"/>
       </w:pPr>
       <w:r>
-        <w:t xml:space="preserve">Página de produto (PDP) com descrição, preço "de/por" e galeria.</w:t>
-      </w:r>
-    </w:p>
-    <w:p>
-      <w:pPr>
-        <w:pStyle w:val="ListParagraph"/>
-        <w:numPr>
-          <w:ilvl w:val="0"/>
-          <w:numId w:val="1"/>
-        </w:numPr>
-        <w:spacing w:after="40"/>
-      </w:pPr>
-      <w:r>
-        <w:t xml:space="preserve">Busca e ordenação por preço, marca ou categoria.</w:t>
-      </w:r>
-    </w:p>
-    <w:p>
-      <w:pPr>
-        <w:pStyle w:val="ListParagraph"/>
-        <w:numPr>
-          <w:ilvl w:val="0"/>
-          <w:numId w:val="1"/>
-        </w:numPr>
-        <w:spacing w:after="40"/>
-      </w:pPr>
-      <w:r>
-        <w:t xml:space="preserve">Ocultar produto da vitrine com status = Draft antes do lançamento.</w:t>
-      </w:r>
-    </w:p>
-    <w:p>
-      <w:pPr>
-        <w:pStyle w:val="ListParagraph"/>
-        <w:numPr>
-          <w:ilvl w:val="0"/>
-          <w:numId w:val="1"/>
-        </w:numPr>
-        <w:spacing w:after="40"/>
-      </w:pPr>
-      <w:r>
-        <w:t xml:space="preserve">Cálculo de frete usando peso e dimensões.</w:t>
+        <w:t xml:space="preserve">Impedir overselling quando dois clientes tentam comprar a última unidade ao mesmo tempo (ver seção 8).</w:t>
+      </w:r>
+    </w:p>
+    <w:p>
+      <w:pPr>
+        <w:pStyle w:val="ListParagraph"/>
+        <w:numPr>
+          <w:ilvl w:val="0"/>
+          <w:numId w:val="1"/>
+        </w:numPr>
+        <w:spacing w:after="40"/>
+      </w:pPr>
+      <w:r>
+        <w:t xml:space="preserve">Liberar estoque automaticamente se o pagamento expirar.</w:t>
+      </w:r>
+    </w:p>
+    <w:p>
+      <w:pPr>
+        <w:pStyle w:val="ListParagraph"/>
+        <w:numPr>
+          <w:ilvl w:val="0"/>
+          <w:numId w:val="1"/>
+        </w:numPr>
+        <w:spacing w:after="40"/>
+      </w:pPr>
+      <w:r>
+        <w:t xml:space="preserve">Consumir a reserva quando o pedido é confirmado/enviado.</w:t>
       </w:r>
     </w:p>
     <w:p>
@@ -1904,10 +3924,18 @@
     </w:p>
     <w:p>
       <w:pPr>
+        <w:pStyle w:val="Heading1"/>
+      </w:pPr>
+      <w:r>
+        <w:t xml:space="preserve">7. Entidades de pagamentos</w:t>
+      </w:r>
+    </w:p>
+    <w:p>
+      <w:pPr>
         <w:pStyle w:val="Heading3"/>
       </w:pPr>
       <w:r>
-        <w:t xml:space="preserve">5.3 PRODUCT_IMAGES</w:t>
+        <w:t xml:space="preserve">7.1 PAYMENTS</w:t>
       </w:r>
     </w:p>
     <w:p>
@@ -1922,7 +3950,7 @@
         <w:t xml:space="preserve">Finalidade: </w:t>
       </w:r>
       <w:r>
-        <w:t xml:space="preserve">Galeria de imagens de um produto, necessária para qualquer front-end de e-commerce.</w:t>
+        <w:t xml:space="preserve">Agregado do contexto de Pagamentos (já implementado em Modules/Payments/Domain/Entities/Payment.cs), mantido isolado de Order/Customer/Product por design, para permitir extração futura para um serviço PayCore.</w:t>
       </w:r>
     </w:p>
     <w:p>
@@ -1960,72 +3988,111 @@
         <w:spacing w:after="40"/>
       </w:pPr>
       <w:r>
-        <w:t xml:space="preserve">product_id (fk → PRODUCTS)</w:t>
-      </w:r>
-    </w:p>
-    <w:p>
-      <w:pPr>
-        <w:pStyle w:val="ListParagraph"/>
-        <w:numPr>
-          <w:ilvl w:val="0"/>
-          <w:numId w:val="1"/>
-        </w:numPr>
-        <w:spacing w:after="40"/>
-      </w:pPr>
-      <w:r>
-        <w:t xml:space="preserve">url</w:t>
-      </w:r>
-    </w:p>
-    <w:p>
-      <w:pPr>
-        <w:pStyle w:val="ListParagraph"/>
-        <w:numPr>
-          <w:ilvl w:val="0"/>
-          <w:numId w:val="1"/>
-        </w:numPr>
-        <w:spacing w:after="40"/>
-      </w:pPr>
-      <w:r>
-        <w:t xml:space="preserve">alt_text</w:t>
-      </w:r>
-    </w:p>
-    <w:p>
-      <w:pPr>
-        <w:pStyle w:val="ListParagraph"/>
-        <w:numPr>
-          <w:ilvl w:val="0"/>
-          <w:numId w:val="1"/>
-        </w:numPr>
-        <w:spacing w:after="40"/>
-      </w:pPr>
-      <w:r>
-        <w:t xml:space="preserve">display_order (int)</w:t>
-      </w:r>
-    </w:p>
-    <w:p>
-      <w:pPr>
-        <w:pStyle w:val="ListParagraph"/>
-        <w:numPr>
-          <w:ilvl w:val="0"/>
-          <w:numId w:val="1"/>
-        </w:numPr>
-        <w:spacing w:after="40"/>
-      </w:pPr>
-      <w:r>
-        <w:t xml:space="preserve">is_primary (bool)</w:t>
-      </w:r>
-    </w:p>
-    <w:p>
-      <w:pPr>
-        <w:pStyle w:val="ListParagraph"/>
-        <w:numPr>
-          <w:ilvl w:val="0"/>
-          <w:numId w:val="1"/>
-        </w:numPr>
-        <w:spacing w:after="40"/>
-      </w:pPr>
-      <w:r>
-        <w:t xml:space="preserve">created_at</w:t>
+        <w:t xml:space="preserve">order_id (apenas id, sem fk forte entre bounded contexts)</w:t>
+      </w:r>
+    </w:p>
+    <w:p>
+      <w:pPr>
+        <w:pStyle w:val="ListParagraph"/>
+        <w:numPr>
+          <w:ilvl w:val="0"/>
+          <w:numId w:val="1"/>
+        </w:numPr>
+        <w:spacing w:after="40"/>
+      </w:pPr>
+      <w:r>
+        <w:t xml:space="preserve">customer_payment_method_id (nullable, apenas id)</w:t>
+      </w:r>
+    </w:p>
+    <w:p>
+      <w:pPr>
+        <w:pStyle w:val="ListParagraph"/>
+        <w:numPr>
+          <w:ilvl w:val="0"/>
+          <w:numId w:val="1"/>
+        </w:numPr>
+        <w:spacing w:after="40"/>
+      </w:pPr>
+      <w:r>
+        <w:t xml:space="preserve">amount, currency</w:t>
+      </w:r>
+    </w:p>
+    <w:p>
+      <w:pPr>
+        <w:pStyle w:val="ListParagraph"/>
+        <w:numPr>
+          <w:ilvl w:val="0"/>
+          <w:numId w:val="1"/>
+        </w:numPr>
+        <w:spacing w:after="40"/>
+      </w:pPr>
+      <w:r>
+        <w:t xml:space="preserve">status (Pending, Processing, Authorized, Captured, Failed, Refunded — enum já existente em PaymentStatus)</w:t>
+      </w:r>
+    </w:p>
+    <w:p>
+      <w:pPr>
+        <w:pStyle w:val="ListParagraph"/>
+        <w:numPr>
+          <w:ilvl w:val="0"/>
+          <w:numId w:val="1"/>
+        </w:numPr>
+        <w:spacing w:after="40"/>
+      </w:pPr>
+      <w:r>
+        <w:t xml:space="preserve">idempotency_key (único — já existe em Payment.IdempotencyKey)</w:t>
+      </w:r>
+    </w:p>
+    <w:p>
+      <w:pPr>
+        <w:pStyle w:val="ListParagraph"/>
+        <w:numPr>
+          <w:ilvl w:val="0"/>
+          <w:numId w:val="1"/>
+        </w:numPr>
+        <w:spacing w:after="40"/>
+      </w:pPr>
+      <w:r>
+        <w:t xml:space="preserve">provider, provider_reference</w:t>
+      </w:r>
+    </w:p>
+    <w:p>
+      <w:pPr>
+        <w:pStyle w:val="ListParagraph"/>
+        <w:numPr>
+          <w:ilvl w:val="0"/>
+          <w:numId w:val="1"/>
+        </w:numPr>
+        <w:spacing w:after="40"/>
+      </w:pPr>
+      <w:r>
+        <w:t xml:space="preserve">failure_reason</w:t>
+      </w:r>
+    </w:p>
+    <w:p>
+      <w:pPr>
+        <w:pStyle w:val="ListParagraph"/>
+        <w:numPr>
+          <w:ilvl w:val="0"/>
+          <w:numId w:val="1"/>
+        </w:numPr>
+        <w:spacing w:after="40"/>
+      </w:pPr>
+      <w:r>
+        <w:t xml:space="preserve">authorized_at, captured_at, created_at, updated_at</w:t>
+      </w:r>
+    </w:p>
+    <w:p>
+      <w:pPr>
+        <w:pStyle w:val="ListParagraph"/>
+        <w:numPr>
+          <w:ilvl w:val="0"/>
+          <w:numId w:val="1"/>
+        </w:numPr>
+        <w:spacing w:after="40"/>
+      </w:pPr>
+      <w:r>
+        <w:t xml:space="preserve">version (int, concorrência otimista)</w:t>
       </w:r>
     </w:p>
     <w:p>
@@ -2040,7 +4107,7 @@
         <w:t xml:space="preserve">Relacionamentos: </w:t>
       </w:r>
       <w:r>
-        <w:t xml:space="preserve">Muitos-para-um com PRODUCTS.</w:t>
+        <w:t xml:space="preserve">Lógico (não fk) um-para-um com ORDERS via order_id. Um-para-muitos com PAYMENT_EVENTS e REFUNDS.</w:t>
       </w:r>
     </w:p>
     <w:p>
@@ -2055,7 +4122,7 @@
         <w:t xml:space="preserve">Por que foi modelado assim: </w:t>
       </w:r>
       <w:r>
-        <w:t xml:space="preserve">Uma URL única de imagem na própria tabela PRODUCTS não suportaria galerias nem miniaturas; uma tabela dedicada permite reordenar e marcar a imagem de capa.</w:t>
+        <w:t xml:space="preserve">A ausência de fk direta para ORDERS/CUSTOMERS é intencional (ver comentário em Payment.cs): o módulo de pagamentos deve continuar funcionando e ser migrável mesmo que o esquema de Orders mude.</w:t>
       </w:r>
     </w:p>
     <w:p>
@@ -2080,33 +4147,33 @@
         <w:spacing w:after="40"/>
       </w:pPr>
       <w:r>
-        <w:t xml:space="preserve">Miniatura do produto na listagem/vitrine (is_primary = true).</w:t>
-      </w:r>
-    </w:p>
-    <w:p>
-      <w:pPr>
-        <w:pStyle w:val="ListParagraph"/>
-        <w:numPr>
-          <w:ilvl w:val="0"/>
-          <w:numId w:val="1"/>
-        </w:numPr>
-        <w:spacing w:after="40"/>
-      </w:pPr>
-      <w:r>
-        <w:t xml:space="preserve">Galeria com zoom na página de produto.</w:t>
-      </w:r>
-    </w:p>
-    <w:p>
-      <w:pPr>
-        <w:pStyle w:val="ListParagraph"/>
-        <w:numPr>
-          <w:ilvl w:val="0"/>
-          <w:numId w:val="1"/>
-        </w:numPr>
-        <w:spacing w:after="40"/>
-      </w:pPr>
-      <w:r>
-        <w:t xml:space="preserve">Reordenar imagens no painel administrativo.</w:t>
+        <w:t xml:space="preserve">Tela de status do pagamento no checkout ("Processando...", "Aprovado").</w:t>
+      </w:r>
+    </w:p>
+    <w:p>
+      <w:pPr>
+        <w:pStyle w:val="ListParagraph"/>
+        <w:numPr>
+          <w:ilvl w:val="0"/>
+          <w:numId w:val="1"/>
+        </w:numPr>
+        <w:spacing w:after="40"/>
+      </w:pPr>
+      <w:r>
+        <w:t xml:space="preserve">Evitar cobrança duplicada usando idempotency_key.</w:t>
+      </w:r>
+    </w:p>
+    <w:p>
+      <w:pPr>
+        <w:pStyle w:val="ListParagraph"/>
+        <w:numPr>
+          <w:ilvl w:val="0"/>
+          <w:numId w:val="1"/>
+        </w:numPr>
+        <w:spacing w:after="40"/>
+      </w:pPr>
+      <w:r>
+        <w:t xml:space="preserve">Consulta de referência externa (provider_reference) para suporte ao cliente.</w:t>
       </w:r>
     </w:p>
     <w:p>
@@ -2119,7 +4186,7 @@
         <w:pStyle w:val="Heading3"/>
       </w:pPr>
       <w:r>
-        <w:t xml:space="preserve">5.4 PRODUCT_VARIANTS</w:t>
+        <w:t xml:space="preserve">7.2 PAYMENT_EVENTS</w:t>
       </w:r>
     </w:p>
     <w:p>
@@ -2134,7 +4201,7 @@
         <w:t xml:space="preserve">Finalidade: </w:t>
       </w:r>
       <w:r>
-        <w:t xml:space="preserve">Representa variações de um produto (tamanho, cor, voltagem etc.), quando aplicável. Opcional: produtos sem variação simplesmente não têm linhas aqui.</w:t>
+        <w:t xml:space="preserve">Histórico de eventos e webhooks recebidos do provedor de pagamento, incluindo o payload bruto para depuração.</w:t>
       </w:r>
     </w:p>
     <w:p>
@@ -2172,85 +4239,46 @@
         <w:spacing w:after="40"/>
       </w:pPr>
       <w:r>
-        <w:t xml:space="preserve">product_id (fk → PRODUCTS)</w:t>
-      </w:r>
-    </w:p>
-    <w:p>
-      <w:pPr>
-        <w:pStyle w:val="ListParagraph"/>
-        <w:numPr>
-          <w:ilvl w:val="0"/>
-          <w:numId w:val="1"/>
-        </w:numPr>
-        <w:spacing w:after="40"/>
-      </w:pPr>
-      <w:r>
-        <w:t xml:space="preserve">sku (único)</w:t>
-      </w:r>
-    </w:p>
-    <w:p>
-      <w:pPr>
-        <w:pStyle w:val="ListParagraph"/>
-        <w:numPr>
-          <w:ilvl w:val="0"/>
-          <w:numId w:val="1"/>
-        </w:numPr>
-        <w:spacing w:after="40"/>
-      </w:pPr>
-      <w:r>
-        <w:t xml:space="preserve">name (ex.: "Azul / M")</w:t>
-      </w:r>
-    </w:p>
-    <w:p>
-      <w:pPr>
-        <w:pStyle w:val="ListParagraph"/>
-        <w:numPr>
-          <w:ilvl w:val="0"/>
-          <w:numId w:val="1"/>
-        </w:numPr>
-        <w:spacing w:after="40"/>
-      </w:pPr>
-      <w:r>
-        <w:t xml:space="preserve">attributes (jsonb, ex.: {"cor":"azul","tamanho":"M"})</w:t>
-      </w:r>
-    </w:p>
-    <w:p>
-      <w:pPr>
-        <w:pStyle w:val="ListParagraph"/>
-        <w:numPr>
-          <w:ilvl w:val="0"/>
-          <w:numId w:val="1"/>
-        </w:numPr>
-        <w:spacing w:after="40"/>
-      </w:pPr>
-      <w:r>
-        <w:t xml:space="preserve">additional_price (somado ao current_price do produto pai)</w:t>
-      </w:r>
-    </w:p>
-    <w:p>
-      <w:pPr>
-        <w:pStyle w:val="ListParagraph"/>
-        <w:numPr>
-          <w:ilvl w:val="0"/>
-          <w:numId w:val="1"/>
-        </w:numPr>
-        <w:spacing w:after="40"/>
-      </w:pPr>
-      <w:r>
-        <w:t xml:space="preserve">active (bool)</w:t>
-      </w:r>
-    </w:p>
-    <w:p>
-      <w:pPr>
-        <w:pStyle w:val="ListParagraph"/>
-        <w:numPr>
-          <w:ilvl w:val="0"/>
-          <w:numId w:val="1"/>
-        </w:numPr>
-        <w:spacing w:after="40"/>
-      </w:pPr>
-      <w:r>
-        <w:t xml:space="preserve">created_at, updated_at</w:t>
+        <w:t xml:space="preserve">payment_id (fk → PAYMENTS)</w:t>
+      </w:r>
+    </w:p>
+    <w:p>
+      <w:pPr>
+        <w:pStyle w:val="ListParagraph"/>
+        <w:numPr>
+          <w:ilvl w:val="0"/>
+          <w:numId w:val="1"/>
+        </w:numPr>
+        <w:spacing w:after="40"/>
+      </w:pPr>
+      <w:r>
+        <w:t xml:space="preserve">event_type (ex.: authorization.succeeded, capture.failed)</w:t>
+      </w:r>
+    </w:p>
+    <w:p>
+      <w:pPr>
+        <w:pStyle w:val="ListParagraph"/>
+        <w:numPr>
+          <w:ilvl w:val="0"/>
+          <w:numId w:val="1"/>
+        </w:numPr>
+        <w:spacing w:after="40"/>
+      </w:pPr>
+      <w:r>
+        <w:t xml:space="preserve">payload (jsonb)</w:t>
+      </w:r>
+    </w:p>
+    <w:p>
+      <w:pPr>
+        <w:pStyle w:val="ListParagraph"/>
+        <w:numPr>
+          <w:ilvl w:val="0"/>
+          <w:numId w:val="1"/>
+        </w:numPr>
+        <w:spacing w:after="40"/>
+      </w:pPr>
+      <w:r>
+        <w:t xml:space="preserve">occurred_at</w:t>
       </w:r>
     </w:p>
     <w:p>
@@ -2265,7 +4293,7 @@
         <w:t xml:space="preserve">Relacionamentos: </w:t>
       </w:r>
       <w:r>
-        <w:t xml:space="preserve">Muitos-para-um com PRODUCTS. Um-para-um com STOCK_ITEMS quando o controle de estoque é feito por variação.</w:t>
+        <w:t xml:space="preserve">Muitos-para-um com PAYMENTS.</w:t>
       </w:r>
     </w:p>
     <w:p>
@@ -2280,7 +4308,7 @@
         <w:t xml:space="preserve">Por que foi modelado assim: </w:t>
       </w:r>
       <w:r>
-        <w:t xml:space="preserve">Modelar variações como linhas em jsonb evita criar uma coluna por atributo possível (cor, tamanho, voltagem...) e mantém o modelo extensível sem migração a cada novo tipo de variação.</w:t>
+        <w:t xml:space="preserve">Provedores de pagamento (ver IPaymentProvider / FakePaymentProvider) notificam via webhook de forma assíncrona; guardar cada evento bruto permite reprocessar ou auditar sem depender apenas do status atual consolidado em PAYMENTS.</w:t>
       </w:r>
     </w:p>
     <w:p>
@@ -2305,33 +4333,33 @@
         <w:spacing w:after="40"/>
       </w:pPr>
       <w:r>
-        <w:t xml:space="preserve">Seletor de tamanho/cor na página de produto.</w:t>
-      </w:r>
-    </w:p>
-    <w:p>
-      <w:pPr>
-        <w:pStyle w:val="ListParagraph"/>
-        <w:numPr>
-          <w:ilvl w:val="0"/>
-          <w:numId w:val="1"/>
-        </w:numPr>
-        <w:spacing w:after="40"/>
-      </w:pPr>
-      <w:r>
-        <w:t xml:space="preserve">Estoque e preço específicos por variação.</w:t>
-      </w:r>
-    </w:p>
-    <w:p>
-      <w:pPr>
-        <w:pStyle w:val="ListParagraph"/>
-        <w:numPr>
-          <w:ilvl w:val="0"/>
-          <w:numId w:val="1"/>
-        </w:numPr>
-        <w:spacing w:after="40"/>
-      </w:pPr>
-      <w:r>
-        <w:t xml:space="preserve">Item de pedido referenciando a variação exata comprada.</w:t>
+        <w:t xml:space="preserve">Depurar por que um pagamento ficou preso em Processing.</w:t>
+      </w:r>
+    </w:p>
+    <w:p>
+      <w:pPr>
+        <w:pStyle w:val="ListParagraph"/>
+        <w:numPr>
+          <w:ilvl w:val="0"/>
+          <w:numId w:val="1"/>
+        </w:numPr>
+        <w:spacing w:after="40"/>
+      </w:pPr>
+      <w:r>
+        <w:t xml:space="preserve">Reprocessar um webhook perdido.</w:t>
+      </w:r>
+    </w:p>
+    <w:p>
+      <w:pPr>
+        <w:pStyle w:val="ListParagraph"/>
+        <w:numPr>
+          <w:ilvl w:val="0"/>
+          <w:numId w:val="1"/>
+        </w:numPr>
+        <w:spacing w:after="40"/>
+      </w:pPr>
+      <w:r>
+        <w:t xml:space="preserve">Auditoria para o time financeiro.</w:t>
       </w:r>
     </w:p>
     <w:p>
@@ -2344,7 +4372,7 @@
         <w:pStyle w:val="Heading3"/>
       </w:pPr>
       <w:r>
-        <w:t xml:space="preserve">5.5 STOCK_ITEMS</w:t>
+        <w:t xml:space="preserve">7.3 REFUNDS</w:t>
       </w:r>
     </w:p>
     <w:p>
@@ -2359,7 +4387,7 @@
         <w:t xml:space="preserve">Finalidade: </w:t>
       </w:r>
       <w:r>
-        <w:t xml:space="preserve">Saldo de estoque atual de um produto (ou variação), consolidando o que está disponível para novas reservas.</w:t>
+        <w:t xml:space="preserve">Registra solicitações e execuções de estorno, total ou parcial, de um pagamento capturado.</w:t>
       </w:r>
     </w:p>
     <w:p>
@@ -2397,85 +4425,59 @@
         <w:spacing w:after="40"/>
       </w:pPr>
       <w:r>
-        <w:t xml:space="preserve">product_id (fk → PRODUCTS, único quando não há variação)</w:t>
-      </w:r>
-    </w:p>
-    <w:p>
-      <w:pPr>
-        <w:pStyle w:val="ListParagraph"/>
-        <w:numPr>
-          <w:ilvl w:val="0"/>
-          <w:numId w:val="1"/>
-        </w:numPr>
-        <w:spacing w:after="40"/>
-      </w:pPr>
-      <w:r>
-        <w:t xml:space="preserve">product_variant_id (fk → PRODUCT_VARIANTS, nullable)</w:t>
-      </w:r>
-    </w:p>
-    <w:p>
-      <w:pPr>
-        <w:pStyle w:val="ListParagraph"/>
-        <w:numPr>
-          <w:ilvl w:val="0"/>
-          <w:numId w:val="1"/>
-        </w:numPr>
-        <w:spacing w:after="40"/>
-      </w:pPr>
-      <w:r>
-        <w:t xml:space="preserve">quantity_on_hand (estoque físico)</w:t>
-      </w:r>
-    </w:p>
-    <w:p>
-      <w:pPr>
-        <w:pStyle w:val="ListParagraph"/>
-        <w:numPr>
-          <w:ilvl w:val="0"/>
-          <w:numId w:val="1"/>
-        </w:numPr>
-        <w:spacing w:after="40"/>
-      </w:pPr>
-      <w:r>
-        <w:t xml:space="preserve">quantity_reserved (soma de INVENTORY_RESERVATIONS ativas)</w:t>
-      </w:r>
-    </w:p>
-    <w:p>
-      <w:pPr>
-        <w:pStyle w:val="ListParagraph"/>
-        <w:numPr>
-          <w:ilvl w:val="0"/>
-          <w:numId w:val="1"/>
-        </w:numPr>
-        <w:spacing w:after="40"/>
-      </w:pPr>
-      <w:r>
-        <w:t xml:space="preserve">quantity_available (calculado: quantity_on_hand - quantity_reserved)</w:t>
-      </w:r>
-    </w:p>
-    <w:p>
-      <w:pPr>
-        <w:pStyle w:val="ListParagraph"/>
-        <w:numPr>
-          <w:ilvl w:val="0"/>
-          <w:numId w:val="1"/>
-        </w:numPr>
-        <w:spacing w:after="40"/>
-      </w:pPr>
-      <w:r>
-        <w:t xml:space="preserve">reorder_level (gatilho de reposição)</w:t>
-      </w:r>
-    </w:p>
-    <w:p>
-      <w:pPr>
-        <w:pStyle w:val="ListParagraph"/>
-        <w:numPr>
-          <w:ilvl w:val="0"/>
-          <w:numId w:val="1"/>
-        </w:numPr>
-        <w:spacing w:after="40"/>
-      </w:pPr>
-      <w:r>
-        <w:t xml:space="preserve">updated_at</w:t>
+        <w:t xml:space="preserve">payment_id (fk → PAYMENTS)</w:t>
+      </w:r>
+    </w:p>
+    <w:p>
+      <w:pPr>
+        <w:pStyle w:val="ListParagraph"/>
+        <w:numPr>
+          <w:ilvl w:val="0"/>
+          <w:numId w:val="1"/>
+        </w:numPr>
+        <w:spacing w:after="40"/>
+      </w:pPr>
+      <w:r>
+        <w:t xml:space="preserve">amount</w:t>
+      </w:r>
+    </w:p>
+    <w:p>
+      <w:pPr>
+        <w:pStyle w:val="ListParagraph"/>
+        <w:numPr>
+          <w:ilvl w:val="0"/>
+          <w:numId w:val="1"/>
+        </w:numPr>
+        <w:spacing w:after="40"/>
+      </w:pPr>
+      <w:r>
+        <w:t xml:space="preserve">reason</w:t>
+      </w:r>
+    </w:p>
+    <w:p>
+      <w:pPr>
+        <w:pStyle w:val="ListParagraph"/>
+        <w:numPr>
+          <w:ilvl w:val="0"/>
+          <w:numId w:val="1"/>
+        </w:numPr>
+        <w:spacing w:after="40"/>
+      </w:pPr>
+      <w:r>
+        <w:t xml:space="preserve">status (Pending, Completed, Failed)</w:t>
+      </w:r>
+    </w:p>
+    <w:p>
+      <w:pPr>
+        <w:pStyle w:val="ListParagraph"/>
+        <w:numPr>
+          <w:ilvl w:val="0"/>
+          <w:numId w:val="1"/>
+        </w:numPr>
+        <w:spacing w:after="40"/>
+      </w:pPr>
+      <w:r>
+        <w:t xml:space="preserve">requested_at, processed_at</w:t>
       </w:r>
     </w:p>
     <w:p>
@@ -2490,7 +4492,7 @@
         <w:t xml:space="preserve">Relacionamentos: </w:t>
       </w:r>
       <w:r>
-        <w:t xml:space="preserve">Um-para-um com PRODUCTS (ou PRODUCT_VARIANTS). Consultado antes de criar uma INVENTORY_RESERVATION.</w:t>
+        <w:t xml:space="preserve">Muitos-para-um com PAYMENTS (um pagamento pode ter mais de um estorno parcial).</w:t>
       </w:r>
     </w:p>
     <w:p>
@@ -2505,7 +4507,7 @@
         <w:t xml:space="preserve">Por que foi modelado assim: </w:t>
       </w:r>
       <w:r>
-        <w:t xml:space="preserve">Separar o saldo consolidado (STOCK_ITEMS) do histórico de movimentações (STOCK_MOVEMENTS) e das reservas (INVENTORY_RESERVATIONS) permite responder "tem estoque?" com uma leitura simples, sem somar tabelas de eventos em tempo real.</w:t>
+        <w:t xml:space="preserve">Foi criada como entidade própria, e não como um novo status em PAYMENTS, porque um estorno parcial não muda o status geral do pagamento e precisa manter seu próprio valor e motivo.</w:t>
       </w:r>
     </w:p>
     <w:p>
@@ -2530,33 +4532,33 @@
         <w:spacing w:after="40"/>
       </w:pPr>
       <w:r>
-        <w:t xml:space="preserve">Exibir "últimas 3 unidades" na página de produto.</w:t>
-      </w:r>
-    </w:p>
-    <w:p>
-      <w:pPr>
-        <w:pStyle w:val="ListParagraph"/>
-        <w:numPr>
-          <w:ilvl w:val="0"/>
-          <w:numId w:val="1"/>
-        </w:numPr>
-        <w:spacing w:after="40"/>
-      </w:pPr>
-      <w:r>
-        <w:t xml:space="preserve">Bloquear "Adicionar ao carrinho" quando quantity_available = 0.</w:t>
-      </w:r>
-    </w:p>
-    <w:p>
-      <w:pPr>
-        <w:pStyle w:val="ListParagraph"/>
-        <w:numPr>
-          <w:ilvl w:val="0"/>
-          <w:numId w:val="1"/>
-        </w:numPr>
-        <w:spacing w:after="40"/>
-      </w:pPr>
-      <w:r>
-        <w:t xml:space="preserve">Alertar reposição quando quantity_on_hand &lt; reorder_level.</w:t>
+        <w:t xml:space="preserve">Botão "Solicitar reembolso" na tela de pedido do cliente.</w:t>
+      </w:r>
+    </w:p>
+    <w:p>
+      <w:pPr>
+        <w:pStyle w:val="ListParagraph"/>
+        <w:numPr>
+          <w:ilvl w:val="0"/>
+          <w:numId w:val="1"/>
+        </w:numPr>
+        <w:spacing w:after="40"/>
+      </w:pPr>
+      <w:r>
+        <w:t xml:space="preserve">Painel administrativo de estornos pendentes.</w:t>
+      </w:r>
+    </w:p>
+    <w:p>
+      <w:pPr>
+        <w:pStyle w:val="ListParagraph"/>
+        <w:numPr>
+          <w:ilvl w:val="0"/>
+          <w:numId w:val="1"/>
+        </w:numPr>
+        <w:spacing w:after="40"/>
+      </w:pPr>
+      <w:r>
+        <w:t xml:space="preserve">Conciliação financeira entre valor capturado e valor estornado.</w:t>
       </w:r>
     </w:p>
     <w:p>
@@ -2566,2118 +4568,168 @@
     </w:p>
     <w:p>
       <w:pPr>
-        <w:pStyle w:val="Heading3"/>
-      </w:pPr>
-      <w:r>
-        <w:t xml:space="preserve">5.6 STOCK_MOVEMENTS</w:t>
-      </w:r>
-    </w:p>
-    <w:p>
-      <w:pPr>
-        <w:spacing w:after="80"/>
-      </w:pPr>
-      <w:r>
-        <w:rPr>
-          <w:b/>
-          <w:bCs/>
-        </w:rPr>
-        <w:t xml:space="preserve">Finalidade: </w:t>
-      </w:r>
-      <w:r>
-        <w:t xml:space="preserve">Registro de auditoria de toda entrada, saída ou ajuste de estoque, incluindo os efeitos de reservas.</w:t>
-      </w:r>
-    </w:p>
-    <w:p>
-      <w:pPr>
-        <w:spacing w:after="80"/>
-      </w:pPr>
-      <w:r>
-        <w:rPr>
-          <w:b/>
-          <w:bCs/>
-        </w:rPr>
-        <w:t xml:space="preserve">Campos principais: </w:t>
-      </w:r>
-    </w:p>
-    <w:p>
-      <w:pPr>
-        <w:pStyle w:val="ListParagraph"/>
-        <w:numPr>
-          <w:ilvl w:val="0"/>
-          <w:numId w:val="1"/>
-        </w:numPr>
-        <w:spacing w:after="40"/>
-      </w:pPr>
-      <w:r>
-        <w:t xml:space="preserve">id (uuid, pk)</w:t>
-      </w:r>
-    </w:p>
-    <w:p>
-      <w:pPr>
-        <w:pStyle w:val="ListParagraph"/>
-        <w:numPr>
-          <w:ilvl w:val="0"/>
-          <w:numId w:val="1"/>
-        </w:numPr>
-        <w:spacing w:after="40"/>
-      </w:pPr>
-      <w:r>
-        <w:t xml:space="preserve">product_id (fk → PRODUCTS)</w:t>
-      </w:r>
-    </w:p>
-    <w:p>
-      <w:pPr>
-        <w:pStyle w:val="ListParagraph"/>
-        <w:numPr>
-          <w:ilvl w:val="0"/>
-          <w:numId w:val="1"/>
-        </w:numPr>
-        <w:spacing w:after="40"/>
-      </w:pPr>
-      <w:r>
-        <w:t xml:space="preserve">movement_type (Inbound, Outbound, Adjustment, ReservationCreated, ReservationReleased, ReservationConsumed)</w:t>
-      </w:r>
-    </w:p>
-    <w:p>
-      <w:pPr>
-        <w:pStyle w:val="ListParagraph"/>
-        <w:numPr>
-          <w:ilvl w:val="0"/>
-          <w:numId w:val="1"/>
-        </w:numPr>
-        <w:spacing w:after="40"/>
-      </w:pPr>
-      <w:r>
-        <w:t xml:space="preserve">quantity (positivo ou negativo)</w:t>
-      </w:r>
-    </w:p>
-    <w:p>
-      <w:pPr>
-        <w:pStyle w:val="ListParagraph"/>
-        <w:numPr>
-          <w:ilvl w:val="0"/>
-          <w:numId w:val="1"/>
-        </w:numPr>
-        <w:spacing w:after="40"/>
-      </w:pPr>
-      <w:r>
-        <w:t xml:space="preserve">reference_type, reference_id (ex.: Order, InventoryReservation)</w:t>
-      </w:r>
-    </w:p>
-    <w:p>
-      <w:pPr>
-        <w:pStyle w:val="ListParagraph"/>
-        <w:numPr>
-          <w:ilvl w:val="0"/>
-          <w:numId w:val="1"/>
-        </w:numPr>
-        <w:spacing w:after="40"/>
-      </w:pPr>
-      <w:r>
-        <w:t xml:space="preserve">notes</w:t>
-      </w:r>
-    </w:p>
-    <w:p>
-      <w:pPr>
-        <w:pStyle w:val="ListParagraph"/>
-        <w:numPr>
-          <w:ilvl w:val="0"/>
-          <w:numId w:val="1"/>
-        </w:numPr>
-        <w:spacing w:after="40"/>
-      </w:pPr>
-      <w:r>
-        <w:t xml:space="preserve">created_at</w:t>
-      </w:r>
-    </w:p>
-    <w:p>
-      <w:pPr>
-        <w:spacing w:after="80"/>
-      </w:pPr>
-      <w:r>
-        <w:rPr>
-          <w:b/>
-          <w:bCs/>
-        </w:rPr>
-        <w:t xml:space="preserve">Relacionamentos: </w:t>
-      </w:r>
-      <w:r>
-        <w:t xml:space="preserve">Muitos-para-um com PRODUCTS. Referencia livremente outras entidades via reference_type/reference_id (sem fk rígida, para não acoplar o módulo de estoque a Orders).</w:t>
-      </w:r>
-    </w:p>
-    <w:p>
-      <w:pPr>
-        <w:spacing w:after="80"/>
-      </w:pPr>
-      <w:r>
-        <w:rPr>
-          <w:b/>
-          <w:bCs/>
-        </w:rPr>
-        <w:t xml:space="preserve">Por que foi modelado assim: </w:t>
-      </w:r>
-      <w:r>
-        <w:t xml:space="preserve">Assim como USER_VIDEO_EVENTS foi separado do progresso consolidado no domínio de referência, os movimentos de estoque foram separados do saldo consolidado (STOCK_ITEMS) para permitir auditoria completa sem sobrecarregar a tabela de saldo.</w:t>
-      </w:r>
-    </w:p>
-    <w:p>
-      <w:pPr>
-        <w:spacing w:after="40"/>
-      </w:pPr>
-      <w:r>
-        <w:rPr>
-          <w:b/>
-          <w:bCs/>
-        </w:rPr>
-        <w:t xml:space="preserve">Exemplos de uso (front-end / backend):</w:t>
-      </w:r>
-    </w:p>
-    <w:p>
-      <w:pPr>
-        <w:pStyle w:val="ListParagraph"/>
-        <w:numPr>
-          <w:ilvl w:val="0"/>
-          <w:numId w:val="1"/>
-        </w:numPr>
-        <w:spacing w:after="40"/>
-      </w:pPr>
-      <w:r>
-        <w:t xml:space="preserve">Relatório "Kardex" de um produto.</w:t>
-      </w:r>
-    </w:p>
-    <w:p>
-      <w:pPr>
-        <w:pStyle w:val="ListParagraph"/>
-        <w:numPr>
-          <w:ilvl w:val="0"/>
-          <w:numId w:val="1"/>
-        </w:numPr>
-        <w:spacing w:after="40"/>
-      </w:pPr>
-      <w:r>
-        <w:t xml:space="preserve">Investigar por que o estoque de um SKU zerou.</w:t>
-      </w:r>
-    </w:p>
-    <w:p>
-      <w:pPr>
-        <w:pStyle w:val="ListParagraph"/>
-        <w:numPr>
-          <w:ilvl w:val="0"/>
-          <w:numId w:val="1"/>
-        </w:numPr>
-        <w:spacing w:after="40"/>
-      </w:pPr>
-      <w:r>
-        <w:t xml:space="preserve">Reconciliação entre estoque físico e sistema.</w:t>
+        <w:pStyle w:val="Heading1"/>
+      </w:pPr>
+      <w:r>
+        <w:t xml:space="preserve">8. Fluxo recomendado de criação e ciclo de vida de um pedido</w:t>
       </w:r>
     </w:p>
     <w:p>
       <w:pPr>
         <w:spacing w:after="120"/>
       </w:pPr>
+      <w:r>
+        <w:t xml:space="preserve">O fluxo abaixo resume como as entidades interagem, desde o carrinho até a entrega, reproduzindo a máquina de estados já implementada em Order.cs:</w:t>
+      </w:r>
+    </w:p>
+    <w:p>
+      <w:pPr>
+        <w:pStyle w:val="ListParagraph"/>
+        <w:numPr>
+          <w:ilvl w:val="0"/>
+          <w:numId w:val="1"/>
+        </w:numPr>
+        <w:spacing w:after="40"/>
+      </w:pPr>
+      <w:r>
+        <w:t xml:space="preserve">Cliente monta o carrinho; o front-end consulta PRODUCTS e STOCK_ITEMS.quantity_available para exibir disponibilidade.</w:t>
+      </w:r>
+    </w:p>
+    <w:p>
+      <w:pPr>
+        <w:pStyle w:val="ListParagraph"/>
+        <w:numPr>
+          <w:ilvl w:val="0"/>
+          <w:numId w:val="1"/>
+        </w:numPr>
+        <w:spacing w:after="40"/>
+      </w:pPr>
+      <w:r>
+        <w:t xml:space="preserve">No checkout, cria-se um ORDER em status Created e seus ORDER_ITEMS, copiando nome/SKU/preço/imagem do produto (snapshot).</w:t>
+      </w:r>
+    </w:p>
+    <w:p>
+      <w:pPr>
+        <w:pStyle w:val="ListParagraph"/>
+        <w:numPr>
+          <w:ilvl w:val="0"/>
+          <w:numId w:val="1"/>
+        </w:numPr>
+        <w:spacing w:after="40"/>
+      </w:pPr>
+      <w:r>
+        <w:t xml:space="preserve">O endereço escolhido em CUSTOMER_ADDRESSES é copiado para ORDER_ADDRESSES (entrega e cobrança).</w:t>
+      </w:r>
+    </w:p>
+    <w:p>
+      <w:pPr>
+        <w:pStyle w:val="ListParagraph"/>
+        <w:numPr>
+          <w:ilvl w:val="0"/>
+          <w:numId w:val="1"/>
+        </w:numPr>
+        <w:spacing w:after="40"/>
+      </w:pPr>
+      <w:r>
+        <w:t xml:space="preserve">Para cada ORDER_ITEM, o módulo de Inventory tenta criar uma INVENTORY_RESERVATION; sucesso em todos os itens move o pedido para PendingPayment (Order.RequestPayment).</w:t>
+      </w:r>
+    </w:p>
+    <w:p>
+      <w:pPr>
+        <w:pStyle w:val="ListParagraph"/>
+        <w:numPr>
+          <w:ilvl w:val="0"/>
+          <w:numId w:val="1"/>
+        </w:numPr>
+        <w:spacing w:after="40"/>
+      </w:pPr>
+      <w:r>
+        <w:t xml:space="preserve">Um PAYMENT é criado com o total do pedido e uma idempotency_key vinda do cliente; eventos do provedor chegam via PAYMENT_EVENTS.</w:t>
+      </w:r>
+    </w:p>
+    <w:p>
+      <w:pPr>
+        <w:pStyle w:val="ListParagraph"/>
+        <w:numPr>
+          <w:ilvl w:val="0"/>
+          <w:numId w:val="1"/>
+        </w:numPr>
+        <w:spacing w:after="40"/>
+      </w:pPr>
+      <w:r>
+        <w:t xml:space="preserve">Pagamento capturado → Order.Confirm() move o pedido para Confirmed e as reservas correspondentes são marcadas como Consumed; pagamento falho → Order.FailPayment() libera as reservas (Released).</w:t>
+      </w:r>
+    </w:p>
+    <w:p>
+      <w:pPr>
+        <w:pStyle w:val="ListParagraph"/>
+        <w:numPr>
+          <w:ilvl w:val="0"/>
+          <w:numId w:val="1"/>
+        </w:numPr>
+        <w:spacing w:after="40"/>
+      </w:pPr>
+      <w:r>
+        <w:t xml:space="preserve">Cada transição de Status grava uma linha em ORDER_STATUS_HISTORY, alimentando a timeline do front-end.</w:t>
+      </w:r>
+    </w:p>
+    <w:p>
+      <w:pPr>
+        <w:pStyle w:val="ListParagraph"/>
+        <w:numPr>
+          <w:ilvl w:val="0"/>
+          <w:numId w:val="1"/>
+        </w:numPr>
+        <w:spacing w:after="40"/>
+      </w:pPr>
+      <w:r>
+        <w:t xml:space="preserve">Cancelamento (Order.Cancel) só é permitido antes de Shipped/Delivered, e libera qualquer reserva ainda ativa.</w:t>
+      </w:r>
     </w:p>
     <w:p>
       <w:pPr>
         <w:pStyle w:val="Heading1"/>
       </w:pPr>
       <w:r>
-        <w:t xml:space="preserve">6. Entidades de pedidos</w:t>
-      </w:r>
-    </w:p>
-    <w:p>
-      <w:pPr>
-        <w:pStyle w:val="Heading3"/>
-      </w:pPr>
-      <w:r>
-        <w:t xml:space="preserve">6.1 ORDERS</w:t>
-      </w:r>
-    </w:p>
-    <w:p>
-      <w:pPr>
-        <w:spacing w:after="80"/>
-      </w:pPr>
-      <w:r>
-        <w:rPr>
-          <w:b/>
-          <w:bCs/>
-        </w:rPr>
-        <w:t xml:space="preserve">Finalidade: </w:t>
-      </w:r>
-      <w:r>
-        <w:t xml:space="preserve">Agregado principal do sistema (já implementado em Modules/Orders/Domain/Entities/Order.cs), aqui expandido com os campos que uma tela de checkout e de acompanhamento de pedido precisam.</w:t>
-      </w:r>
-    </w:p>
-    <w:p>
-      <w:pPr>
-        <w:spacing w:after="80"/>
-      </w:pPr>
-      <w:r>
-        <w:rPr>
-          <w:b/>
-          <w:bCs/>
-        </w:rPr>
-        <w:t xml:space="preserve">Campos principais: </w:t>
-      </w:r>
-    </w:p>
-    <w:p>
-      <w:pPr>
-        <w:pStyle w:val="ListParagraph"/>
-        <w:numPr>
-          <w:ilvl w:val="0"/>
-          <w:numId w:val="1"/>
-        </w:numPr>
-        <w:spacing w:after="40"/>
-      </w:pPr>
-      <w:r>
-        <w:t xml:space="preserve">id (uuid, pk)</w:t>
-      </w:r>
-    </w:p>
-    <w:p>
-      <w:pPr>
-        <w:pStyle w:val="ListParagraph"/>
-        <w:numPr>
-          <w:ilvl w:val="0"/>
-          <w:numId w:val="1"/>
-        </w:numPr>
-        <w:spacing w:after="40"/>
-      </w:pPr>
-      <w:r>
-        <w:t xml:space="preserve">customer_id (fk → CUSTOMERS)</w:t>
-      </w:r>
-    </w:p>
-    <w:p>
-      <w:pPr>
-        <w:pStyle w:val="ListParagraph"/>
-        <w:numPr>
-          <w:ilvl w:val="0"/>
-          <w:numId w:val="1"/>
-        </w:numPr>
-        <w:spacing w:after="40"/>
-      </w:pPr>
-      <w:r>
-        <w:t xml:space="preserve">status (Created, PendingPayment, Confirmed, Processing, Shipped, Delivered, PaymentFailed, Cancelled — enum já existente em OrderStatus)</w:t>
-      </w:r>
-    </w:p>
-    <w:p>
-      <w:pPr>
-        <w:pStyle w:val="ListParagraph"/>
-        <w:numPr>
-          <w:ilvl w:val="0"/>
-          <w:numId w:val="1"/>
-        </w:numPr>
-        <w:spacing w:after="40"/>
-      </w:pPr>
-      <w:r>
-        <w:t xml:space="preserve">currency</w:t>
-      </w:r>
-    </w:p>
-    <w:p>
-      <w:pPr>
-        <w:pStyle w:val="ListParagraph"/>
-        <w:numPr>
-          <w:ilvl w:val="0"/>
-          <w:numId w:val="1"/>
-        </w:numPr>
-        <w:spacing w:after="40"/>
-      </w:pPr>
-      <w:r>
-        <w:t xml:space="preserve">subtotal_amount, discount_amount, shipping_amount, tax_amount, total_amount</w:t>
-      </w:r>
-    </w:p>
-    <w:p>
-      <w:pPr>
-        <w:pStyle w:val="ListParagraph"/>
-        <w:numPr>
-          <w:ilvl w:val="0"/>
-          <w:numId w:val="1"/>
-        </w:numPr>
-        <w:spacing w:after="40"/>
-      </w:pPr>
-      <w:r>
-        <w:t xml:space="preserve">shipping_address_id, billing_address_id (fk → ORDER_ADDRESSES)</w:t>
-      </w:r>
-    </w:p>
-    <w:p>
-      <w:pPr>
-        <w:pStyle w:val="ListParagraph"/>
-        <w:numPr>
-          <w:ilvl w:val="0"/>
-          <w:numId w:val="1"/>
-        </w:numPr>
-        <w:spacing w:after="40"/>
-      </w:pPr>
-      <w:r>
-        <w:t xml:space="preserve">customer_notes, internal_notes</w:t>
-      </w:r>
-    </w:p>
-    <w:p>
-      <w:pPr>
-        <w:pStyle w:val="ListParagraph"/>
-        <w:numPr>
-          <w:ilvl w:val="0"/>
-          <w:numId w:val="1"/>
-        </w:numPr>
-        <w:spacing w:after="40"/>
-      </w:pPr>
-      <w:r>
-        <w:t xml:space="preserve">created_at, confirmed_at, cancelled_at, updated_at</w:t>
-      </w:r>
-    </w:p>
-    <w:p>
-      <w:pPr>
-        <w:pStyle w:val="ListParagraph"/>
-        <w:numPr>
-          <w:ilvl w:val="0"/>
-          <w:numId w:val="1"/>
-        </w:numPr>
-        <w:spacing w:after="40"/>
-      </w:pPr>
-      <w:r>
-        <w:t xml:space="preserve">version (int, concorrência otimista — já existe como Order.Version)</w:t>
-      </w:r>
-    </w:p>
-    <w:p>
-      <w:pPr>
-        <w:spacing w:after="80"/>
-      </w:pPr>
-      <w:r>
-        <w:rPr>
-          <w:b/>
-          <w:bCs/>
-        </w:rPr>
-        <w:t xml:space="preserve">Relacionamentos: </w:t>
-      </w:r>
-      <w:r>
-        <w:t xml:space="preserve">Muitos-para-um com CUSTOMERS. Um-para-muitos com ORDER_ITEMS e ORDER_STATUS_HISTORY. Um-para-um (0..1) com PAYMENTS. Um-para-muitos com INVENTORY_RESERVATIONS (via ORDER_ITEMS).</w:t>
-      </w:r>
-    </w:p>
-    <w:p>
-      <w:pPr>
-        <w:spacing w:after="80"/>
-      </w:pPr>
-      <w:r>
-        <w:rPr>
-          <w:b/>
-          <w:bCs/>
-        </w:rPr>
-        <w:t xml:space="preserve">Por que foi modelado assim: </w:t>
-      </w:r>
-      <w:r>
-        <w:t xml:space="preserve">total_amount continua sendo a soma dos itens (hoje calculado em Order.TotalAmount), mas subtotal/desconto/frete/imposto foram desmembrados porque o front-end de checkout precisa exibir cada linha do resumo separadamente, não apenas o total final.</w:t>
-      </w:r>
-    </w:p>
-    <w:p>
-      <w:pPr>
-        <w:spacing w:after="40"/>
-      </w:pPr>
-      <w:r>
-        <w:rPr>
-          <w:b/>
-          <w:bCs/>
-        </w:rPr>
-        <w:t xml:space="preserve">Exemplos de uso (front-end / backend):</w:t>
-      </w:r>
-    </w:p>
-    <w:p>
-      <w:pPr>
-        <w:pStyle w:val="ListParagraph"/>
-        <w:numPr>
-          <w:ilvl w:val="0"/>
-          <w:numId w:val="1"/>
-        </w:numPr>
-        <w:spacing w:after="40"/>
-      </w:pPr>
-      <w:r>
-        <w:t xml:space="preserve">Tela "Meus pedidos" listando status e total.</w:t>
-      </w:r>
-    </w:p>
-    <w:p>
-      <w:pPr>
-        <w:pStyle w:val="ListParagraph"/>
-        <w:numPr>
-          <w:ilvl w:val="0"/>
-          <w:numId w:val="1"/>
-        </w:numPr>
-        <w:spacing w:after="40"/>
-      </w:pPr>
-      <w:r>
-        <w:t xml:space="preserve">Resumo do checkout (subtotal, frete, desconto, total).</w:t>
-      </w:r>
-    </w:p>
-    <w:p>
-      <w:pPr>
-        <w:pStyle w:val="ListParagraph"/>
-        <w:numPr>
-          <w:ilvl w:val="0"/>
-          <w:numId w:val="1"/>
-        </w:numPr>
-        <w:spacing w:after="40"/>
-      </w:pPr>
-      <w:r>
-        <w:t xml:space="preserve">Timeline de acompanhamento do pedido (ver ORDER_STATUS_HISTORY).</w:t>
+        <w:t xml:space="preserve">9. Exemplo prático: concorrência na reserva de estoque</w:t>
       </w:r>
     </w:p>
     <w:p>
       <w:pPr>
         <w:spacing w:after="120"/>
       </w:pPr>
-    </w:p>
-    <w:p>
-      <w:pPr>
-        <w:pStyle w:val="Heading3"/>
-      </w:pPr>
-      <w:r>
-        <w:t xml:space="preserve">6.2 ORDER_ITEMS</w:t>
-      </w:r>
-    </w:p>
-    <w:p>
-      <w:pPr>
-        <w:spacing w:after="80"/>
-      </w:pPr>
-      <w:r>
-        <w:rPr>
-          <w:b/>
-          <w:bCs/>
-        </w:rPr>
-        <w:t xml:space="preserve">Finalidade: </w:t>
-      </w:r>
-      <w:r>
-        <w:t xml:space="preserve">Linhas de um pedido, com snapshot do produto no momento da compra. Expande OrderItem.cs, que hoje já faz snapshot de nome/preço.</w:t>
-      </w:r>
-    </w:p>
-    <w:p>
-      <w:pPr>
-        <w:spacing w:after="80"/>
-      </w:pPr>
-      <w:r>
-        <w:rPr>
-          <w:b/>
-          <w:bCs/>
-        </w:rPr>
-        <w:t xml:space="preserve">Campos principais: </w:t>
-      </w:r>
-    </w:p>
-    <w:p>
-      <w:pPr>
-        <w:pStyle w:val="ListParagraph"/>
-        <w:numPr>
-          <w:ilvl w:val="0"/>
-          <w:numId w:val="1"/>
-        </w:numPr>
-        <w:spacing w:after="40"/>
-      </w:pPr>
-      <w:r>
-        <w:t xml:space="preserve">id (uuid, pk)</w:t>
-      </w:r>
-    </w:p>
-    <w:p>
-      <w:pPr>
-        <w:pStyle w:val="ListParagraph"/>
-        <w:numPr>
-          <w:ilvl w:val="0"/>
-          <w:numId w:val="1"/>
-        </w:numPr>
-        <w:spacing w:after="40"/>
-      </w:pPr>
-      <w:r>
-        <w:t xml:space="preserve">order_id (fk → ORDERS)</w:t>
-      </w:r>
-    </w:p>
-    <w:p>
-      <w:pPr>
-        <w:pStyle w:val="ListParagraph"/>
-        <w:numPr>
-          <w:ilvl w:val="0"/>
-          <w:numId w:val="1"/>
-        </w:numPr>
-        <w:spacing w:after="40"/>
-      </w:pPr>
-      <w:r>
-        <w:t xml:space="preserve">product_id (fk → PRODUCTS, apenas para rastreabilidade — não usado para recalcular preço)</w:t>
-      </w:r>
-    </w:p>
-    <w:p>
-      <w:pPr>
-        <w:pStyle w:val="ListParagraph"/>
-        <w:numPr>
-          <w:ilvl w:val="0"/>
-          <w:numId w:val="1"/>
-        </w:numPr>
-        <w:spacing w:after="40"/>
-      </w:pPr>
-      <w:r>
-        <w:t xml:space="preserve">product_variant_id (fk → PRODUCT_VARIANTS, nullable)</w:t>
-      </w:r>
-    </w:p>
-    <w:p>
-      <w:pPr>
-        <w:pStyle w:val="ListParagraph"/>
-        <w:numPr>
-          <w:ilvl w:val="0"/>
-          <w:numId w:val="1"/>
-        </w:numPr>
-        <w:spacing w:after="40"/>
-      </w:pPr>
-      <w:r>
-        <w:t xml:space="preserve">product_name, product_sku, product_image_url (snapshot)</w:t>
-      </w:r>
-    </w:p>
-    <w:p>
-      <w:pPr>
-        <w:pStyle w:val="ListParagraph"/>
-        <w:numPr>
-          <w:ilvl w:val="0"/>
-          <w:numId w:val="1"/>
-        </w:numPr>
-        <w:spacing w:after="40"/>
-      </w:pPr>
-      <w:r>
-        <w:t xml:space="preserve">unit_price (snapshot)</w:t>
-      </w:r>
-    </w:p>
-    <w:p>
-      <w:pPr>
-        <w:pStyle w:val="ListParagraph"/>
-        <w:numPr>
-          <w:ilvl w:val="0"/>
-          <w:numId w:val="1"/>
-        </w:numPr>
-        <w:spacing w:after="40"/>
-      </w:pPr>
-      <w:r>
-        <w:t xml:space="preserve">quantity</w:t>
-      </w:r>
-    </w:p>
-    <w:p>
-      <w:pPr>
-        <w:pStyle w:val="ListParagraph"/>
-        <w:numPr>
-          <w:ilvl w:val="0"/>
-          <w:numId w:val="1"/>
-        </w:numPr>
-        <w:spacing w:after="40"/>
-      </w:pPr>
-      <w:r>
-        <w:t xml:space="preserve">discount_amount</w:t>
-      </w:r>
-    </w:p>
-    <w:p>
-      <w:pPr>
-        <w:pStyle w:val="ListParagraph"/>
-        <w:numPr>
-          <w:ilvl w:val="0"/>
-          <w:numId w:val="1"/>
-        </w:numPr>
-        <w:spacing w:after="40"/>
-      </w:pPr>
-      <w:r>
-        <w:t xml:space="preserve">total (calculado: unit_price * quantity - discount_amount)</w:t>
-      </w:r>
-    </w:p>
-    <w:p>
-      <w:pPr>
-        <w:spacing w:after="80"/>
-      </w:pPr>
-      <w:r>
-        <w:rPr>
-          <w:b/>
-          <w:bCs/>
-        </w:rPr>
-        <w:t xml:space="preserve">Relacionamentos: </w:t>
-      </w:r>
-      <w:r>
-        <w:t xml:space="preserve">Muitos-para-um com ORDERS. Referencia PRODUCTS e PRODUCT_VARIANTS apenas por id. Um-para-um (0..1) com INVENTORY_RESERVATIONS.</w:t>
-      </w:r>
-    </w:p>
-    <w:p>
-      <w:pPr>
-        <w:spacing w:after="80"/>
-      </w:pPr>
-      <w:r>
-        <w:rPr>
-          <w:b/>
-          <w:bCs/>
-        </w:rPr>
-        <w:t xml:space="preserve">Por que foi modelado assim: </w:t>
-      </w:r>
-      <w:r>
-        <w:t xml:space="preserve">product_image_url foi adicionado ao snapshot porque a tela de "detalhes do pedido" no front-end precisa exibir a miniatura do produto comprado mesmo que a imagem original tenha sido trocada ou removida do catálogo depois.</w:t>
-      </w:r>
-    </w:p>
-    <w:p>
-      <w:pPr>
-        <w:spacing w:after="40"/>
-      </w:pPr>
-      <w:r>
-        <w:rPr>
-          <w:b/>
-          <w:bCs/>
-        </w:rPr>
-        <w:t xml:space="preserve">Exemplos de uso (front-end / backend):</w:t>
-      </w:r>
-    </w:p>
-    <w:p>
-      <w:pPr>
-        <w:pStyle w:val="ListParagraph"/>
-        <w:numPr>
-          <w:ilvl w:val="0"/>
-          <w:numId w:val="1"/>
-        </w:numPr>
-        <w:spacing w:after="40"/>
-      </w:pPr>
-      <w:r>
-        <w:t xml:space="preserve">Lista de itens na página de detalhe do pedido.</w:t>
-      </w:r>
-    </w:p>
-    <w:p>
-      <w:pPr>
-        <w:pStyle w:val="ListParagraph"/>
-        <w:numPr>
-          <w:ilvl w:val="0"/>
-          <w:numId w:val="1"/>
-        </w:numPr>
-        <w:spacing w:after="40"/>
-      </w:pPr>
-      <w:r>
-        <w:t xml:space="preserve">Nota fiscal / recibo, com preço e nome congelados.</w:t>
-      </w:r>
-    </w:p>
-    <w:p>
-      <w:pPr>
-        <w:pStyle w:val="ListParagraph"/>
-        <w:numPr>
-          <w:ilvl w:val="0"/>
-          <w:numId w:val="1"/>
-        </w:numPr>
-        <w:spacing w:after="40"/>
-      </w:pPr>
-      <w:r>
-        <w:t xml:space="preserve">Botão "comprar novamente" usando product_id para levar ao produto atual.</w:t>
+      <w:r>
+        <w:t xml:space="preserve">Imagine um produto com STOCK_ITEMS.quantity_on_hand = 1. Dois clientes (A e B) tentam finalizar a compra da última unidade quase simultaneamente — exatamente o cenário descrito no comentário de InventoryReservation.cs ("Stock = 1, Request A and Request B reserve concurrently").</w:t>
       </w:r>
     </w:p>
     <w:p>
       <w:pPr>
         <w:spacing w:after="120"/>
       </w:pPr>
-    </w:p>
-    <w:p>
-      <w:pPr>
-        <w:pStyle w:val="Heading3"/>
-      </w:pPr>
-      <w:r>
-        <w:t xml:space="preserve">6.3 ORDER_ADDRESSES</w:t>
-      </w:r>
-    </w:p>
-    <w:p>
-      <w:pPr>
-        <w:spacing w:after="80"/>
-      </w:pPr>
-      <w:r>
-        <w:rPr>
-          <w:b/>
-          <w:bCs/>
-        </w:rPr>
-        <w:t xml:space="preserve">Finalidade: </w:t>
-      </w:r>
-      <w:r>
-        <w:t xml:space="preserve">Snapshot do endereço de entrega e de cobrança usados em um pedido específico, desacoplado de CUSTOMER_ADDRESSES.</w:t>
-      </w:r>
-    </w:p>
-    <w:p>
-      <w:pPr>
-        <w:spacing w:after="80"/>
-      </w:pPr>
-      <w:r>
-        <w:rPr>
-          <w:b/>
-          <w:bCs/>
-        </w:rPr>
-        <w:t xml:space="preserve">Campos principais: </w:t>
-      </w:r>
-    </w:p>
-    <w:p>
-      <w:pPr>
-        <w:pStyle w:val="ListParagraph"/>
-        <w:numPr>
-          <w:ilvl w:val="0"/>
-          <w:numId w:val="1"/>
-        </w:numPr>
-        <w:spacing w:after="40"/>
-      </w:pPr>
-      <w:r>
-        <w:t xml:space="preserve">id (uuid, pk)</w:t>
-      </w:r>
-    </w:p>
-    <w:p>
-      <w:pPr>
-        <w:pStyle w:val="ListParagraph"/>
-        <w:numPr>
-          <w:ilvl w:val="0"/>
-          <w:numId w:val="1"/>
-        </w:numPr>
-        <w:spacing w:after="40"/>
-      </w:pPr>
-      <w:r>
-        <w:t xml:space="preserve">order_id (fk → ORDERS)</w:t>
-      </w:r>
-    </w:p>
-    <w:p>
-      <w:pPr>
-        <w:pStyle w:val="ListParagraph"/>
-        <w:numPr>
-          <w:ilvl w:val="0"/>
-          <w:numId w:val="1"/>
-        </w:numPr>
-        <w:spacing w:after="40"/>
-      </w:pPr>
-      <w:r>
-        <w:t xml:space="preserve">address_type (Shipping, Billing)</w:t>
-      </w:r>
-    </w:p>
-    <w:p>
-      <w:pPr>
-        <w:pStyle w:val="ListParagraph"/>
-        <w:numPr>
-          <w:ilvl w:val="0"/>
-          <w:numId w:val="1"/>
-        </w:numPr>
-        <w:spacing w:after="40"/>
-      </w:pPr>
-      <w:r>
-        <w:t xml:space="preserve">recipient_name, phone</w:t>
-      </w:r>
-    </w:p>
-    <w:p>
-      <w:pPr>
-        <w:pStyle w:val="ListParagraph"/>
-        <w:numPr>
-          <w:ilvl w:val="0"/>
-          <w:numId w:val="1"/>
-        </w:numPr>
-        <w:spacing w:after="40"/>
-      </w:pPr>
-      <w:r>
-        <w:t xml:space="preserve">street, number, complement, neighborhood, city, state, postal_code, country</w:t>
-      </w:r>
-    </w:p>
-    <w:p>
-      <w:pPr>
-        <w:spacing w:after="80"/>
-      </w:pPr>
-      <w:r>
-        <w:rPr>
-          <w:b/>
-          <w:bCs/>
-        </w:rPr>
-        <w:t xml:space="preserve">Relacionamentos: </w:t>
-      </w:r>
-      <w:r>
-        <w:t xml:space="preserve">Muitos-para-um com ORDERS (um pedido tem tipicamente 2 registros: entrega e cobrança).</w:t>
-      </w:r>
-    </w:p>
-    <w:p>
-      <w:pPr>
-        <w:spacing w:after="80"/>
-      </w:pPr>
-      <w:r>
-        <w:rPr>
-          <w:b/>
-          <w:bCs/>
-        </w:rPr>
-        <w:t xml:space="preserve">Por que foi modelado assim: </w:t>
-      </w:r>
-      <w:r>
-        <w:t xml:space="preserve">Assim como o preço do produto é congelado em ORDER_ITEMS, o endereço também é congelado aqui: se o cliente editar ou excluir um endereço salvo depois da compra, o pedido já feito precisa continuar mostrando o endereço correto para onde foi enviado.</w:t>
-      </w:r>
-    </w:p>
-    <w:p>
-      <w:pPr>
-        <w:spacing w:after="40"/>
-      </w:pPr>
-      <w:r>
-        <w:rPr>
-          <w:b/>
-          <w:bCs/>
-        </w:rPr>
-        <w:t xml:space="preserve">Exemplos de uso (front-end / backend):</w:t>
-      </w:r>
-    </w:p>
-    <w:p>
-      <w:pPr>
-        <w:pStyle w:val="ListParagraph"/>
-        <w:numPr>
-          <w:ilvl w:val="0"/>
-          <w:numId w:val="1"/>
-        </w:numPr>
-        <w:spacing w:after="40"/>
-      </w:pPr>
-      <w:r>
-        <w:t xml:space="preserve">Etiqueta de envio gerada a partir do endereço do pedido.</w:t>
-      </w:r>
-    </w:p>
-    <w:p>
-      <w:pPr>
-        <w:pStyle w:val="ListParagraph"/>
-        <w:numPr>
-          <w:ilvl w:val="0"/>
-          <w:numId w:val="1"/>
-        </w:numPr>
-        <w:spacing w:after="40"/>
-      </w:pPr>
-      <w:r>
-        <w:t xml:space="preserve">Exibir "Enviado para: ..." no acompanhamento do pedido.</w:t>
-      </w:r>
-    </w:p>
-    <w:p>
-      <w:pPr>
-        <w:pStyle w:val="ListParagraph"/>
-        <w:numPr>
-          <w:ilvl w:val="0"/>
-          <w:numId w:val="1"/>
-        </w:numPr>
-        <w:spacing w:after="40"/>
-      </w:pPr>
-      <w:r>
-        <w:t xml:space="preserve">Nota fiscal com endereço de cobrança.</w:t>
+      <w:r>
+        <w:t xml:space="preserve">A criação de INVENTORY_RESERVATIONS deve ser feita dentro de uma transação que verifica quantity_available (on_hand - reserved) de forma atômica — por exemplo, com um UPDATE condicional em STOCK_ITEMS ou um índice único parcial — de modo que apenas uma das duas requisições consiga reservar a unidade. A requisição vencedora grava a reserva (status Reserved) e um STOCK_MOVEMENT do tipo ReservationCreated; a perdedora recebe erro de estoque insuficiente antes mesmo de chegar a criar um ORDER em PendingPayment.</w:t>
       </w:r>
     </w:p>
     <w:p>
       <w:pPr>
         <w:spacing w:after="120"/>
       </w:pPr>
-    </w:p>
-    <w:p>
-      <w:pPr>
-        <w:pStyle w:val="Heading3"/>
-      </w:pPr>
-      <w:r>
-        <w:t xml:space="preserve">6.4 ORDER_STATUS_HISTORY</w:t>
-      </w:r>
-    </w:p>
-    <w:p>
-      <w:pPr>
-        <w:spacing w:after="80"/>
-      </w:pPr>
-      <w:r>
-        <w:rPr>
-          <w:b/>
-          <w:bCs/>
-        </w:rPr>
-        <w:t xml:space="preserve">Finalidade: </w:t>
-      </w:r>
-      <w:r>
-        <w:t xml:space="preserve">Histórico de todas as transições de status de um pedido, para auditoria e timeline visual no front-end.</w:t>
-      </w:r>
-    </w:p>
-    <w:p>
-      <w:pPr>
-        <w:spacing w:after="80"/>
-      </w:pPr>
-      <w:r>
-        <w:rPr>
-          <w:b/>
-          <w:bCs/>
-        </w:rPr>
-        <w:t xml:space="preserve">Campos principais: </w:t>
-      </w:r>
-    </w:p>
-    <w:p>
-      <w:pPr>
-        <w:pStyle w:val="ListParagraph"/>
-        <w:numPr>
-          <w:ilvl w:val="0"/>
-          <w:numId w:val="1"/>
-        </w:numPr>
-        <w:spacing w:after="40"/>
-      </w:pPr>
-      <w:r>
-        <w:t xml:space="preserve">id (uuid, pk)</w:t>
-      </w:r>
-    </w:p>
-    <w:p>
-      <w:pPr>
-        <w:pStyle w:val="ListParagraph"/>
-        <w:numPr>
-          <w:ilvl w:val="0"/>
-          <w:numId w:val="1"/>
-        </w:numPr>
-        <w:spacing w:after="40"/>
-      </w:pPr>
-      <w:r>
-        <w:t xml:space="preserve">order_id (fk → ORDERS)</w:t>
-      </w:r>
-    </w:p>
-    <w:p>
-      <w:pPr>
-        <w:pStyle w:val="ListParagraph"/>
-        <w:numPr>
-          <w:ilvl w:val="0"/>
-          <w:numId w:val="1"/>
-        </w:numPr>
-        <w:spacing w:after="40"/>
-      </w:pPr>
-      <w:r>
-        <w:t xml:space="preserve">from_status, to_status</w:t>
-      </w:r>
-    </w:p>
-    <w:p>
-      <w:pPr>
-        <w:pStyle w:val="ListParagraph"/>
-        <w:numPr>
-          <w:ilvl w:val="0"/>
-          <w:numId w:val="1"/>
-        </w:numPr>
-        <w:spacing w:after="40"/>
-      </w:pPr>
-      <w:r>
-        <w:t xml:space="preserve">reason (nullable, ex.: motivo de cancelamento)</w:t>
-      </w:r>
-    </w:p>
-    <w:p>
-      <w:pPr>
-        <w:pStyle w:val="ListParagraph"/>
-        <w:numPr>
-          <w:ilvl w:val="0"/>
-          <w:numId w:val="1"/>
-        </w:numPr>
-        <w:spacing w:after="40"/>
-      </w:pPr>
-      <w:r>
-        <w:t xml:space="preserve">changed_by (System, Customer, Admin — ou um id de usuário/serviço)</w:t>
-      </w:r>
-    </w:p>
-    <w:p>
-      <w:pPr>
-        <w:pStyle w:val="ListParagraph"/>
-        <w:numPr>
-          <w:ilvl w:val="0"/>
-          <w:numId w:val="1"/>
-        </w:numPr>
-        <w:spacing w:after="40"/>
-      </w:pPr>
-      <w:r>
-        <w:t xml:space="preserve">changed_at</w:t>
-      </w:r>
-    </w:p>
-    <w:p>
-      <w:pPr>
-        <w:spacing w:after="80"/>
-      </w:pPr>
-      <w:r>
-        <w:rPr>
-          <w:b/>
-          <w:bCs/>
-        </w:rPr>
-        <w:t xml:space="preserve">Relacionamentos: </w:t>
-      </w:r>
-      <w:r>
-        <w:t xml:space="preserve">Muitos-para-um com ORDERS.</w:t>
-      </w:r>
-    </w:p>
-    <w:p>
-      <w:pPr>
-        <w:spacing w:after="80"/>
-      </w:pPr>
-      <w:r>
-        <w:rPr>
-          <w:b/>
-          <w:bCs/>
-        </w:rPr>
-        <w:t xml:space="preserve">Por que foi modelado assim: </w:t>
-      </w:r>
-      <w:r>
-        <w:t xml:space="preserve">O agregado Order já expõe eventos de domínio (OrderCreated, OrderConfirmed, OrderCancelled, OrderPaymentFailed — ver Orders.Domain.Events); esta tabela é o projeto de leitura (read model) desses eventos, pensado para alimentar diretamente uma timeline de UI sem reprocessar o event stream.</w:t>
-      </w:r>
-    </w:p>
-    <w:p>
-      <w:pPr>
-        <w:spacing w:after="40"/>
-      </w:pPr>
-      <w:r>
-        <w:rPr>
-          <w:b/>
-          <w:bCs/>
-        </w:rPr>
-        <w:t xml:space="preserve">Exemplos de uso (front-end / backend):</w:t>
-      </w:r>
-    </w:p>
-    <w:p>
-      <w:pPr>
-        <w:pStyle w:val="ListParagraph"/>
-        <w:numPr>
-          <w:ilvl w:val="0"/>
-          <w:numId w:val="1"/>
-        </w:numPr>
-        <w:spacing w:after="40"/>
-      </w:pPr>
-      <w:r>
-        <w:t xml:space="preserve">Timeline "Pedido criado → Pagamento aprovado → Em separação → Enviado → Entregue".</w:t>
-      </w:r>
-    </w:p>
-    <w:p>
-      <w:pPr>
-        <w:pStyle w:val="ListParagraph"/>
-        <w:numPr>
-          <w:ilvl w:val="0"/>
-          <w:numId w:val="1"/>
-        </w:numPr>
-        <w:spacing w:after="40"/>
-      </w:pPr>
-      <w:r>
-        <w:t xml:space="preserve">Auditoria de quem cancelou um pedido e por quê.</w:t>
-      </w:r>
-    </w:p>
-    <w:p>
-      <w:pPr>
-        <w:pStyle w:val="ListParagraph"/>
-        <w:numPr>
-          <w:ilvl w:val="0"/>
-          <w:numId w:val="1"/>
-        </w:numPr>
-        <w:spacing w:after="40"/>
-      </w:pPr>
-      <w:r>
-        <w:t xml:space="preserve">Cálculo de tempo médio entre status para relatórios operacionais.</w:t>
+      <w:r>
+        <w:t xml:space="preserve">Esse desenho evita duas reservas simultâneas para o mesmo estoque sem exigir lock manual em toda a aplicação: a garantia vive na constraint/consulta atômica sobre STOCK_ITEMS, não em código de aplicação distribuído.</w:t>
+      </w:r>
+    </w:p>
+    <w:p>
+      <w:pPr>
+        <w:pStyle w:val="Heading1"/>
+      </w:pPr>
+      <w:r>
+        <w:t xml:space="preserve">10. Recomendações de constraints e índices</w:t>
       </w:r>
     </w:p>
     <w:p>
       <w:pPr>
         <w:spacing w:after="120"/>
       </w:pPr>
-    </w:p>
-    <w:p>
-      <w:pPr>
-        <w:pStyle w:val="Heading3"/>
-      </w:pPr>
-      <w:r>
-        <w:t xml:space="preserve">6.5 INVENTORY_RESERVATIONS</w:t>
-      </w:r>
-    </w:p>
-    <w:p>
-      <w:pPr>
-        <w:spacing w:after="80"/>
-      </w:pPr>
-      <w:r>
-        <w:rPr>
-          <w:b/>
-          <w:bCs/>
-        </w:rPr>
-        <w:t xml:space="preserve">Finalidade: </w:t>
-      </w:r>
-      <w:r>
-        <w:t xml:space="preserve">Reserva explícita de estoque para um item de pedido, já implementada em Modules/Inventory/Domain/Entities/InventoryReservation.cs, aqui detalhada com o vínculo direto ao item de pedido.</w:t>
-      </w:r>
-    </w:p>
-    <w:p>
-      <w:pPr>
-        <w:spacing w:after="80"/>
-      </w:pPr>
-      <w:r>
-        <w:rPr>
-          <w:b/>
-          <w:bCs/>
-        </w:rPr>
-        <w:t xml:space="preserve">Campos principais: </w:t>
-      </w:r>
-    </w:p>
-    <w:p>
-      <w:pPr>
-        <w:pStyle w:val="ListParagraph"/>
-        <w:numPr>
-          <w:ilvl w:val="0"/>
-          <w:numId w:val="1"/>
-        </w:numPr>
-        <w:spacing w:after="40"/>
-      </w:pPr>
-      <w:r>
-        <w:t xml:space="preserve">id (uuid, pk)</w:t>
-      </w:r>
-    </w:p>
-    <w:p>
-      <w:pPr>
-        <w:pStyle w:val="ListParagraph"/>
-        <w:numPr>
-          <w:ilvl w:val="0"/>
-          <w:numId w:val="1"/>
-        </w:numPr>
-        <w:spacing w:after="40"/>
-      </w:pPr>
-      <w:r>
-        <w:t xml:space="preserve">product_id (fk → PRODUCTS)</w:t>
-      </w:r>
-    </w:p>
-    <w:p>
-      <w:pPr>
-        <w:pStyle w:val="ListParagraph"/>
-        <w:numPr>
-          <w:ilvl w:val="0"/>
-          <w:numId w:val="1"/>
-        </w:numPr>
-        <w:spacing w:after="40"/>
-      </w:pPr>
-      <w:r>
-        <w:t xml:space="preserve">order_id (fk → ORDERS)</w:t>
-      </w:r>
-    </w:p>
-    <w:p>
-      <w:pPr>
-        <w:pStyle w:val="ListParagraph"/>
-        <w:numPr>
-          <w:ilvl w:val="0"/>
-          <w:numId w:val="1"/>
-        </w:numPr>
-        <w:spacing w:after="40"/>
-      </w:pPr>
-      <w:r>
-        <w:t xml:space="preserve">order_item_id (fk → ORDER_ITEMS)</w:t>
-      </w:r>
-    </w:p>
-    <w:p>
-      <w:pPr>
-        <w:pStyle w:val="ListParagraph"/>
-        <w:numPr>
-          <w:ilvl w:val="0"/>
-          <w:numId w:val="1"/>
-        </w:numPr>
-        <w:spacing w:after="40"/>
-      </w:pPr>
-      <w:r>
-        <w:t xml:space="preserve">quantity</w:t>
-      </w:r>
-    </w:p>
-    <w:p>
-      <w:pPr>
-        <w:pStyle w:val="ListParagraph"/>
-        <w:numPr>
-          <w:ilvl w:val="0"/>
-          <w:numId w:val="1"/>
-        </w:numPr>
-        <w:spacing w:after="40"/>
-      </w:pPr>
-      <w:r>
-        <w:t xml:space="preserve">status (Reserved, Released, Consumed, Expired — enum já existente em ReservationStatus)</w:t>
-      </w:r>
-    </w:p>
-    <w:p>
-      <w:pPr>
-        <w:pStyle w:val="ListParagraph"/>
-        <w:numPr>
-          <w:ilvl w:val="0"/>
-          <w:numId w:val="1"/>
-        </w:numPr>
-        <w:spacing w:after="40"/>
-      </w:pPr>
-      <w:r>
-        <w:t xml:space="preserve">reserved_at, expires_at, released_at, consumed_at</w:t>
-      </w:r>
-    </w:p>
-    <w:p>
-      <w:pPr>
-        <w:pStyle w:val="ListParagraph"/>
-        <w:numPr>
-          <w:ilvl w:val="0"/>
-          <w:numId w:val="1"/>
-        </w:numPr>
-        <w:spacing w:after="40"/>
-      </w:pPr>
-      <w:r>
-        <w:t xml:space="preserve">version (int, concorrência otimista)</w:t>
-      </w:r>
-    </w:p>
-    <w:p>
-      <w:pPr>
-        <w:spacing w:after="80"/>
-      </w:pPr>
-      <w:r>
-        <w:rPr>
-          <w:b/>
-          <w:bCs/>
-        </w:rPr>
-        <w:t xml:space="preserve">Relacionamentos: </w:t>
-      </w:r>
-      <w:r>
-        <w:t xml:space="preserve">Muitos-para-um com PRODUCTS, ORDERS e ORDER_ITEMS. Cada mudança de status gera um registro correspondente em STOCK_MOVEMENTS.</w:t>
-      </w:r>
-    </w:p>
-    <w:p>
-      <w:pPr>
-        <w:spacing w:after="80"/>
-      </w:pPr>
-      <w:r>
-        <w:rPr>
-          <w:b/>
-          <w:bCs/>
-        </w:rPr>
-        <w:t xml:space="preserve">Por que foi modelado assim: </w:t>
-      </w:r>
-      <w:r>
-        <w:t xml:space="preserve">expires_at foi adicionado para suportar carrinhos/checkouts com reserva temporária (ex.: 15 minutos para concluir o pagamento), permitindo liberar o estoque automaticamente sem depender apenas do fluxo de falha de pagamento.</w:t>
-      </w:r>
-    </w:p>
-    <w:p>
-      <w:pPr>
-        <w:spacing w:after="40"/>
-      </w:pPr>
-      <w:r>
-        <w:rPr>
-          <w:b/>
-          <w:bCs/>
-        </w:rPr>
-        <w:t xml:space="preserve">Exemplos de uso (front-end / backend):</w:t>
-      </w:r>
-    </w:p>
-    <w:p>
-      <w:pPr>
-        <w:pStyle w:val="ListParagraph"/>
-        <w:numPr>
-          <w:ilvl w:val="0"/>
-          <w:numId w:val="1"/>
-        </w:numPr>
-        <w:spacing w:after="40"/>
-      </w:pPr>
-      <w:r>
-        <w:t xml:space="preserve">Impedir overselling quando dois clientes tentam comprar a última unidade ao mesmo tempo (ver seção 8).</w:t>
-      </w:r>
-    </w:p>
-    <w:p>
-      <w:pPr>
-        <w:pStyle w:val="ListParagraph"/>
-        <w:numPr>
-          <w:ilvl w:val="0"/>
-          <w:numId w:val="1"/>
-        </w:numPr>
-        <w:spacing w:after="40"/>
-      </w:pPr>
-      <w:r>
-        <w:t xml:space="preserve">Liberar estoque automaticamente se o pagamento expirar.</w:t>
-      </w:r>
-    </w:p>
-    <w:p>
-      <w:pPr>
-        <w:pStyle w:val="ListParagraph"/>
-        <w:numPr>
-          <w:ilvl w:val="0"/>
-          <w:numId w:val="1"/>
-        </w:numPr>
-        <w:spacing w:after="40"/>
-      </w:pPr>
-      <w:r>
-        <w:t xml:space="preserve">Consumir a reserva quando o pedido é confirmado/enviado.</w:t>
-      </w:r>
-    </w:p>
-    <w:p>
-      <w:pPr>
-        <w:spacing w:after="120"/>
-      </w:pPr>
-    </w:p>
-    <w:p>
-      <w:pPr>
-        <w:pStyle w:val="Heading1"/>
-      </w:pPr>
-      <w:r>
-        <w:t xml:space="preserve">7. Entidades de pagamentos</w:t>
-      </w:r>
-    </w:p>
-    <w:p>
-      <w:pPr>
-        <w:pStyle w:val="Heading3"/>
-      </w:pPr>
-      <w:r>
-        <w:t xml:space="preserve">7.1 PAYMENTS</w:t>
-      </w:r>
-    </w:p>
-    <w:p>
-      <w:pPr>
-        <w:spacing w:after="80"/>
-      </w:pPr>
-      <w:r>
-        <w:rPr>
-          <w:b/>
-          <w:bCs/>
-        </w:rPr>
-        <w:t xml:space="preserve">Finalidade: </w:t>
-      </w:r>
-      <w:r>
-        <w:t xml:space="preserve">Agregado do contexto de Pagamentos (já implementado em Modules/Payments/Domain/Entities/Payment.cs), mantido isolado de Order/Customer/Product por design, para permitir extração futura para um serviço PayCore.</w:t>
-      </w:r>
-    </w:p>
-    <w:p>
-      <w:pPr>
-        <w:spacing w:after="80"/>
-      </w:pPr>
-      <w:r>
-        <w:rPr>
-          <w:b/>
-          <w:bCs/>
-        </w:rPr>
-        <w:t xml:space="preserve">Campos principais: </w:t>
-      </w:r>
-    </w:p>
-    <w:p>
-      <w:pPr>
-        <w:pStyle w:val="ListParagraph"/>
-        <w:numPr>
-          <w:ilvl w:val="0"/>
-          <w:numId w:val="1"/>
-        </w:numPr>
-        <w:spacing w:after="40"/>
-      </w:pPr>
-      <w:r>
-        <w:t xml:space="preserve">id (uuid, pk)</w:t>
-      </w:r>
-    </w:p>
-    <w:p>
-      <w:pPr>
-        <w:pStyle w:val="ListParagraph"/>
-        <w:numPr>
-          <w:ilvl w:val="0"/>
-          <w:numId w:val="1"/>
-        </w:numPr>
-        <w:spacing w:after="40"/>
-      </w:pPr>
-      <w:r>
-        <w:t xml:space="preserve">order_id (apenas id, sem fk forte entre bounded contexts)</w:t>
-      </w:r>
-    </w:p>
-    <w:p>
-      <w:pPr>
-        <w:pStyle w:val="ListParagraph"/>
-        <w:numPr>
-          <w:ilvl w:val="0"/>
-          <w:numId w:val="1"/>
-        </w:numPr>
-        <w:spacing w:after="40"/>
-      </w:pPr>
-      <w:r>
-        <w:t xml:space="preserve">customer_payment_method_id (nullable, apenas id)</w:t>
-      </w:r>
-    </w:p>
-    <w:p>
-      <w:pPr>
-        <w:pStyle w:val="ListParagraph"/>
-        <w:numPr>
-          <w:ilvl w:val="0"/>
-          <w:numId w:val="1"/>
-        </w:numPr>
-        <w:spacing w:after="40"/>
-      </w:pPr>
-      <w:r>
-        <w:t xml:space="preserve">amount, currency</w:t>
-      </w:r>
-    </w:p>
-    <w:p>
-      <w:pPr>
-        <w:pStyle w:val="ListParagraph"/>
-        <w:numPr>
-          <w:ilvl w:val="0"/>
-          <w:numId w:val="1"/>
-        </w:numPr>
-        <w:spacing w:after="40"/>
-      </w:pPr>
-      <w:r>
-        <w:t xml:space="preserve">status (Pending, Processing, Authorized, Captured, Failed, Refunded — enum já existente em PaymentStatus)</w:t>
-      </w:r>
-    </w:p>
-    <w:p>
-      <w:pPr>
-        <w:pStyle w:val="ListParagraph"/>
-        <w:numPr>
-          <w:ilvl w:val="0"/>
-          <w:numId w:val="1"/>
-        </w:numPr>
-        <w:spacing w:after="40"/>
-      </w:pPr>
-      <w:r>
-        <w:t xml:space="preserve">idempotency_key (único — já existe em Payment.IdempotencyKey)</w:t>
-      </w:r>
-    </w:p>
-    <w:p>
-      <w:pPr>
-        <w:pStyle w:val="ListParagraph"/>
-        <w:numPr>
-          <w:ilvl w:val="0"/>
-          <w:numId w:val="1"/>
-        </w:numPr>
-        <w:spacing w:after="40"/>
-      </w:pPr>
-      <w:r>
-        <w:t xml:space="preserve">provider, provider_reference</w:t>
-      </w:r>
-    </w:p>
-    <w:p>
-      <w:pPr>
-        <w:pStyle w:val="ListParagraph"/>
-        <w:numPr>
-          <w:ilvl w:val="0"/>
-          <w:numId w:val="1"/>
-        </w:numPr>
-        <w:spacing w:after="40"/>
-      </w:pPr>
-      <w:r>
-        <w:t xml:space="preserve">failure_reason</w:t>
-      </w:r>
-    </w:p>
-    <w:p>
-      <w:pPr>
-        <w:pStyle w:val="ListParagraph"/>
-        <w:numPr>
-          <w:ilvl w:val="0"/>
-          <w:numId w:val="1"/>
-        </w:numPr>
-        <w:spacing w:after="40"/>
-      </w:pPr>
-      <w:r>
-        <w:t xml:space="preserve">authorized_at, captured_at, created_at, updated_at</w:t>
-      </w:r>
-    </w:p>
-    <w:p>
-      <w:pPr>
-        <w:pStyle w:val="ListParagraph"/>
-        <w:numPr>
-          <w:ilvl w:val="0"/>
-          <w:numId w:val="1"/>
-        </w:numPr>
-        <w:spacing w:after="40"/>
-      </w:pPr>
-      <w:r>
-        <w:t xml:space="preserve">version (int, concorrência otimista)</w:t>
-      </w:r>
-    </w:p>
-    <w:p>
-      <w:pPr>
-        <w:spacing w:after="80"/>
-      </w:pPr>
-      <w:r>
-        <w:rPr>
-          <w:b/>
-          <w:bCs/>
-        </w:rPr>
-        <w:t xml:space="preserve">Relacionamentos: </w:t>
-      </w:r>
-      <w:r>
-        <w:t xml:space="preserve">Lógico (não fk) um-para-um com ORDERS via order_id. Um-para-muitos com PAYMENT_EVENTS e REFUNDS.</w:t>
-      </w:r>
-    </w:p>
-    <w:p>
-      <w:pPr>
-        <w:spacing w:after="80"/>
-      </w:pPr>
-      <w:r>
-        <w:rPr>
-          <w:b/>
-          <w:bCs/>
-        </w:rPr>
-        <w:t xml:space="preserve">Por que foi modelado assim: </w:t>
-      </w:r>
-      <w:r>
-        <w:t xml:space="preserve">A ausência de fk direta para ORDERS/CUSTOMERS é intencional (ver comentário em Payment.cs): o módulo de pagamentos deve continuar funcionando e ser migrável mesmo que o esquema de Orders mude.</w:t>
-      </w:r>
-    </w:p>
-    <w:p>
-      <w:pPr>
-        <w:spacing w:after="40"/>
-      </w:pPr>
-      <w:r>
-        <w:rPr>
-          <w:b/>
-          <w:bCs/>
-        </w:rPr>
-        <w:t xml:space="preserve">Exemplos de uso (front-end / backend):</w:t>
-      </w:r>
-    </w:p>
-    <w:p>
-      <w:pPr>
-        <w:pStyle w:val="ListParagraph"/>
-        <w:numPr>
-          <w:ilvl w:val="0"/>
-          <w:numId w:val="1"/>
-        </w:numPr>
-        <w:spacing w:after="40"/>
-      </w:pPr>
-      <w:r>
-        <w:t xml:space="preserve">Tela de status do pagamento no checkout ("Processando...", "Aprovado").</w:t>
-      </w:r>
-    </w:p>
-    <w:p>
-      <w:pPr>
-        <w:pStyle w:val="ListParagraph"/>
-        <w:numPr>
-          <w:ilvl w:val="0"/>
-          <w:numId w:val="1"/>
-        </w:numPr>
-        <w:spacing w:after="40"/>
-      </w:pPr>
-      <w:r>
-        <w:t xml:space="preserve">Evitar cobrança duplicada usando idempotency_key.</w:t>
-      </w:r>
-    </w:p>
-    <w:p>
-      <w:pPr>
-        <w:pStyle w:val="ListParagraph"/>
-        <w:numPr>
-          <w:ilvl w:val="0"/>
-          <w:numId w:val="1"/>
-        </w:numPr>
-        <w:spacing w:after="40"/>
-      </w:pPr>
-      <w:r>
-        <w:t xml:space="preserve">Consulta de referência externa (provider_reference) para suporte ao cliente.</w:t>
-      </w:r>
-    </w:p>
-    <w:p>
-      <w:pPr>
-        <w:spacing w:after="120"/>
-      </w:pPr>
-    </w:p>
-    <w:p>
-      <w:pPr>
-        <w:pStyle w:val="Heading3"/>
-      </w:pPr>
-      <w:r>
-        <w:t xml:space="preserve">7.2 PAYMENT_EVENTS</w:t>
-      </w:r>
-    </w:p>
-    <w:p>
-      <w:pPr>
-        <w:spacing w:after="80"/>
-      </w:pPr>
-      <w:r>
-        <w:rPr>
-          <w:b/>
-          <w:bCs/>
-        </w:rPr>
-        <w:t xml:space="preserve">Finalidade: </w:t>
-      </w:r>
-      <w:r>
-        <w:t xml:space="preserve">Histórico de eventos e webhooks recebidos do provedor de pagamento, incluindo o payload bruto para depuração.</w:t>
-      </w:r>
-    </w:p>
-    <w:p>
-      <w:pPr>
-        <w:spacing w:after="80"/>
-      </w:pPr>
-      <w:r>
-        <w:rPr>
-          <w:b/>
-          <w:bCs/>
-        </w:rPr>
-        <w:t xml:space="preserve">Campos principais: </w:t>
-      </w:r>
-    </w:p>
-    <w:p>
-      <w:pPr>
-        <w:pStyle w:val="ListParagraph"/>
-        <w:numPr>
-          <w:ilvl w:val="0"/>
-          <w:numId w:val="1"/>
-        </w:numPr>
-        <w:spacing w:after="40"/>
-      </w:pPr>
-      <w:r>
-        <w:t xml:space="preserve">id (uuid, pk)</w:t>
-      </w:r>
-    </w:p>
-    <w:p>
-      <w:pPr>
-        <w:pStyle w:val="ListParagraph"/>
-        <w:numPr>
-          <w:ilvl w:val="0"/>
-          <w:numId w:val="1"/>
-        </w:numPr>
-        <w:spacing w:after="40"/>
-      </w:pPr>
-      <w:r>
-        <w:t xml:space="preserve">payment_id (fk → PAYMENTS)</w:t>
-      </w:r>
-    </w:p>
-    <w:p>
-      <w:pPr>
-        <w:pStyle w:val="ListParagraph"/>
-        <w:numPr>
-          <w:ilvl w:val="0"/>
-          <w:numId w:val="1"/>
-        </w:numPr>
-        <w:spacing w:after="40"/>
-      </w:pPr>
-      <w:r>
-        <w:t xml:space="preserve">event_type (ex.: authorization.succeeded, capture.failed)</w:t>
-      </w:r>
-    </w:p>
-    <w:p>
-      <w:pPr>
-        <w:pStyle w:val="ListParagraph"/>
-        <w:numPr>
-          <w:ilvl w:val="0"/>
-          <w:numId w:val="1"/>
-        </w:numPr>
-        <w:spacing w:after="40"/>
-      </w:pPr>
-      <w:r>
-        <w:t xml:space="preserve">payload (jsonb)</w:t>
-      </w:r>
-    </w:p>
-    <w:p>
-      <w:pPr>
-        <w:pStyle w:val="ListParagraph"/>
-        <w:numPr>
-          <w:ilvl w:val="0"/>
-          <w:numId w:val="1"/>
-        </w:numPr>
-        <w:spacing w:after="40"/>
-      </w:pPr>
-      <w:r>
-        <w:t xml:space="preserve">occurred_at</w:t>
-      </w:r>
-    </w:p>
-    <w:p>
-      <w:pPr>
-        <w:spacing w:after="80"/>
-      </w:pPr>
-      <w:r>
-        <w:rPr>
-          <w:b/>
-          <w:bCs/>
-        </w:rPr>
-        <w:t xml:space="preserve">Relacionamentos: </w:t>
-      </w:r>
-      <w:r>
-        <w:t xml:space="preserve">Muitos-para-um com PAYMENTS.</w:t>
-      </w:r>
-    </w:p>
-    <w:p>
-      <w:pPr>
-        <w:spacing w:after="80"/>
-      </w:pPr>
-      <w:r>
-        <w:rPr>
-          <w:b/>
-          <w:bCs/>
-        </w:rPr>
-        <w:t xml:space="preserve">Por que foi modelado assim: </w:t>
-      </w:r>
-      <w:r>
-        <w:t xml:space="preserve">Provedores de pagamento (ver IPaymentProvider / FakePaymentProvider) notificam via webhook de forma assíncrona; guardar cada evento bruto permite reprocessar ou auditar sem depender apenas do status atual consolidado em PAYMENTS.</w:t>
-      </w:r>
-    </w:p>
-    <w:p>
-      <w:pPr>
-        <w:spacing w:after="40"/>
-      </w:pPr>
-      <w:r>
-        <w:rPr>
-          <w:b/>
-          <w:bCs/>
-        </w:rPr>
-        <w:t xml:space="preserve">Exemplos de uso (front-end / backend):</w:t>
-      </w:r>
-    </w:p>
-    <w:p>
-      <w:pPr>
-        <w:pStyle w:val="ListParagraph"/>
-        <w:numPr>
-          <w:ilvl w:val="0"/>
-          <w:numId w:val="1"/>
-        </w:numPr>
-        <w:spacing w:after="40"/>
-      </w:pPr>
-      <w:r>
-        <w:t xml:space="preserve">Depurar por que um pagamento ficou preso em Processing.</w:t>
-      </w:r>
-    </w:p>
-    <w:p>
-      <w:pPr>
-        <w:pStyle w:val="ListParagraph"/>
-        <w:numPr>
-          <w:ilvl w:val="0"/>
-          <w:numId w:val="1"/>
-        </w:numPr>
-        <w:spacing w:after="40"/>
-      </w:pPr>
-      <w:r>
-        <w:t xml:space="preserve">Reprocessar um webhook perdido.</w:t>
-      </w:r>
-    </w:p>
-    <w:p>
-      <w:pPr>
-        <w:pStyle w:val="ListParagraph"/>
-        <w:numPr>
-          <w:ilvl w:val="0"/>
-          <w:numId w:val="1"/>
-        </w:numPr>
-        <w:spacing w:after="40"/>
-      </w:pPr>
-      <w:r>
-        <w:t xml:space="preserve">Auditoria para o time financeiro.</w:t>
-      </w:r>
-    </w:p>
-    <w:p>
-      <w:pPr>
-        <w:spacing w:after="120"/>
-      </w:pPr>
-    </w:p>
-    <w:p>
-      <w:pPr>
-        <w:pStyle w:val="Heading3"/>
-      </w:pPr>
-      <w:r>
-        <w:t xml:space="preserve">7.3 REFUNDS</w:t>
-      </w:r>
-    </w:p>
-    <w:p>
-      <w:pPr>
-        <w:spacing w:after="80"/>
-      </w:pPr>
-      <w:r>
-        <w:rPr>
-          <w:b/>
-          <w:bCs/>
-        </w:rPr>
-        <w:t xml:space="preserve">Finalidade: </w:t>
-      </w:r>
-      <w:r>
-        <w:t xml:space="preserve">Registra solicitações e execuções de estorno, total ou parcial, de um pagamento capturado.</w:t>
-      </w:r>
-    </w:p>
-    <w:p>
-      <w:pPr>
-        <w:spacing w:after="80"/>
-      </w:pPr>
-      <w:r>
-        <w:rPr>
-          <w:b/>
-          <w:bCs/>
-        </w:rPr>
-        <w:t xml:space="preserve">Campos principais: </w:t>
-      </w:r>
-    </w:p>
-    <w:p>
-      <w:pPr>
-        <w:pStyle w:val="ListParagraph"/>
-        <w:numPr>
-          <w:ilvl w:val="0"/>
-          <w:numId w:val="1"/>
-        </w:numPr>
-        <w:spacing w:after="40"/>
-      </w:pPr>
-      <w:r>
-        <w:t xml:space="preserve">id (uuid, pk)</w:t>
-      </w:r>
-    </w:p>
-    <w:p>
-      <w:pPr>
-        <w:pStyle w:val="ListParagraph"/>
-        <w:numPr>
-          <w:ilvl w:val="0"/>
-          <w:numId w:val="1"/>
-        </w:numPr>
-        <w:spacing w:after="40"/>
-      </w:pPr>
-      <w:r>
-        <w:t xml:space="preserve">payment_id (fk → PAYMENTS)</w:t>
-      </w:r>
-    </w:p>
-    <w:p>
-      <w:pPr>
-        <w:pStyle w:val="ListParagraph"/>
-        <w:numPr>
-          <w:ilvl w:val="0"/>
-          <w:numId w:val="1"/>
-        </w:numPr>
-        <w:spacing w:after="40"/>
-      </w:pPr>
-      <w:r>
-        <w:t xml:space="preserve">amount</w:t>
-      </w:r>
-    </w:p>
-    <w:p>
-      <w:pPr>
-        <w:pStyle w:val="ListParagraph"/>
-        <w:numPr>
-          <w:ilvl w:val="0"/>
-          <w:numId w:val="1"/>
-        </w:numPr>
-        <w:spacing w:after="40"/>
-      </w:pPr>
-      <w:r>
-        <w:t xml:space="preserve">reason</w:t>
-      </w:r>
-    </w:p>
-    <w:p>
-      <w:pPr>
-        <w:pStyle w:val="ListParagraph"/>
-        <w:numPr>
-          <w:ilvl w:val="0"/>
-          <w:numId w:val="1"/>
-        </w:numPr>
-        <w:spacing w:after="40"/>
-      </w:pPr>
-      <w:r>
-        <w:t xml:space="preserve">status (Pending, Completed, Failed)</w:t>
-      </w:r>
-    </w:p>
-    <w:p>
-      <w:pPr>
-        <w:pStyle w:val="ListParagraph"/>
-        <w:numPr>
-          <w:ilvl w:val="0"/>
-          <w:numId w:val="1"/>
-        </w:numPr>
-        <w:spacing w:after="40"/>
-      </w:pPr>
-      <w:r>
-        <w:t xml:space="preserve">requested_at, processed_at</w:t>
-      </w:r>
-    </w:p>
-    <w:p>
-      <w:pPr>
-        <w:spacing w:after="80"/>
-      </w:pPr>
-      <w:r>
-        <w:rPr>
-          <w:b/>
-          <w:bCs/>
-        </w:rPr>
-        <w:t xml:space="preserve">Relacionamentos: </w:t>
-      </w:r>
-      <w:r>
-        <w:t xml:space="preserve">Muitos-para-um com PAYMENTS (um pagamento pode ter mais de um estorno parcial).</w:t>
-      </w:r>
-    </w:p>
-    <w:p>
-      <w:pPr>
-        <w:spacing w:after="80"/>
-      </w:pPr>
-      <w:r>
-        <w:rPr>
-          <w:b/>
-          <w:bCs/>
-        </w:rPr>
-        <w:t xml:space="preserve">Por que foi modelado assim: </w:t>
-      </w:r>
-      <w:r>
-        <w:t xml:space="preserve">Foi criada como entidade própria, e não como um novo status em PAYMENTS, porque um estorno parcial não muda o status geral do pagamento e precisa manter seu próprio valor e motivo.</w:t>
-      </w:r>
-    </w:p>
-    <w:p>
-      <w:pPr>
-        <w:spacing w:after="40"/>
-      </w:pPr>
-      <w:r>
-        <w:rPr>
-          <w:b/>
-          <w:bCs/>
-        </w:rPr>
-        <w:t xml:space="preserve">Exemplos de uso (front-end / backend):</w:t>
-      </w:r>
-    </w:p>
-    <w:p>
-      <w:pPr>
-        <w:pStyle w:val="ListParagraph"/>
-        <w:numPr>
-          <w:ilvl w:val="0"/>
-          <w:numId w:val="1"/>
-        </w:numPr>
-        <w:spacing w:after="40"/>
-      </w:pPr>
-      <w:r>
-        <w:t xml:space="preserve">Botão "Solicitar reembolso" na tela de pedido do cliente.</w:t>
-      </w:r>
-    </w:p>
-    <w:p>
-      <w:pPr>
-        <w:pStyle w:val="ListParagraph"/>
-        <w:numPr>
-          <w:ilvl w:val="0"/>
-          <w:numId w:val="1"/>
-        </w:numPr>
-        <w:spacing w:after="40"/>
-      </w:pPr>
-      <w:r>
-        <w:t xml:space="preserve">Painel administrativo de estornos pendentes.</w:t>
-      </w:r>
-    </w:p>
-    <w:p>
-      <w:pPr>
-        <w:pStyle w:val="ListParagraph"/>
-        <w:numPr>
-          <w:ilvl w:val="0"/>
-          <w:numId w:val="1"/>
-        </w:numPr>
-        <w:spacing w:after="40"/>
-      </w:pPr>
-      <w:r>
-        <w:t xml:space="preserve">Conciliação financeira entre valor capturado e valor estornado.</w:t>
-      </w:r>
-    </w:p>
-    <w:p>
-      <w:pPr>
-        <w:spacing w:after="120"/>
-      </w:pPr>
-    </w:p>
-    <w:p>
-      <w:pPr>
-        <w:pStyle w:val="Heading1"/>
-      </w:pPr>
-      <w:r>
-        <w:t xml:space="preserve">8. Fluxo recomendado de criação e ciclo de vida de um pedido</w:t>
-      </w:r>
-    </w:p>
-    <w:p>
-      <w:pPr>
-        <w:spacing w:after="120"/>
-      </w:pPr>
-      <w:r>
-        <w:t xml:space="preserve">O fluxo abaixo resume como as entidades interagem, desde o carrinho até a entrega, reproduzindo a máquina de estados já implementada em Order.cs:</w:t>
-      </w:r>
-    </w:p>
-    <w:p>
-      <w:pPr>
-        <w:pStyle w:val="ListParagraph"/>
-        <w:numPr>
-          <w:ilvl w:val="0"/>
-          <w:numId w:val="1"/>
-        </w:numPr>
-        <w:spacing w:after="40"/>
-      </w:pPr>
-      <w:r>
-        <w:t xml:space="preserve">Cliente monta o carrinho; o front-end consulta PRODUCTS e STOCK_ITEMS.quantity_available para exibir disponibilidade.</w:t>
-      </w:r>
-    </w:p>
-    <w:p>
-      <w:pPr>
-        <w:pStyle w:val="ListParagraph"/>
-        <w:numPr>
-          <w:ilvl w:val="0"/>
-          <w:numId w:val="1"/>
-        </w:numPr>
-        <w:spacing w:after="40"/>
-      </w:pPr>
-      <w:r>
-        <w:t xml:space="preserve">No checkout, cria-se um ORDER em status Created e seus ORDER_ITEMS, copiando nome/SKU/preço/imagem do produto (snapshot).</w:t>
-      </w:r>
-    </w:p>
-    <w:p>
-      <w:pPr>
-        <w:pStyle w:val="ListParagraph"/>
-        <w:numPr>
-          <w:ilvl w:val="0"/>
-          <w:numId w:val="1"/>
-        </w:numPr>
-        <w:spacing w:after="40"/>
-      </w:pPr>
-      <w:r>
-        <w:t xml:space="preserve">O endereço escolhido em CUSTOMER_ADDRESSES é copiado para ORDER_ADDRESSES (entrega e cobrança).</w:t>
-      </w:r>
-    </w:p>
-    <w:p>
-      <w:pPr>
-        <w:pStyle w:val="ListParagraph"/>
-        <w:numPr>
-          <w:ilvl w:val="0"/>
-          <w:numId w:val="1"/>
-        </w:numPr>
-        <w:spacing w:after="40"/>
-      </w:pPr>
-      <w:r>
-        <w:t xml:space="preserve">Para cada ORDER_ITEM, o módulo de Inventory tenta criar uma INVENTORY_RESERVATION; sucesso em todos os itens move o pedido para PendingPayment (Order.RequestPayment).</w:t>
-      </w:r>
-    </w:p>
-    <w:p>
-      <w:pPr>
-        <w:pStyle w:val="ListParagraph"/>
-        <w:numPr>
-          <w:ilvl w:val="0"/>
-          <w:numId w:val="1"/>
-        </w:numPr>
-        <w:spacing w:after="40"/>
-      </w:pPr>
-      <w:r>
-        <w:t xml:space="preserve">Um PAYMENT é criado com o total do pedido e uma idempotency_key vinda do cliente; eventos do provedor chegam via PAYMENT_EVENTS.</w:t>
-      </w:r>
-    </w:p>
-    <w:p>
-      <w:pPr>
-        <w:pStyle w:val="ListParagraph"/>
-        <w:numPr>
-          <w:ilvl w:val="0"/>
-          <w:numId w:val="1"/>
-        </w:numPr>
-        <w:spacing w:after="40"/>
-      </w:pPr>
-      <w:r>
-        <w:t xml:space="preserve">Pagamento capturado → Order.Confirm() move o pedido para Confirmed e as reservas correspondentes são marcadas como Consumed; pagamento falho → Order.FailPayment() libera as reservas (Released).</w:t>
-      </w:r>
-    </w:p>
-    <w:p>
-      <w:pPr>
-        <w:pStyle w:val="ListParagraph"/>
-        <w:numPr>
-          <w:ilvl w:val="0"/>
-          <w:numId w:val="1"/>
-        </w:numPr>
-        <w:spacing w:after="40"/>
-      </w:pPr>
-      <w:r>
-        <w:t xml:space="preserve">Cada transição de Status grava uma linha em ORDER_STATUS_HISTORY, alimentando a timeline do front-end.</w:t>
-      </w:r>
-    </w:p>
-    <w:p>
-      <w:pPr>
-        <w:pStyle w:val="ListParagraph"/>
-        <w:numPr>
-          <w:ilvl w:val="0"/>
-          <w:numId w:val="1"/>
-        </w:numPr>
-        <w:spacing w:after="40"/>
-      </w:pPr>
-      <w:r>
-        <w:t xml:space="preserve">Cancelamento (Order.Cancel) só é permitido antes de Shipped/Delivered, e libera qualquer reserva ainda ativa.</w:t>
-      </w:r>
-    </w:p>
-    <w:p>
-      <w:pPr>
-        <w:pStyle w:val="Heading1"/>
-      </w:pPr>
-      <w:r>
-        <w:t xml:space="preserve">9. Exemplo prático: concorrência na reserva de estoque</w:t>
-      </w:r>
-    </w:p>
-    <w:p>
-      <w:pPr>
-        <w:spacing w:after="120"/>
-      </w:pPr>
-      <w:r>
-        <w:t xml:space="preserve">Imagine um produto com STOCK_ITEMS.quantity_on_hand = 1. Dois clientes (A e B) tentam finalizar a compra da última unidade quase simultaneamente — exatamente o cenário descrito no comentário de InventoryReservation.cs ("Stock = 1, Request A and Request B reserve concurrently").</w:t>
-      </w:r>
-    </w:p>
-    <w:p>
-      <w:pPr>
-        <w:spacing w:after="120"/>
-      </w:pPr>
-      <w:r>
-        <w:t xml:space="preserve">A criação de INVENTORY_RESERVATIONS deve ser feita dentro de uma transação que verifica quantity_available (on_hand - reserved) de forma atômica — por exemplo, com um UPDATE condicional em STOCK_ITEMS ou um índice único parcial — de modo que apenas uma das duas requisições consiga reservar a unidade. A requisição vencedora grava a reserva (status Reserved) e um STOCK_MOVEMENT do tipo ReservationCreated; a perdedora recebe erro de estoque insuficiente antes mesmo de chegar a criar um ORDER em PendingPayment.</w:t>
-      </w:r>
-    </w:p>
-    <w:p>
-      <w:pPr>
-        <w:spacing w:after="120"/>
-      </w:pPr>
-      <w:r>
-        <w:t xml:space="preserve">Esse desenho evita duas reservas simultâneas para o mesmo estoque sem exigir lock manual em toda a aplicação: a garantia vive na constraint/consulta atômica sobre STOCK_ITEMS, não em código de aplicação distribuído.</w:t>
-      </w:r>
-    </w:p>
-    <w:p>
-      <w:pPr>
-        <w:pStyle w:val="Heading1"/>
-      </w:pPr>
-      <w:r>
-        <w:t xml:space="preserve">10. Recomendações de constraints e índices</w:t>
-      </w:r>
-    </w:p>
-    <w:p>
-      <w:pPr>
-        <w:spacing w:after="120"/>
-      </w:pPr>
       <w:r>
         <w:t xml:space="preserve">Para PostgreSQL, recomenda-se complementar a modelagem com os seguintes índices e restrições de unicidade:</w:t>
       </w:r>
@@ -4732,6 +4784,19 @@
       </w:pPr>
       <w:r>
         <w:t xml:space="preserve">PRODUCT_VARIANTS.sku deve ser único.</w:t>
+      </w:r>
+    </w:p>
+    <w:p>
+      <w:pPr>
+        <w:pStyle w:val="ListParagraph"/>
+        <w:numPr>
+          <w:ilvl w:val="0"/>
+          <w:numId w:val="1"/>
+        </w:numPr>
+        <w:spacing w:after="40"/>
+      </w:pPr>
+      <w:r>
+        <w:t xml:space="preserve">ORDERS.order_number deve ser único.</w:t>
       </w:r>
     </w:p>
     <w:p>
